--- a/План разработки проекта.docx
+++ b/План разработки проекта.docx
@@ -4,32 +4,48 @@
   <w:body>
     <w:p>
       <w:pPr>
-        <w:spacing w:after="360"/>
         <w:jc w:val="center"/>
         <w:rPr>
+          <w:rFonts w:ascii="Times New Roman" w:hAnsi="Times New Roman" w:cs="Times New Roman"/>
           <w:lang w:val="ru-RU"/>
         </w:rPr>
       </w:pPr>
       <w:r>
         <w:rPr>
+          <w:rFonts w:ascii="Times New Roman" w:hAnsi="Times New Roman" w:cs="Times New Roman"/>
           <w:b/>
-          <w:color w:val="0F172A"/>
+          <w:color w:val="1B365D"/>
           <w:sz w:val="36"/>
           <w:lang w:val="ru-RU"/>
         </w:rPr>
         <w:t>ПЛАН РАЗРАБОТКИ ПРОЕКТА «КУЭТЕ»</w:t>
+      </w:r>
+      <w:r>
+        <w:rPr>
+          <w:rFonts w:ascii="Times New Roman" w:hAnsi="Times New Roman" w:cs="Times New Roman"/>
+          <w:b/>
+          <w:color w:val="1B365D"/>
+          <w:sz w:val="36"/>
+          <w:lang w:val="ru-RU"/>
+        </w:rPr>
+        <w:br/>
       </w:r>
     </w:p>
     <w:p>
       <w:pPr>
-        <w:pStyle w:val="1"/>
-        <w:spacing w:before="360" w:after="160"/>
-        <w:rPr>
+        <w:keepNext/>
+        <w:spacing w:before="240" w:after="120"/>
+        <w:rPr>
+          <w:rFonts w:ascii="Times New Roman" w:hAnsi="Times New Roman" w:cs="Times New Roman"/>
           <w:lang w:val="ru-RU"/>
         </w:rPr>
       </w:pPr>
       <w:r>
         <w:rPr>
+          <w:rFonts w:ascii="Times New Roman" w:hAnsi="Times New Roman" w:cs="Times New Roman"/>
+          <w:b/>
+          <w:color w:val="1B365D"/>
+          <w:sz w:val="28"/>
           <w:lang w:val="ru-RU"/>
         </w:rPr>
         <w:t>1. Обоснование и актуальность</w:t>
@@ -37,1226 +53,1314 @@
     </w:p>
     <w:p>
       <w:pPr>
-        <w:rPr>
+        <w:spacing w:after="120"/>
+        <w:rPr>
+          <w:rFonts w:ascii="Times New Roman" w:hAnsi="Times New Roman" w:cs="Times New Roman"/>
           <w:lang w:val="ru-RU"/>
         </w:rPr>
       </w:pPr>
       <w:r>
         <w:rPr>
-          <w:lang w:val="ru-RU"/>
-        </w:rPr>
-        <w:t xml:space="preserve">Игровая индустрия в жанре </w:t>
+          <w:rFonts w:ascii="Times New Roman" w:hAnsi="Times New Roman" w:cs="Times New Roman"/>
+          <w:b/>
+          <w:lang w:val="ru-RU"/>
+        </w:rPr>
+        <w:t xml:space="preserve">Проблема: </w:t>
+      </w:r>
+      <w:r>
+        <w:rPr>
+          <w:rFonts w:ascii="Times New Roman" w:hAnsi="Times New Roman" w:cs="Times New Roman"/>
+          <w:lang w:val="ru-RU"/>
+        </w:rPr>
+        <w:t xml:space="preserve">Современные пользователи пресыщены стандартными викторинами и </w:t>
       </w:r>
       <w:proofErr w:type="spellStart"/>
       <w:r>
         <w:rPr>
-          <w:lang w:val="ru-RU"/>
-        </w:rPr>
-        <w:t>квизов</w:t>
+          <w:rFonts w:ascii="Times New Roman" w:hAnsi="Times New Roman" w:cs="Times New Roman"/>
+          <w:lang w:val="ru-RU"/>
+        </w:rPr>
+        <w:t>квизами</w:t>
       </w:r>
       <w:proofErr w:type="spellEnd"/>
       <w:r>
         <w:rPr>
-          <w:lang w:val="ru-RU"/>
-        </w:rPr>
-        <w:t xml:space="preserve"> и викторин традиционно страдает от проблемы статического контента: вручную созданные базы вопросов быстро приедаются игрокам, а расширение контента требует больших временных и финансовых затрат разработчиков. Проект </w:t>
-      </w:r>
-      <w:r>
-        <w:rPr>
-          <w:b/>
-          <w:lang w:val="ru-RU"/>
-        </w:rPr>
-        <w:t>«</w:t>
-      </w:r>
-      <w:proofErr w:type="spellStart"/>
-      <w:r>
-        <w:rPr>
-          <w:b/>
-          <w:lang w:val="ru-RU"/>
-        </w:rPr>
-        <w:t>Куэте</w:t>
-      </w:r>
-      <w:proofErr w:type="spellEnd"/>
-      <w:r>
-        <w:rPr>
-          <w:b/>
-          <w:lang w:val="ru-RU"/>
-        </w:rPr>
-        <w:t>»</w:t>
-      </w:r>
-      <w:r>
-        <w:rPr>
-          <w:lang w:val="ru-RU"/>
-        </w:rPr>
-        <w:t xml:space="preserve"> решает эту проблему путем интеграции современных генеративных моделей искусственного интеллекта (</w:t>
-      </w:r>
-      <w:r>
-        <w:t>LLM</w:t>
-      </w:r>
-      <w:r>
-        <w:rPr>
-          <w:lang w:val="ru-RU"/>
-        </w:rPr>
-        <w:t>) для создания динамических викторин «на лету» по любой теме, заданной пользователем.</w:t>
+          <w:rFonts w:ascii="Times New Roman" w:hAnsi="Times New Roman" w:cs="Times New Roman"/>
+          <w:lang w:val="ru-RU"/>
+        </w:rPr>
+        <w:t xml:space="preserve"> с фиксированной, повторяющейся базой </w:t>
+      </w:r>
+      <w:r>
+        <w:rPr>
+          <w:rFonts w:ascii="Times New Roman" w:hAnsi="Times New Roman" w:cs="Times New Roman"/>
+          <w:lang w:val="ru-RU"/>
+        </w:rPr>
+        <w:t>вопросов. Обычные настольные и мобильные игры часто требуют платных подписок, сложной установки или не поддерживают динамическую игру в компании. Игрокам не хватает возможности проявить творчество, блефовать и напрямую влиять на игровой процесс.</w:t>
       </w:r>
     </w:p>
     <w:p>
       <w:pPr>
-        <w:rPr>
+        <w:spacing w:after="120"/>
+        <w:rPr>
+          <w:rFonts w:ascii="Times New Roman" w:hAnsi="Times New Roman" w:cs="Times New Roman"/>
           <w:lang w:val="ru-RU"/>
         </w:rPr>
       </w:pPr>
       <w:r>
         <w:rPr>
+          <w:rFonts w:ascii="Times New Roman" w:hAnsi="Times New Roman" w:cs="Times New Roman"/>
           <w:b/>
           <w:lang w:val="ru-RU"/>
         </w:rPr>
-        <w:t xml:space="preserve">Проблема целевой аудитории: </w:t>
-      </w:r>
-      <w:r>
-        <w:rPr>
-          <w:lang w:val="ru-RU"/>
-        </w:rPr>
-        <w:t>Любители настольных игр и интерактивных в</w:t>
-      </w:r>
-      <w:r>
-        <w:rPr>
-          <w:lang w:val="ru-RU"/>
-        </w:rPr>
-        <w:t xml:space="preserve">икторин в компаниях сталкиваются с нехваткой </w:t>
+        <w:t>Текущая си</w:t>
+      </w:r>
+      <w:r>
+        <w:rPr>
+          <w:rFonts w:ascii="Times New Roman" w:hAnsi="Times New Roman" w:cs="Times New Roman"/>
+          <w:b/>
+          <w:lang w:val="ru-RU"/>
+        </w:rPr>
+        <w:t xml:space="preserve">туация: </w:t>
+      </w:r>
+      <w:r>
+        <w:rPr>
+          <w:rFonts w:ascii="Times New Roman" w:hAnsi="Times New Roman" w:cs="Times New Roman"/>
+          <w:lang w:val="ru-RU"/>
+        </w:rPr>
+        <w:t xml:space="preserve">Появление </w:t>
+      </w:r>
+      <w:r>
+        <w:rPr>
+          <w:rFonts w:ascii="Times New Roman" w:hAnsi="Times New Roman" w:cs="Times New Roman"/>
+        </w:rPr>
+        <w:t>API</w:t>
+      </w:r>
+      <w:r>
+        <w:rPr>
+          <w:rFonts w:ascii="Times New Roman" w:hAnsi="Times New Roman" w:cs="Times New Roman"/>
+          <w:lang w:val="ru-RU"/>
+        </w:rPr>
+        <w:t xml:space="preserve"> </w:t>
+      </w:r>
+      <w:r>
+        <w:rPr>
+          <w:rFonts w:ascii="Times New Roman" w:hAnsi="Times New Roman" w:cs="Times New Roman"/>
+          <w:lang w:val="ru-RU"/>
+        </w:rPr>
+        <w:t>языковых моделей</w:t>
+      </w:r>
+      <w:r>
+        <w:rPr>
+          <w:rFonts w:ascii="Times New Roman" w:hAnsi="Times New Roman" w:cs="Times New Roman"/>
+          <w:lang w:val="ru-RU"/>
+        </w:rPr>
+        <w:t xml:space="preserve"> позволяет отказаться от статических баз вопросов и генерировать ун</w:t>
+      </w:r>
+      <w:r>
+        <w:rPr>
+          <w:rFonts w:ascii="Times New Roman" w:hAnsi="Times New Roman" w:cs="Times New Roman"/>
+          <w:lang w:val="ru-RU"/>
+        </w:rPr>
+        <w:t>икальный контент на любую тему на лету</w:t>
+      </w:r>
+      <w:r>
+        <w:rPr>
+          <w:rFonts w:ascii="Times New Roman" w:hAnsi="Times New Roman" w:cs="Times New Roman"/>
+          <w:lang w:val="ru-RU"/>
+        </w:rPr>
+        <w:t xml:space="preserve">. Игры с механикой блефа (такие как </w:t>
       </w:r>
       <w:proofErr w:type="spellStart"/>
       <w:r>
         <w:rPr>
-          <w:lang w:val="ru-RU"/>
-        </w:rPr>
-        <w:t>кастомизации</w:t>
+          <w:rFonts w:ascii="Times New Roman" w:hAnsi="Times New Roman" w:cs="Times New Roman"/>
+        </w:rPr>
+        <w:t>Jackbox</w:t>
       </w:r>
       <w:proofErr w:type="spellEnd"/>
       <w:r>
         <w:rPr>
-          <w:lang w:val="ru-RU"/>
-        </w:rPr>
-        <w:t xml:space="preserve">. Готовые игры быстро надоедают, а возможность сыграть по узкоспециализированным темам (профессиональный юмор, локальные </w:t>
+          <w:rFonts w:ascii="Times New Roman" w:hAnsi="Times New Roman" w:cs="Times New Roman"/>
+          <w:lang w:val="ru-RU"/>
+        </w:rPr>
+        <w:t xml:space="preserve"> </w:t>
       </w:r>
       <w:proofErr w:type="spellStart"/>
       <w:r>
         <w:rPr>
-          <w:lang w:val="ru-RU"/>
-        </w:rPr>
-        <w:t>мемы</w:t>
+          <w:rFonts w:ascii="Times New Roman" w:hAnsi="Times New Roman" w:cs="Times New Roman"/>
+        </w:rPr>
+        <w:t>Fibbage</w:t>
       </w:r>
       <w:proofErr w:type="spellEnd"/>
       <w:r>
         <w:rPr>
-          <w:lang w:val="ru-RU"/>
-        </w:rPr>
-        <w:t xml:space="preserve"> компании, конкретные научные области) отсутствует из-за отсутствия таких </w:t>
-      </w:r>
-      <w:r>
-        <w:rPr>
-          <w:lang w:val="ru-RU"/>
-        </w:rPr>
-        <w:t>викторин на рынке.</w:t>
+          <w:rFonts w:ascii="Times New Roman" w:hAnsi="Times New Roman" w:cs="Times New Roman"/>
+          <w:lang w:val="ru-RU"/>
+        </w:rPr>
+        <w:t xml:space="preserve">) имеют высокий </w:t>
+      </w:r>
+      <w:r>
+        <w:rPr>
+          <w:rFonts w:ascii="Times New Roman" w:hAnsi="Times New Roman" w:cs="Times New Roman"/>
+          <w:lang w:val="ru-RU"/>
+        </w:rPr>
+        <w:t>спрос, но зарубежные аналоги часто не поддерживают качественный русский язык, сложны в оплате или требуют постоянного высокоскоростного интернет-подключения без альтернатив.</w:t>
       </w:r>
     </w:p>
     <w:p>
       <w:pPr>
-        <w:rPr>
+        <w:spacing w:after="240"/>
+        <w:rPr>
+          <w:rFonts w:ascii="Times New Roman" w:hAnsi="Times New Roman" w:cs="Times New Roman"/>
           <w:lang w:val="ru-RU"/>
         </w:rPr>
       </w:pPr>
       <w:r>
         <w:rPr>
+          <w:rFonts w:ascii="Times New Roman" w:hAnsi="Times New Roman" w:cs="Times New Roman"/>
           <w:b/>
           <w:lang w:val="ru-RU"/>
         </w:rPr>
-        <w:t xml:space="preserve">Текущая ситуация на рынке: </w:t>
-      </w:r>
-      <w:r>
-        <w:rPr>
-          <w:lang w:val="ru-RU"/>
-        </w:rPr>
-        <w:t xml:space="preserve">Существующие викторины (например, </w:t>
+        <w:t xml:space="preserve">Ценность для пользователей: </w:t>
+      </w:r>
+      <w:r>
+        <w:rPr>
+          <w:rFonts w:ascii="Times New Roman" w:hAnsi="Times New Roman" w:cs="Times New Roman"/>
+          <w:lang w:val="ru-RU"/>
+        </w:rPr>
+        <w:t>«</w:t>
       </w:r>
       <w:proofErr w:type="spellStart"/>
       <w:r>
-        <w:t>Jackbox</w:t>
+        <w:rPr>
+          <w:rFonts w:ascii="Times New Roman" w:hAnsi="Times New Roman" w:cs="Times New Roman"/>
+          <w:lang w:val="ru-RU"/>
+        </w:rPr>
+        <w:t>Куэте</w:t>
       </w:r>
       <w:proofErr w:type="spellEnd"/>
       <w:r>
         <w:rPr>
+          <w:rFonts w:ascii="Times New Roman" w:hAnsi="Times New Roman" w:cs="Times New Roman"/>
+          <w:lang w:val="ru-RU"/>
+        </w:rPr>
+        <w:t>» решает эти проблемы, объединяя генеративный ИИ</w:t>
+      </w:r>
+      <w:r>
+        <w:rPr>
+          <w:rFonts w:ascii="Times New Roman" w:hAnsi="Times New Roman" w:cs="Times New Roman"/>
+          <w:lang w:val="ru-RU"/>
+        </w:rPr>
+        <w:t xml:space="preserve"> и психологический </w:t>
+      </w:r>
+      <w:proofErr w:type="spellStart"/>
+      <w:r>
+        <w:rPr>
+          <w:rFonts w:ascii="Times New Roman" w:hAnsi="Times New Roman" w:cs="Times New Roman"/>
+          <w:lang w:val="ru-RU"/>
+        </w:rPr>
+        <w:t>геймплей</w:t>
+      </w:r>
+      <w:proofErr w:type="spellEnd"/>
+      <w:r>
+        <w:rPr>
+          <w:rFonts w:ascii="Times New Roman" w:hAnsi="Times New Roman" w:cs="Times New Roman"/>
+          <w:lang w:val="ru-RU"/>
+        </w:rPr>
+        <w:t xml:space="preserve"> с блефом в единую, легковесную веб-платформу. Игра запускается на любом устройстве через браузер</w:t>
+      </w:r>
+      <w:r>
+        <w:rPr>
+          <w:rFonts w:ascii="Times New Roman" w:hAnsi="Times New Roman" w:cs="Times New Roman"/>
           <w:lang w:val="ru-RU"/>
         </w:rPr>
         <w:t xml:space="preserve"> </w:t>
       </w:r>
       <w:r>
-        <w:t>Party</w:t>
-      </w:r>
-      <w:r>
-        <w:rPr>
-          <w:lang w:val="ru-RU"/>
-        </w:rPr>
-        <w:t xml:space="preserve"> </w:t>
-      </w:r>
-      <w:r>
-        <w:t>Pack</w:t>
-      </w:r>
-      <w:r>
-        <w:rPr>
-          <w:lang w:val="ru-RU"/>
-        </w:rPr>
-        <w:t xml:space="preserve"> или </w:t>
+        <w:rPr>
+          <w:rFonts w:ascii="Times New Roman" w:hAnsi="Times New Roman" w:cs="Times New Roman"/>
+          <w:lang w:val="ru-RU"/>
+        </w:rPr>
+        <w:t>и автоматически переходит на локальную базу вопросов в случае отсутствия интернет</w:t>
+      </w:r>
+      <w:r>
+        <w:rPr>
+          <w:rFonts w:ascii="Times New Roman" w:hAnsi="Times New Roman" w:cs="Times New Roman"/>
+          <w:lang w:val="ru-RU"/>
+        </w:rPr>
+        <w:t>а, гарантируя ста</w:t>
+      </w:r>
+      <w:r>
+        <w:rPr>
+          <w:rFonts w:ascii="Times New Roman" w:hAnsi="Times New Roman" w:cs="Times New Roman"/>
+          <w:lang w:val="ru-RU"/>
+        </w:rPr>
+        <w:t xml:space="preserve">бильность процесса в </w:t>
       </w:r>
       <w:proofErr w:type="spellStart"/>
       <w:r>
-        <w:t>Kahoot</w:t>
+        <w:rPr>
+          <w:rFonts w:ascii="Times New Roman" w:hAnsi="Times New Roman" w:cs="Times New Roman"/>
+          <w:lang w:val="ru-RU"/>
+        </w:rPr>
+        <w:t>онлайне</w:t>
       </w:r>
       <w:proofErr w:type="spellEnd"/>
       <w:r>
         <w:rPr>
-          <w:lang w:val="ru-RU"/>
-        </w:rPr>
-        <w:t>) предлагают жестко прописанные базы вопросов. Игры с элементами ИИ часто имеют проблемы со скоростью генерации, качеством многопользовательского р</w:t>
-      </w:r>
-      <w:r>
-        <w:rPr>
-          <w:lang w:val="ru-RU"/>
-        </w:rPr>
-        <w:t>ежима в реальном времени, безопасностью сессий или ценой подписок.</w:t>
+          <w:rFonts w:ascii="Times New Roman" w:hAnsi="Times New Roman" w:cs="Times New Roman"/>
+          <w:lang w:val="ru-RU"/>
+        </w:rPr>
+        <w:t>.</w:t>
       </w:r>
     </w:p>
     <w:p>
       <w:pPr>
-        <w:rPr>
+        <w:keepNext/>
+        <w:spacing w:before="240" w:after="120"/>
+        <w:rPr>
+          <w:rFonts w:ascii="Times New Roman" w:hAnsi="Times New Roman" w:cs="Times New Roman"/>
           <w:lang w:val="ru-RU"/>
         </w:rPr>
       </w:pPr>
       <w:r>
         <w:rPr>
+          <w:rFonts w:ascii="Times New Roman" w:hAnsi="Times New Roman" w:cs="Times New Roman"/>
           <w:b/>
-          <w:lang w:val="ru-RU"/>
-        </w:rPr>
-        <w:t xml:space="preserve">Ценность для бизнеса и общества: </w:t>
-      </w:r>
-      <w:r>
-        <w:rPr>
-          <w:lang w:val="ru-RU"/>
-        </w:rPr>
-        <w:t>«</w:t>
-      </w:r>
-      <w:proofErr w:type="spellStart"/>
-      <w:r>
-        <w:rPr>
-          <w:lang w:val="ru-RU"/>
-        </w:rPr>
-        <w:t>Куэте</w:t>
-      </w:r>
-      <w:proofErr w:type="spellEnd"/>
-      <w:r>
-        <w:rPr>
-          <w:lang w:val="ru-RU"/>
-        </w:rPr>
-        <w:t xml:space="preserve">» предоставляет пользователям бесконечно </w:t>
-      </w:r>
-      <w:proofErr w:type="spellStart"/>
-      <w:r>
-        <w:rPr>
-          <w:lang w:val="ru-RU"/>
-        </w:rPr>
-        <w:t>реиграбельную</w:t>
-      </w:r>
-      <w:proofErr w:type="spellEnd"/>
-      <w:r>
-        <w:rPr>
-          <w:lang w:val="ru-RU"/>
-        </w:rPr>
-        <w:t xml:space="preserve"> соревновательную платформу, которая вовлекает людей в творческий процесс придумывания </w:t>
-      </w:r>
-      <w:proofErr w:type="spellStart"/>
-      <w:r>
-        <w:rPr>
-          <w:lang w:val="ru-RU"/>
-        </w:rPr>
-        <w:t>фейковых</w:t>
-      </w:r>
-      <w:proofErr w:type="spellEnd"/>
-      <w:r>
-        <w:rPr>
-          <w:lang w:val="ru-RU"/>
-        </w:rPr>
-        <w:t xml:space="preserve"> </w:t>
-      </w:r>
-      <w:r>
-        <w:rPr>
-          <w:lang w:val="ru-RU"/>
-        </w:rPr>
-        <w:t>ответов и блефа. Бизнес получает готовую модель недорогого интерактивного развлечения с минимальной стоимостью контента, генерируемого ИИ.</w:t>
+          <w:color w:val="1B365D"/>
+          <w:sz w:val="28"/>
+          <w:lang w:val="ru-RU"/>
+        </w:rPr>
+        <w:t>2. Цель и задачи</w:t>
       </w:r>
     </w:p>
     <w:p>
       <w:pPr>
-        <w:pStyle w:val="1"/>
-        <w:spacing w:before="360" w:after="160"/>
-        <w:rPr>
+        <w:spacing w:after="120"/>
+        <w:rPr>
+          <w:rFonts w:ascii="Times New Roman" w:hAnsi="Times New Roman" w:cs="Times New Roman"/>
           <w:lang w:val="ru-RU"/>
         </w:rPr>
       </w:pPr>
       <w:r>
         <w:rPr>
-          <w:lang w:val="ru-RU"/>
-        </w:rPr>
-        <w:t>2. Цель и задачи проекта</w:t>
+          <w:rFonts w:ascii="Times New Roman" w:hAnsi="Times New Roman" w:cs="Times New Roman"/>
+          <w:b/>
+          <w:lang w:val="ru-RU"/>
+        </w:rPr>
+        <w:t>Глобальная цель (</w:t>
+      </w:r>
+      <w:r>
+        <w:rPr>
+          <w:rFonts w:ascii="Times New Roman" w:hAnsi="Times New Roman" w:cs="Times New Roman"/>
+          <w:b/>
+        </w:rPr>
+        <w:t>SMART</w:t>
+      </w:r>
+      <w:r>
+        <w:rPr>
+          <w:rFonts w:ascii="Times New Roman" w:hAnsi="Times New Roman" w:cs="Times New Roman"/>
+          <w:b/>
+          <w:lang w:val="ru-RU"/>
+        </w:rPr>
+        <w:t xml:space="preserve">): </w:t>
+      </w:r>
+      <w:r>
+        <w:rPr>
+          <w:rFonts w:ascii="Times New Roman" w:hAnsi="Times New Roman" w:cs="Times New Roman"/>
+          <w:lang w:val="ru-RU"/>
+        </w:rPr>
+        <w:t xml:space="preserve">Разработать и развернуть локально адаптированное многопользовательское веб-приложение </w:t>
+      </w:r>
+      <w:proofErr w:type="spellStart"/>
+      <w:r>
+        <w:rPr>
+          <w:rFonts w:ascii="Times New Roman" w:hAnsi="Times New Roman" w:cs="Times New Roman"/>
+          <w:lang w:val="ru-RU"/>
+        </w:rPr>
+        <w:t>квиз</w:t>
+      </w:r>
+      <w:proofErr w:type="spellEnd"/>
+      <w:r>
+        <w:rPr>
+          <w:rFonts w:ascii="Times New Roman" w:hAnsi="Times New Roman" w:cs="Times New Roman"/>
+          <w:lang w:val="ru-RU"/>
+        </w:rPr>
+        <w:t>-игры «</w:t>
+      </w:r>
+      <w:proofErr w:type="spellStart"/>
+      <w:r>
+        <w:rPr>
+          <w:rFonts w:ascii="Times New Roman" w:hAnsi="Times New Roman" w:cs="Times New Roman"/>
+          <w:lang w:val="ru-RU"/>
+        </w:rPr>
+        <w:t>Куэте</w:t>
+      </w:r>
+      <w:proofErr w:type="spellEnd"/>
+      <w:r>
+        <w:rPr>
+          <w:rFonts w:ascii="Times New Roman" w:hAnsi="Times New Roman" w:cs="Times New Roman"/>
+          <w:lang w:val="ru-RU"/>
+        </w:rPr>
+        <w:t>» с реальным временем (</w:t>
+      </w:r>
+      <w:proofErr w:type="spellStart"/>
+      <w:r>
+        <w:rPr>
+          <w:rFonts w:ascii="Times New Roman" w:hAnsi="Times New Roman" w:cs="Times New Roman"/>
+        </w:rPr>
+        <w:t>We</w:t>
+      </w:r>
+      <w:r>
+        <w:rPr>
+          <w:rFonts w:ascii="Times New Roman" w:hAnsi="Times New Roman" w:cs="Times New Roman"/>
+        </w:rPr>
+        <w:t>bSockets</w:t>
+      </w:r>
+      <w:proofErr w:type="spellEnd"/>
+      <w:r>
+        <w:rPr>
+          <w:rFonts w:ascii="Times New Roman" w:hAnsi="Times New Roman" w:cs="Times New Roman"/>
+          <w:lang w:val="ru-RU"/>
+        </w:rPr>
+        <w:t>) и генерацией вопросов искусственным интеллектом к июню 2026 года.</w:t>
       </w:r>
     </w:p>
     <w:p>
       <w:pPr>
-        <w:rPr>
+        <w:spacing w:after="80"/>
+        <w:rPr>
+          <w:rFonts w:ascii="Times New Roman" w:hAnsi="Times New Roman" w:cs="Times New Roman"/>
           <w:lang w:val="ru-RU"/>
         </w:rPr>
       </w:pPr>
       <w:r>
         <w:rPr>
-          <w:b/>
-          <w:lang w:val="ru-RU"/>
-        </w:rPr>
-        <w:t>Глобальная цель</w:t>
-      </w:r>
-      <w:r>
-        <w:rPr>
-          <w:b/>
-          <w:lang w:val="ru-RU"/>
-        </w:rPr>
-        <w:t xml:space="preserve">: </w:t>
-      </w:r>
-      <w:r>
-        <w:rPr>
-          <w:lang w:val="ru-RU"/>
-        </w:rPr>
-        <w:t>Разработать и развернуть</w:t>
-      </w:r>
-      <w:r>
-        <w:rPr>
-          <w:lang w:val="ru-RU"/>
-        </w:rPr>
-        <w:t xml:space="preserve"> в</w:t>
-      </w:r>
-      <w:r>
-        <w:rPr>
-          <w:lang w:val="ru-RU"/>
-        </w:rPr>
-        <w:t>еб-платформу «</w:t>
-      </w:r>
-      <w:proofErr w:type="spellStart"/>
-      <w:r>
-        <w:rPr>
-          <w:lang w:val="ru-RU"/>
-        </w:rPr>
-        <w:t>Куэте</w:t>
-      </w:r>
-      <w:proofErr w:type="spellEnd"/>
-      <w:r>
-        <w:rPr>
-          <w:lang w:val="ru-RU"/>
-        </w:rPr>
-        <w:t xml:space="preserve">» для синхронных многопользовательских викторин (до 8 игроков в комнате) с динамической генерацией игровых вопросов искусственным интеллектом в реальном времени (время отклика ИИ </w:t>
-      </w:r>
-      <w:proofErr w:type="gramStart"/>
-      <w:r>
-        <w:rPr>
-          <w:lang w:val="ru-RU"/>
-        </w:rPr>
-        <w:t>&lt; 10</w:t>
-      </w:r>
-      <w:proofErr w:type="gramEnd"/>
-      <w:r>
-        <w:rPr>
-          <w:lang w:val="ru-RU"/>
-        </w:rPr>
-        <w:t xml:space="preserve"> сек) и поддержкой одиночного режима, обеспечив защиту</w:t>
-      </w:r>
-      <w:r>
-        <w:rPr>
-          <w:lang w:val="ru-RU"/>
-        </w:rPr>
-        <w:t xml:space="preserve"> пользовательских данных и защиту от сетевых угроз.</w:t>
-      </w:r>
-    </w:p>
-    <w:p>
-      <w:pPr>
-        <w:rPr>
-          <w:lang w:val="ru-RU"/>
-        </w:rPr>
-      </w:pPr>
-      <w:r>
-        <w:rPr>
-          <w:lang w:val="ru-RU"/>
-        </w:rPr>
-        <w:t>Для достижения цели поставлены следующие задачи:</w:t>
+          <w:rFonts w:ascii="Times New Roman" w:hAnsi="Times New Roman" w:cs="Times New Roman"/>
+          <w:lang w:val="ru-RU"/>
+        </w:rPr>
+        <w:t>Для достижения этой цели решаются следующие задачи:</w:t>
       </w:r>
     </w:p>
     <w:p>
       <w:pPr>
         <w:pStyle w:val="a0"/>
-        <w:rPr>
+        <w:spacing w:after="60"/>
+        <w:rPr>
+          <w:rFonts w:ascii="Times New Roman" w:hAnsi="Times New Roman" w:cs="Times New Roman"/>
           <w:lang w:val="ru-RU"/>
         </w:rPr>
       </w:pPr>
       <w:r>
         <w:rPr>
-          <w:lang w:val="ru-RU"/>
-        </w:rPr>
-        <w:t>С</w:t>
-      </w:r>
-      <w:r>
-        <w:rPr>
-          <w:lang w:val="ru-RU"/>
-        </w:rPr>
-        <w:t xml:space="preserve">проектировать </w:t>
-      </w:r>
-      <w:r>
-        <w:rPr>
-          <w:lang w:val="ru-RU"/>
-        </w:rPr>
-        <w:t xml:space="preserve">структуру БД </w:t>
-      </w:r>
-      <w:r>
-        <w:t>MySQL</w:t>
-      </w:r>
-      <w:r>
-        <w:rPr>
-          <w:lang w:val="ru-RU"/>
-        </w:rPr>
-        <w:t>.</w:t>
+          <w:rFonts w:ascii="Times New Roman" w:hAnsi="Times New Roman" w:cs="Times New Roman"/>
+          <w:lang w:val="ru-RU"/>
+        </w:rPr>
+        <w:t>Провести детальный анализ аналогов и спроектировать оптимальную игровую механику.</w:t>
       </w:r>
     </w:p>
     <w:p>
       <w:pPr>
         <w:pStyle w:val="a0"/>
-        <w:rPr>
+        <w:spacing w:after="60"/>
+        <w:rPr>
+          <w:rFonts w:ascii="Times New Roman" w:hAnsi="Times New Roman" w:cs="Times New Roman"/>
           <w:lang w:val="ru-RU"/>
         </w:rPr>
       </w:pPr>
       <w:r>
         <w:rPr>
-          <w:lang w:val="ru-RU"/>
-        </w:rPr>
-        <w:t xml:space="preserve">Разработать визуальный </w:t>
-      </w:r>
-      <w:r>
-        <w:rPr>
-          <w:lang w:val="ru-RU"/>
-        </w:rPr>
-        <w:t xml:space="preserve">стиль </w:t>
-      </w:r>
-      <w:r>
-        <w:rPr>
-          <w:lang w:val="ru-RU"/>
-        </w:rPr>
-        <w:t>и</w:t>
-      </w:r>
-      <w:r>
-        <w:rPr>
-          <w:lang w:val="ru-RU"/>
-        </w:rPr>
-        <w:t xml:space="preserve"> сверстать адаптивный интерфейс (</w:t>
-      </w:r>
-      <w:r>
-        <w:t>HTML</w:t>
-      </w:r>
-      <w:r>
-        <w:rPr>
-          <w:lang w:val="ru-RU"/>
-        </w:rPr>
-        <w:t>5/</w:t>
-      </w:r>
-      <w:r>
-        <w:t>CSS</w:t>
-      </w:r>
-      <w:r>
-        <w:rPr>
-          <w:lang w:val="ru-RU"/>
-        </w:rPr>
-        <w:t>) для смартфонов, планшетов и ПК.</w:t>
+          <w:rFonts w:ascii="Times New Roman" w:hAnsi="Times New Roman" w:cs="Times New Roman"/>
+          <w:lang w:val="ru-RU"/>
+        </w:rPr>
+        <w:t xml:space="preserve">Разработать схему базы данных </w:t>
+      </w:r>
+      <w:r>
+        <w:rPr>
+          <w:rFonts w:ascii="Times New Roman" w:hAnsi="Times New Roman" w:cs="Times New Roman"/>
+        </w:rPr>
+        <w:t>MySQL</w:t>
+      </w:r>
+      <w:r>
+        <w:rPr>
+          <w:rFonts w:ascii="Times New Roman" w:hAnsi="Times New Roman" w:cs="Times New Roman"/>
+          <w:lang w:val="ru-RU"/>
+        </w:rPr>
+        <w:t xml:space="preserve"> и структур</w:t>
+      </w:r>
+      <w:r>
+        <w:rPr>
+          <w:rFonts w:ascii="Times New Roman" w:hAnsi="Times New Roman" w:cs="Times New Roman"/>
+          <w:lang w:val="ru-RU"/>
+        </w:rPr>
+        <w:t>у индексов для обеспечения высокого быстродействия.</w:t>
       </w:r>
     </w:p>
     <w:p>
       <w:pPr>
         <w:pStyle w:val="a0"/>
-        <w:rPr>
+        <w:spacing w:after="60"/>
+        <w:rPr>
+          <w:rFonts w:ascii="Times New Roman" w:hAnsi="Times New Roman" w:cs="Times New Roman"/>
           <w:lang w:val="ru-RU"/>
         </w:rPr>
       </w:pPr>
       <w:r>
         <w:rPr>
-          <w:lang w:val="ru-RU"/>
-        </w:rPr>
-        <w:t xml:space="preserve">Реализовать </w:t>
+          <w:rFonts w:ascii="Times New Roman" w:hAnsi="Times New Roman" w:cs="Times New Roman"/>
+          <w:lang w:val="ru-RU"/>
+        </w:rPr>
+        <w:t xml:space="preserve">Интегрировать </w:t>
       </w:r>
       <w:proofErr w:type="spellStart"/>
       <w:r>
         <w:rPr>
-          <w:lang w:val="ru-RU"/>
-        </w:rPr>
-        <w:t>бэкенд</w:t>
+          <w:rFonts w:ascii="Times New Roman" w:hAnsi="Times New Roman" w:cs="Times New Roman"/>
+        </w:rPr>
+        <w:t>Groq</w:t>
       </w:r>
       <w:proofErr w:type="spellEnd"/>
       <w:r>
         <w:rPr>
-          <w:lang w:val="ru-RU"/>
-        </w:rPr>
-        <w:t xml:space="preserve">-логику на </w:t>
-      </w:r>
-      <w:r>
-        <w:t>PHP</w:t>
-      </w:r>
-      <w:r>
-        <w:rPr>
-          <w:lang w:val="ru-RU"/>
-        </w:rPr>
-        <w:t xml:space="preserve"> 8.1+ и </w:t>
+          <w:rFonts w:ascii="Times New Roman" w:hAnsi="Times New Roman" w:cs="Times New Roman"/>
+          <w:lang w:val="ru-RU"/>
+        </w:rPr>
+        <w:t xml:space="preserve"> </w:t>
+      </w:r>
+      <w:r>
+        <w:rPr>
+          <w:rFonts w:ascii="Times New Roman" w:hAnsi="Times New Roman" w:cs="Times New Roman"/>
+        </w:rPr>
+        <w:t>API</w:t>
+      </w:r>
+      <w:r>
+        <w:rPr>
+          <w:rFonts w:ascii="Times New Roman" w:hAnsi="Times New Roman" w:cs="Times New Roman"/>
+          <w:lang w:val="ru-RU"/>
+        </w:rPr>
+        <w:t xml:space="preserve"> для генерации вопросов и </w:t>
       </w:r>
       <w:proofErr w:type="spellStart"/>
       <w:r>
-        <w:t>WebSocket</w:t>
+        <w:rPr>
+          <w:rFonts w:ascii="Times New Roman" w:hAnsi="Times New Roman" w:cs="Times New Roman"/>
+          <w:lang w:val="ru-RU"/>
+        </w:rPr>
+        <w:t>фейковых</w:t>
       </w:r>
       <w:proofErr w:type="spellEnd"/>
       <w:r>
         <w:rPr>
-          <w:lang w:val="ru-RU"/>
-        </w:rPr>
-        <w:t xml:space="preserve">-сервер на базе </w:t>
-      </w:r>
-      <w:r>
-        <w:t>Ratchet</w:t>
-      </w:r>
-      <w:r>
-        <w:rPr>
-          <w:lang w:val="ru-RU"/>
-        </w:rPr>
-        <w:t xml:space="preserve"> для синхронизации игроков в реальном времени.</w:t>
+          <w:rFonts w:ascii="Times New Roman" w:hAnsi="Times New Roman" w:cs="Times New Roman"/>
+          <w:lang w:val="ru-RU"/>
+        </w:rPr>
+        <w:t xml:space="preserve"> ответов с поддержкой </w:t>
+      </w:r>
+      <w:proofErr w:type="spellStart"/>
+      <w:r>
+        <w:rPr>
+          <w:rFonts w:ascii="Times New Roman" w:hAnsi="Times New Roman" w:cs="Times New Roman"/>
+          <w:lang w:val="ru-RU"/>
+        </w:rPr>
+        <w:t>оффлайн</w:t>
+      </w:r>
+      <w:proofErr w:type="spellEnd"/>
+      <w:r>
+        <w:rPr>
+          <w:rFonts w:ascii="Times New Roman" w:hAnsi="Times New Roman" w:cs="Times New Roman"/>
+          <w:lang w:val="ru-RU"/>
+        </w:rPr>
+        <w:t>-заглушек.</w:t>
       </w:r>
     </w:p>
     <w:p>
       <w:pPr>
         <w:pStyle w:val="a0"/>
-        <w:rPr>
+        <w:spacing w:after="60"/>
+        <w:rPr>
+          <w:rFonts w:ascii="Times New Roman" w:hAnsi="Times New Roman" w:cs="Times New Roman"/>
           <w:lang w:val="ru-RU"/>
         </w:rPr>
       </w:pPr>
       <w:r>
         <w:rPr>
-          <w:lang w:val="ru-RU"/>
-        </w:rPr>
-        <w:t>Интегрировать ИИ-генерацию вопросов и вариантов ответов на б</w:t>
-      </w:r>
-      <w:r>
-        <w:rPr>
-          <w:lang w:val="ru-RU"/>
-        </w:rPr>
-        <w:t xml:space="preserve">азе </w:t>
-      </w:r>
-      <w:proofErr w:type="spellStart"/>
-      <w:r>
-        <w:t>Groq</w:t>
-      </w:r>
-      <w:proofErr w:type="spellEnd"/>
-      <w:r>
-        <w:rPr>
-          <w:lang w:val="ru-RU"/>
-        </w:rPr>
-        <w:t xml:space="preserve"> </w:t>
-      </w:r>
-      <w:r>
-        <w:t>Cloud</w:t>
-      </w:r>
-      <w:r>
-        <w:rPr>
-          <w:lang w:val="ru-RU"/>
-        </w:rPr>
-        <w:t xml:space="preserve"> </w:t>
-      </w:r>
-      <w:r>
-        <w:t>API</w:t>
-      </w:r>
-      <w:r>
-        <w:rPr>
-          <w:lang w:val="ru-RU"/>
-        </w:rPr>
-        <w:t xml:space="preserve"> (</w:t>
-      </w:r>
-      <w:r>
-        <w:t>Llama</w:t>
-      </w:r>
-      <w:r>
-        <w:rPr>
-          <w:lang w:val="ru-RU"/>
-        </w:rPr>
-        <w:t>-3.1-8</w:t>
-      </w:r>
-      <w:r>
-        <w:t>b</w:t>
-      </w:r>
-      <w:r>
-        <w:rPr>
-          <w:lang w:val="ru-RU"/>
-        </w:rPr>
-        <w:t xml:space="preserve">) с </w:t>
-      </w:r>
-      <w:r>
-        <w:t>SOCKS</w:t>
-      </w:r>
-      <w:r>
-        <w:rPr>
-          <w:lang w:val="ru-RU"/>
-        </w:rPr>
-        <w:t>5-</w:t>
-      </w:r>
-      <w:r>
-        <w:t>VPN</w:t>
-      </w:r>
-      <w:r>
-        <w:rPr>
-          <w:lang w:val="ru-RU"/>
-        </w:rPr>
-        <w:t xml:space="preserve"> и локальной </w:t>
-      </w:r>
-      <w:proofErr w:type="spellStart"/>
-      <w:r>
-        <w:rPr>
-          <w:lang w:val="ru-RU"/>
-        </w:rPr>
-        <w:t>оффлайн</w:t>
-      </w:r>
-      <w:proofErr w:type="spellEnd"/>
-      <w:r>
-        <w:rPr>
-          <w:lang w:val="ru-RU"/>
-        </w:rPr>
-        <w:t>-базой (</w:t>
-      </w:r>
-      <w:r>
-        <w:t>AI</w:t>
-      </w:r>
-      <w:r>
-        <w:rPr>
-          <w:lang w:val="ru-RU"/>
-        </w:rPr>
-        <w:t xml:space="preserve"> </w:t>
-      </w:r>
-      <w:r>
-        <w:t>Fallback</w:t>
-      </w:r>
-      <w:r>
-        <w:rPr>
-          <w:lang w:val="ru-RU"/>
-        </w:rPr>
-        <w:t>).</w:t>
+          <w:rFonts w:ascii="Times New Roman" w:hAnsi="Times New Roman" w:cs="Times New Roman"/>
+          <w:lang w:val="ru-RU"/>
+        </w:rPr>
+        <w:t xml:space="preserve">Сверстать </w:t>
+      </w:r>
+      <w:r>
+        <w:rPr>
+          <w:rFonts w:ascii="Times New Roman" w:hAnsi="Times New Roman" w:cs="Times New Roman"/>
+          <w:lang w:val="ru-RU"/>
+        </w:rPr>
+        <w:t xml:space="preserve">адаптивный </w:t>
+      </w:r>
+      <w:r>
+        <w:rPr>
+          <w:rFonts w:ascii="Times New Roman" w:hAnsi="Times New Roman" w:cs="Times New Roman"/>
+          <w:lang w:val="ru-RU"/>
+        </w:rPr>
+        <w:t>интерфейс, корректно отображающийся на ПК, планшетах и смартфонах.</w:t>
+      </w:r>
+    </w:p>
+    <w:p>
+      <w:pPr>
+        <w:spacing w:after="120"/>
+        <w:rPr>
+          <w:rFonts w:ascii="Times New Roman" w:hAnsi="Times New Roman" w:cs="Times New Roman"/>
+          <w:lang w:val="ru-RU"/>
+        </w:rPr>
+      </w:pPr>
+    </w:p>
+    <w:p>
+      <w:pPr>
+        <w:keepNext/>
+        <w:spacing w:before="240" w:after="120"/>
+        <w:rPr>
+          <w:rFonts w:ascii="Times New Roman" w:hAnsi="Times New Roman" w:cs="Times New Roman"/>
+          <w:lang w:val="ru-RU"/>
+        </w:rPr>
+      </w:pPr>
+      <w:r>
+        <w:rPr>
+          <w:rFonts w:ascii="Times New Roman" w:hAnsi="Times New Roman" w:cs="Times New Roman"/>
+          <w:b/>
+          <w:color w:val="1B365D"/>
+          <w:sz w:val="28"/>
+          <w:lang w:val="ru-RU"/>
+        </w:rPr>
+        <w:t>3. Проблематика и с</w:t>
+      </w:r>
+      <w:r>
+        <w:rPr>
+          <w:rFonts w:ascii="Times New Roman" w:hAnsi="Times New Roman" w:cs="Times New Roman"/>
+          <w:b/>
+          <w:color w:val="1B365D"/>
+          <w:sz w:val="28"/>
+          <w:lang w:val="ru-RU"/>
+        </w:rPr>
+        <w:t>ложности при разработке (риски)</w:t>
+      </w:r>
+    </w:p>
+    <w:p>
+      <w:pPr>
+        <w:spacing w:after="120"/>
+        <w:rPr>
+          <w:rFonts w:ascii="Times New Roman" w:hAnsi="Times New Roman" w:cs="Times New Roman"/>
+          <w:lang w:val="ru-RU"/>
+        </w:rPr>
+      </w:pPr>
+      <w:r>
+        <w:rPr>
+          <w:rFonts w:ascii="Times New Roman" w:hAnsi="Times New Roman" w:cs="Times New Roman"/>
+          <w:lang w:val="ru-RU"/>
+        </w:rPr>
+        <w:t>В ходе разработки учитывались ключевые риски и были заложены системные пути их минимизации:</w:t>
       </w:r>
     </w:p>
     <w:p>
       <w:pPr>
         <w:pStyle w:val="a0"/>
-        <w:rPr>
+        <w:spacing w:after="80"/>
+        <w:rPr>
+          <w:rFonts w:ascii="Times New Roman" w:hAnsi="Times New Roman" w:cs="Times New Roman"/>
           <w:lang w:val="ru-RU"/>
         </w:rPr>
       </w:pPr>
       <w:r>
         <w:rPr>
-          <w:lang w:val="ru-RU"/>
-        </w:rPr>
-        <w:t>Провести комплексн</w:t>
-      </w:r>
-      <w:r>
-        <w:rPr>
-          <w:lang w:val="ru-RU"/>
-        </w:rPr>
-        <w:t xml:space="preserve">ое функциональное, </w:t>
-      </w:r>
-      <w:proofErr w:type="spellStart"/>
-      <w:r>
-        <w:rPr>
-          <w:lang w:val="ru-RU"/>
-        </w:rPr>
-        <w:t>юзабилити</w:t>
-      </w:r>
-      <w:proofErr w:type="spellEnd"/>
-      <w:r>
-        <w:rPr>
-          <w:lang w:val="ru-RU"/>
-        </w:rPr>
-        <w:t xml:space="preserve"> и нагрузочное тестирование системы.</w:t>
+          <w:rFonts w:ascii="Times New Roman" w:hAnsi="Times New Roman" w:cs="Times New Roman"/>
+          <w:b/>
+          <w:lang w:val="ru-RU"/>
+        </w:rPr>
+        <w:t xml:space="preserve">Технический: Задержка генерации ИИ (4-10 секунд). </w:t>
+      </w:r>
+      <w:r>
+        <w:rPr>
+          <w:rFonts w:ascii="Times New Roman" w:hAnsi="Times New Roman" w:cs="Times New Roman"/>
+          <w:lang w:val="ru-RU"/>
+        </w:rPr>
+        <w:t xml:space="preserve">Решение: </w:t>
+      </w:r>
+      <w:r>
+        <w:rPr>
+          <w:rFonts w:ascii="Times New Roman" w:hAnsi="Times New Roman" w:cs="Times New Roman"/>
+          <w:lang w:val="ru-RU"/>
+        </w:rPr>
+        <w:t xml:space="preserve">Игроки видят статус </w:t>
+      </w:r>
+      <w:r>
+        <w:rPr>
+          <w:rFonts w:ascii="Times New Roman" w:hAnsi="Times New Roman" w:cs="Times New Roman"/>
+          <w:lang w:val="ru-RU"/>
+        </w:rPr>
+        <w:t>«Генерируем вопрос...», что предотвращает повторные отправки и снимает тревожность.</w:t>
       </w:r>
     </w:p>
     <w:p>
       <w:pPr>
         <w:pStyle w:val="a0"/>
-        <w:rPr>
+        <w:spacing w:after="80"/>
+        <w:rPr>
+          <w:rFonts w:ascii="Times New Roman" w:hAnsi="Times New Roman" w:cs="Times New Roman"/>
           <w:lang w:val="ru-RU"/>
         </w:rPr>
       </w:pPr>
       <w:r>
         <w:rPr>
-          <w:lang w:val="ru-RU"/>
-        </w:rPr>
-        <w:t xml:space="preserve">Развернуть проект на </w:t>
-      </w:r>
-      <w:r>
-        <w:t>VPS</w:t>
-      </w:r>
-      <w:r>
-        <w:rPr>
-          <w:lang w:val="ru-RU"/>
-        </w:rPr>
-        <w:t>-сервере (</w:t>
-      </w:r>
-      <w:r>
-        <w:t>Nginx</w:t>
-      </w:r>
-      <w:r>
-        <w:rPr>
-          <w:lang w:val="ru-RU"/>
-        </w:rPr>
-        <w:t xml:space="preserve">, </w:t>
+          <w:rFonts w:ascii="Times New Roman" w:hAnsi="Times New Roman" w:cs="Times New Roman"/>
+          <w:b/>
+          <w:lang w:val="ru-RU"/>
+        </w:rPr>
+        <w:t>Технический: Перебои с сетью/</w:t>
       </w:r>
       <w:proofErr w:type="spellStart"/>
       <w:r>
-        <w:t>systemd</w:t>
+        <w:rPr>
+          <w:rFonts w:ascii="Times New Roman" w:hAnsi="Times New Roman" w:cs="Times New Roman"/>
+          <w:b/>
+        </w:rPr>
+        <w:t>Groq</w:t>
       </w:r>
       <w:proofErr w:type="spellEnd"/>
       <w:r>
         <w:rPr>
-          <w:lang w:val="ru-RU"/>
-        </w:rPr>
-        <w:t xml:space="preserve">, </w:t>
-      </w:r>
-      <w:r>
-        <w:t>SSL</w:t>
-      </w:r>
-      <w:r>
-        <w:rPr>
-          <w:lang w:val="ru-RU"/>
-        </w:rPr>
-        <w:t>) и передать в промышленную эксплуатацию.</w:t>
-      </w:r>
-    </w:p>
-    <w:p>
-      <w:pPr>
-        <w:pStyle w:val="1"/>
-        <w:spacing w:before="360" w:after="160"/>
-        <w:rPr>
-          <w:lang w:val="ru-RU"/>
-        </w:rPr>
-      </w:pPr>
-      <w:r>
-        <w:rPr>
-          <w:lang w:val="ru-RU"/>
-        </w:rPr>
-        <w:lastRenderedPageBreak/>
-        <w:t>3. Проблематика и сложности при разработке (риски)</w:t>
+          <w:rFonts w:ascii="Times New Roman" w:hAnsi="Times New Roman" w:cs="Times New Roman"/>
+          <w:b/>
+          <w:lang w:val="ru-RU"/>
+        </w:rPr>
+        <w:t xml:space="preserve"> </w:t>
+      </w:r>
+      <w:r>
+        <w:rPr>
+          <w:rFonts w:ascii="Times New Roman" w:hAnsi="Times New Roman" w:cs="Times New Roman"/>
+          <w:b/>
+        </w:rPr>
+        <w:t>API</w:t>
+      </w:r>
+      <w:r>
+        <w:rPr>
+          <w:rFonts w:ascii="Times New Roman" w:hAnsi="Times New Roman" w:cs="Times New Roman"/>
+          <w:b/>
+          <w:lang w:val="ru-RU"/>
+        </w:rPr>
+        <w:t xml:space="preserve"> или исчерпание лимитов. </w:t>
+      </w:r>
+      <w:r>
+        <w:rPr>
+          <w:rFonts w:ascii="Times New Roman" w:hAnsi="Times New Roman" w:cs="Times New Roman"/>
+          <w:lang w:val="ru-RU"/>
+        </w:rPr>
+        <w:t xml:space="preserve">Решение: Интегрирован </w:t>
+      </w:r>
+      <w:proofErr w:type="spellStart"/>
+      <w:r>
+        <w:rPr>
+          <w:rFonts w:ascii="Times New Roman" w:hAnsi="Times New Roman" w:cs="Times New Roman"/>
+          <w:lang w:val="ru-RU"/>
+        </w:rPr>
+        <w:t>оффлайн</w:t>
+      </w:r>
+      <w:proofErr w:type="spellEnd"/>
+      <w:r>
+        <w:rPr>
+          <w:rFonts w:ascii="Times New Roman" w:hAnsi="Times New Roman" w:cs="Times New Roman"/>
+          <w:lang w:val="ru-RU"/>
+        </w:rPr>
+        <w:t xml:space="preserve"> </w:t>
+      </w:r>
+      <w:r>
+        <w:rPr>
+          <w:rFonts w:ascii="Times New Roman" w:hAnsi="Times New Roman" w:cs="Times New Roman"/>
+          <w:lang w:val="ru-RU"/>
+        </w:rPr>
+        <w:t xml:space="preserve">движок </w:t>
+      </w:r>
+      <w:r>
+        <w:rPr>
+          <w:rFonts w:ascii="Times New Roman" w:hAnsi="Times New Roman" w:cs="Times New Roman"/>
+          <w:lang w:val="ru-RU"/>
+        </w:rPr>
+        <w:t xml:space="preserve">по 12 категориям с </w:t>
+      </w:r>
+      <w:r>
+        <w:rPr>
+          <w:rFonts w:ascii="Times New Roman" w:hAnsi="Times New Roman" w:cs="Times New Roman"/>
+        </w:rPr>
+        <w:t>fuzzy</w:t>
+      </w:r>
+      <w:r>
+        <w:rPr>
+          <w:rFonts w:ascii="Times New Roman" w:hAnsi="Times New Roman" w:cs="Times New Roman"/>
+          <w:lang w:val="ru-RU"/>
+        </w:rPr>
+        <w:t xml:space="preserve">-поиском по ключевым словам. </w:t>
       </w:r>
     </w:p>
     <w:p>
       <w:pPr>
         <w:pStyle w:val="a0"/>
-        <w:rPr>
+        <w:spacing w:after="80"/>
+        <w:rPr>
+          <w:rFonts w:ascii="Times New Roman" w:hAnsi="Times New Roman" w:cs="Times New Roman"/>
           <w:lang w:val="ru-RU"/>
         </w:rPr>
       </w:pPr>
       <w:r>
         <w:rPr>
+          <w:rFonts w:ascii="Times New Roman" w:hAnsi="Times New Roman" w:cs="Times New Roman"/>
           <w:b/>
           <w:lang w:val="ru-RU"/>
         </w:rPr>
-        <w:t>Технический риск: Задержки генерации ИИ (от 4</w:t>
-      </w:r>
-      <w:r>
-        <w:rPr>
+        <w:lastRenderedPageBreak/>
+        <w:t xml:space="preserve">Сетевой: Разрыв сокет-соединения на мобильных устройствах. </w:t>
+      </w:r>
+      <w:r>
+        <w:rPr>
+          <w:rFonts w:ascii="Times New Roman" w:hAnsi="Times New Roman" w:cs="Times New Roman"/>
+          <w:lang w:val="ru-RU"/>
+        </w:rPr>
+        <w:t xml:space="preserve">Решение: Реализован автоматический переход клиента на резервный </w:t>
+      </w:r>
+      <w:r>
+        <w:rPr>
+          <w:rFonts w:ascii="Times New Roman" w:hAnsi="Times New Roman" w:cs="Times New Roman"/>
+        </w:rPr>
+        <w:t>AJAX</w:t>
+      </w:r>
+      <w:r>
+        <w:rPr>
+          <w:rFonts w:ascii="Times New Roman" w:hAnsi="Times New Roman" w:cs="Times New Roman"/>
+          <w:lang w:val="ru-RU"/>
+        </w:rPr>
+        <w:t xml:space="preserve">-опрос </w:t>
+      </w:r>
+      <w:r>
+        <w:rPr>
+          <w:rFonts w:ascii="Times New Roman" w:hAnsi="Times New Roman" w:cs="Times New Roman"/>
+          <w:lang w:val="ru-RU"/>
+        </w:rPr>
+        <w:t xml:space="preserve">каждые 10 секунд при потере </w:t>
+      </w:r>
+      <w:proofErr w:type="spellStart"/>
+      <w:r>
+        <w:rPr>
+          <w:rFonts w:ascii="Times New Roman" w:hAnsi="Times New Roman" w:cs="Times New Roman"/>
+        </w:rPr>
+        <w:t>WebSocket</w:t>
+      </w:r>
+      <w:proofErr w:type="spellEnd"/>
+      <w:r>
+        <w:rPr>
+          <w:rFonts w:ascii="Times New Roman" w:hAnsi="Times New Roman" w:cs="Times New Roman"/>
+          <w:lang w:val="ru-RU"/>
+        </w:rPr>
+        <w:t>.</w:t>
+      </w:r>
+    </w:p>
+    <w:p>
+      <w:pPr>
+        <w:spacing w:after="120"/>
+        <w:rPr>
+          <w:rFonts w:ascii="Times New Roman" w:hAnsi="Times New Roman" w:cs="Times New Roman"/>
+          <w:lang w:val="ru-RU"/>
+        </w:rPr>
+      </w:pPr>
+    </w:p>
+    <w:p>
+      <w:pPr>
+        <w:keepNext/>
+        <w:spacing w:before="240" w:after="120"/>
+        <w:rPr>
+          <w:rFonts w:ascii="Times New Roman" w:hAnsi="Times New Roman" w:cs="Times New Roman"/>
+          <w:lang w:val="ru-RU"/>
+        </w:rPr>
+      </w:pPr>
+      <w:r>
+        <w:rPr>
+          <w:rFonts w:ascii="Times New Roman" w:hAnsi="Times New Roman" w:cs="Times New Roman"/>
           <w:b/>
-          <w:lang w:val="ru-RU"/>
-        </w:rPr>
-        <w:t xml:space="preserve"> до 10 сек) могут приводить к зависанию игрового процесса.</w:t>
-      </w:r>
-      <w:r>
-        <w:rPr>
+          <w:color w:val="1B365D"/>
+          <w:sz w:val="28"/>
+          <w:lang w:val="ru-RU"/>
+        </w:rPr>
+        <w:t>4. Целевая аудитория</w:t>
+      </w:r>
+    </w:p>
+    <w:p>
+      <w:pPr>
+        <w:spacing w:after="120"/>
+        <w:rPr>
+          <w:rFonts w:ascii="Times New Roman" w:hAnsi="Times New Roman" w:cs="Times New Roman"/>
+          <w:lang w:val="ru-RU"/>
+        </w:rPr>
+      </w:pPr>
+      <w:r>
+        <w:rPr>
+          <w:rFonts w:ascii="Times New Roman" w:hAnsi="Times New Roman" w:cs="Times New Roman"/>
           <w:b/>
           <w:lang w:val="ru-RU"/>
         </w:rPr>
-        <w:br/>
-      </w:r>
-      <w:r>
-        <w:rPr>
-          <w:lang w:val="ru-RU"/>
-        </w:rPr>
-        <w:t xml:space="preserve">Решение: Внедрение оверлея ожидания через </w:t>
+        <w:t xml:space="preserve">Портрет пользователя: </w:t>
+      </w:r>
+      <w:r>
+        <w:rPr>
+          <w:rFonts w:ascii="Times New Roman" w:hAnsi="Times New Roman" w:cs="Times New Roman"/>
+          <w:lang w:val="ru-RU"/>
+        </w:rPr>
+        <w:t xml:space="preserve">Молодые люди в возрасте от 18 до 35 лет, любящие настольные игры, викторины, </w:t>
       </w:r>
       <w:proofErr w:type="spellStart"/>
       <w:r>
         <w:rPr>
-          <w:lang w:val="ru-RU"/>
-        </w:rPr>
-        <w:t>лок</w:t>
+          <w:rFonts w:ascii="Times New Roman" w:hAnsi="Times New Roman" w:cs="Times New Roman"/>
+        </w:rPr>
+        <w:t>Jackbox</w:t>
       </w:r>
       <w:proofErr w:type="spellEnd"/>
       <w:r>
         <w:rPr>
-          <w:lang w:val="ru-RU"/>
-        </w:rPr>
-        <w:t xml:space="preserve">-файлы на сервере и транзакционное создание неактивного «вопроса-заглушки» в БД, чтобы предотвратить </w:t>
-      </w:r>
-      <w:r>
-        <w:t>race</w:t>
-      </w:r>
-      <w:r>
-        <w:rPr>
+          <w:rFonts w:ascii="Times New Roman" w:hAnsi="Times New Roman" w:cs="Times New Roman"/>
           <w:lang w:val="ru-RU"/>
         </w:rPr>
         <w:t xml:space="preserve"> </w:t>
       </w:r>
       <w:r>
-        <w:t>condition</w:t>
-      </w:r>
-      <w:r>
-        <w:rPr>
+        <w:rPr>
+          <w:rFonts w:ascii="Times New Roman" w:hAnsi="Times New Roman" w:cs="Times New Roman"/>
+        </w:rPr>
+        <w:t>Party</w:t>
+      </w:r>
+      <w:r>
+        <w:rPr>
+          <w:rFonts w:ascii="Times New Roman" w:hAnsi="Times New Roman" w:cs="Times New Roman"/>
+          <w:lang w:val="ru-RU"/>
+        </w:rPr>
+        <w:t xml:space="preserve"> </w:t>
+      </w:r>
+      <w:r>
+        <w:rPr>
+          <w:rFonts w:ascii="Times New Roman" w:hAnsi="Times New Roman" w:cs="Times New Roman"/>
+        </w:rPr>
+        <w:t>Pack</w:t>
+      </w:r>
+      <w:r>
+        <w:rPr>
+          <w:rFonts w:ascii="Times New Roman" w:hAnsi="Times New Roman" w:cs="Times New Roman"/>
           <w:lang w:val="ru-RU"/>
         </w:rPr>
         <w:t>.</w:t>
+      </w:r>
+      <w:r>
+        <w:rPr>
+          <w:rFonts w:ascii="Times New Roman" w:hAnsi="Times New Roman" w:cs="Times New Roman"/>
+          <w:lang w:val="ru-RU"/>
+        </w:rPr>
+        <w:t xml:space="preserve"> Основная боль — поиск простых игр для компании, не требующих покупки консолей или установки приложений.</w:t>
+      </w:r>
+    </w:p>
+    <w:p>
+      <w:pPr>
+        <w:spacing w:after="80"/>
+        <w:rPr>
+          <w:rFonts w:ascii="Times New Roman" w:hAnsi="Times New Roman" w:cs="Times New Roman"/>
+        </w:rPr>
+      </w:pPr>
+      <w:proofErr w:type="spellStart"/>
+      <w:r>
+        <w:rPr>
+          <w:rFonts w:ascii="Times New Roman" w:hAnsi="Times New Roman" w:cs="Times New Roman"/>
+        </w:rPr>
+        <w:t>Сегменты</w:t>
+      </w:r>
+      <w:proofErr w:type="spellEnd"/>
+      <w:r>
+        <w:rPr>
+          <w:rFonts w:ascii="Times New Roman" w:hAnsi="Times New Roman" w:cs="Times New Roman"/>
+        </w:rPr>
+        <w:t xml:space="preserve"> </w:t>
+      </w:r>
+      <w:proofErr w:type="spellStart"/>
+      <w:r>
+        <w:rPr>
+          <w:rFonts w:ascii="Times New Roman" w:hAnsi="Times New Roman" w:cs="Times New Roman"/>
+        </w:rPr>
+        <w:t>целевой</w:t>
+      </w:r>
+      <w:proofErr w:type="spellEnd"/>
+      <w:r>
+        <w:rPr>
+          <w:rFonts w:ascii="Times New Roman" w:hAnsi="Times New Roman" w:cs="Times New Roman"/>
+        </w:rPr>
+        <w:t xml:space="preserve"> </w:t>
+      </w:r>
+      <w:proofErr w:type="spellStart"/>
+      <w:r>
+        <w:rPr>
+          <w:rFonts w:ascii="Times New Roman" w:hAnsi="Times New Roman" w:cs="Times New Roman"/>
+        </w:rPr>
+        <w:t>аудитории</w:t>
+      </w:r>
+      <w:proofErr w:type="spellEnd"/>
+      <w:r>
+        <w:rPr>
+          <w:rFonts w:ascii="Times New Roman" w:hAnsi="Times New Roman" w:cs="Times New Roman"/>
+        </w:rPr>
+        <w:t>:</w:t>
       </w:r>
     </w:p>
     <w:p>
       <w:pPr>
         <w:pStyle w:val="a0"/>
-        <w:rPr>
+        <w:spacing w:after="60"/>
+        <w:rPr>
+          <w:rFonts w:ascii="Times New Roman" w:hAnsi="Times New Roman" w:cs="Times New Roman"/>
           <w:lang w:val="ru-RU"/>
         </w:rPr>
       </w:pPr>
       <w:r>
         <w:rPr>
+          <w:rFonts w:ascii="Times New Roman" w:hAnsi="Times New Roman" w:cs="Times New Roman"/>
           <w:b/>
           <w:lang w:val="ru-RU"/>
         </w:rPr>
-        <w:t>Технический риск: Временная недосту</w:t>
-      </w:r>
-      <w:r>
-        <w:rPr>
-          <w:b/>
-          <w:lang w:val="ru-RU"/>
-        </w:rPr>
-        <w:t xml:space="preserve">пность </w:t>
-      </w:r>
-      <w:proofErr w:type="spellStart"/>
-      <w:r>
-        <w:rPr>
-          <w:b/>
-        </w:rPr>
-        <w:t>Groq</w:t>
-      </w:r>
-      <w:proofErr w:type="spellEnd"/>
-      <w:r>
-        <w:rPr>
-          <w:b/>
-          <w:lang w:val="ru-RU"/>
-        </w:rPr>
-        <w:t xml:space="preserve"> </w:t>
-      </w:r>
-      <w:r>
-        <w:rPr>
-          <w:b/>
-        </w:rPr>
-        <w:t>API</w:t>
-      </w:r>
-      <w:r>
-        <w:rPr>
-          <w:b/>
-          <w:lang w:val="ru-RU"/>
-        </w:rPr>
-        <w:t xml:space="preserve"> ИИ или обрыв </w:t>
-      </w:r>
-      <w:proofErr w:type="spellStart"/>
-      <w:r>
-        <w:rPr>
-          <w:b/>
-          <w:lang w:val="ru-RU"/>
-        </w:rPr>
-        <w:t>интернет-соединения</w:t>
-      </w:r>
-      <w:proofErr w:type="spellEnd"/>
-      <w:r>
-        <w:rPr>
-          <w:b/>
-          <w:lang w:val="ru-RU"/>
-        </w:rPr>
-        <w:t>.</w:t>
-      </w:r>
-      <w:r>
-        <w:rPr>
-          <w:b/>
-          <w:lang w:val="ru-RU"/>
-        </w:rPr>
-        <w:br/>
-      </w:r>
-      <w:r>
-        <w:rPr>
-          <w:lang w:val="ru-RU"/>
-        </w:rPr>
-        <w:t xml:space="preserve">Решение: Разработка локальной </w:t>
-      </w:r>
-      <w:proofErr w:type="spellStart"/>
-      <w:r>
-        <w:rPr>
-          <w:lang w:val="ru-RU"/>
-        </w:rPr>
-        <w:t>оффлайн</w:t>
-      </w:r>
-      <w:proofErr w:type="spellEnd"/>
-      <w:r>
-        <w:rPr>
-          <w:lang w:val="ru-RU"/>
-        </w:rPr>
-        <w:t>-базы качественных вопросов (</w:t>
-      </w:r>
-      <w:r>
-        <w:t>AI</w:t>
-      </w:r>
-      <w:r>
-        <w:rPr>
-          <w:lang w:val="ru-RU"/>
-        </w:rPr>
-        <w:t xml:space="preserve"> </w:t>
-      </w:r>
-      <w:r>
-        <w:t>Fallback</w:t>
-      </w:r>
-      <w:r>
-        <w:rPr>
-          <w:lang w:val="ru-RU"/>
-        </w:rPr>
-        <w:t xml:space="preserve">) по 12 ключевым темам со встроенным </w:t>
-      </w:r>
-      <w:r>
-        <w:t>Fuzzy</w:t>
-      </w:r>
-      <w:r>
-        <w:rPr>
-          <w:lang w:val="ru-RU"/>
-        </w:rPr>
-        <w:t>-поиском.</w:t>
+        <w:t>Создатели лобби (Хосты):</w:t>
+      </w:r>
+      <w:r>
+        <w:rPr>
+          <w:rFonts w:ascii="Times New Roman" w:hAnsi="Times New Roman" w:cs="Times New Roman"/>
+          <w:lang w:val="ru-RU"/>
+        </w:rPr>
+        <w:t xml:space="preserve"> Активные</w:t>
+      </w:r>
+      <w:r>
+        <w:rPr>
+          <w:rFonts w:ascii="Times New Roman" w:hAnsi="Times New Roman" w:cs="Times New Roman"/>
+          <w:lang w:val="ru-RU"/>
+        </w:rPr>
+        <w:t xml:space="preserve"> организаторы совместного досуга. Управляют комнатой, регулируют лимиты игроков, время таймера и запускают матч.</w:t>
       </w:r>
     </w:p>
     <w:p>
       <w:pPr>
         <w:pStyle w:val="a0"/>
-        <w:rPr>
-          <w:lang w:val="ru-RU"/>
+        <w:spacing w:after="60"/>
+        <w:rPr>
+          <w:rFonts w:ascii="Times New Roman" w:hAnsi="Times New Roman" w:cs="Times New Roman"/>
         </w:rPr>
       </w:pPr>
       <w:r>
         <w:rPr>
+          <w:rFonts w:ascii="Times New Roman" w:hAnsi="Times New Roman" w:cs="Times New Roman"/>
           <w:b/>
           <w:lang w:val="ru-RU"/>
         </w:rPr>
-        <w:t>Технический риск: Нестабильное сокет-соединение у игроков на мобильных устрой</w:t>
-      </w:r>
-      <w:r>
-        <w:rPr>
-          <w:b/>
-          <w:lang w:val="ru-RU"/>
-        </w:rPr>
-        <w:t>ствах.</w:t>
-      </w:r>
-      <w:r>
-        <w:rPr>
-          <w:b/>
-          <w:lang w:val="ru-RU"/>
-        </w:rPr>
-        <w:br/>
-      </w:r>
-      <w:r>
-        <w:rPr>
-          <w:lang w:val="ru-RU"/>
-        </w:rPr>
-        <w:t>Решение: Внедрение умного опросника (</w:t>
-      </w:r>
-      <w:r>
-        <w:t>Smart</w:t>
-      </w:r>
-      <w:r>
-        <w:rPr>
-          <w:lang w:val="ru-RU"/>
+        <w:t>Игроки в компании:</w:t>
+      </w:r>
+      <w:r>
+        <w:rPr>
+          <w:rFonts w:ascii="Times New Roman" w:hAnsi="Times New Roman" w:cs="Times New Roman"/>
+          <w:lang w:val="ru-RU"/>
+        </w:rPr>
+        <w:t xml:space="preserve"> Участники </w:t>
+      </w:r>
+      <w:proofErr w:type="spellStart"/>
+      <w:r>
+        <w:rPr>
+          <w:rFonts w:ascii="Times New Roman" w:hAnsi="Times New Roman" w:cs="Times New Roman"/>
+          <w:lang w:val="ru-RU"/>
+        </w:rPr>
+        <w:t>квиза</w:t>
+      </w:r>
+      <w:proofErr w:type="spellEnd"/>
+      <w:r>
+        <w:rPr>
+          <w:rFonts w:ascii="Times New Roman" w:hAnsi="Times New Roman" w:cs="Times New Roman"/>
+          <w:lang w:val="ru-RU"/>
+        </w:rPr>
+        <w:t xml:space="preserve">, играющие со смартфонов или ПК. </w:t>
+      </w:r>
+      <w:proofErr w:type="spellStart"/>
+      <w:r>
+        <w:rPr>
+          <w:rFonts w:ascii="Times New Roman" w:hAnsi="Times New Roman" w:cs="Times New Roman"/>
+        </w:rPr>
+        <w:t>Важен</w:t>
+      </w:r>
+      <w:proofErr w:type="spellEnd"/>
+      <w:r>
+        <w:rPr>
+          <w:rFonts w:ascii="Times New Roman" w:hAnsi="Times New Roman" w:cs="Times New Roman"/>
         </w:rPr>
         <w:t xml:space="preserve"> </w:t>
       </w:r>
-      <w:r>
-        <w:t>Fallback</w:t>
-      </w:r>
-      <w:r>
-        <w:rPr>
-          <w:lang w:val="ru-RU"/>
+      <w:proofErr w:type="spellStart"/>
+      <w:r>
+        <w:rPr>
+          <w:rFonts w:ascii="Times New Roman" w:hAnsi="Times New Roman" w:cs="Times New Roman"/>
+        </w:rPr>
+        <w:t>быстрый</w:t>
+      </w:r>
+      <w:proofErr w:type="spellEnd"/>
+      <w:r>
+        <w:rPr>
+          <w:rFonts w:ascii="Times New Roman" w:hAnsi="Times New Roman" w:cs="Times New Roman"/>
         </w:rPr>
         <w:t xml:space="preserve"> </w:t>
       </w:r>
-      <w:r>
-        <w:t>Polling</w:t>
-      </w:r>
-      <w:r>
-        <w:rPr>
-          <w:lang w:val="ru-RU"/>
-        </w:rPr>
-        <w:t xml:space="preserve">) на </w:t>
-      </w:r>
-      <w:r>
-        <w:t>AJAX</w:t>
-      </w:r>
-      <w:r>
-        <w:rPr>
-          <w:lang w:val="ru-RU"/>
-        </w:rPr>
-        <w:t xml:space="preserve"> с 10-секундным интервалом, активирующегося только при разрыве </w:t>
-      </w:r>
       <w:proofErr w:type="spellStart"/>
       <w:r>
-        <w:t>WebSocket</w:t>
+        <w:rPr>
+          <w:rFonts w:ascii="Times New Roman" w:hAnsi="Times New Roman" w:cs="Times New Roman"/>
+        </w:rPr>
+        <w:t>коннект</w:t>
       </w:r>
       <w:proofErr w:type="spellEnd"/>
       <w:r>
         <w:rPr>
-          <w:lang w:val="ru-RU"/>
-        </w:rPr>
-        <w:t>.</w:t>
-      </w:r>
-    </w:p>
-    <w:p>
-      <w:pPr>
-        <w:pStyle w:val="1"/>
-        <w:spacing w:before="360" w:after="160"/>
-        <w:rPr>
-          <w:lang w:val="ru-RU"/>
-        </w:rPr>
-      </w:pPr>
-      <w:r>
-        <w:rPr>
-          <w:lang w:val="ru-RU"/>
-        </w:rPr>
-        <w:t>4. Целевая аудитория</w:t>
-      </w:r>
-    </w:p>
-    <w:p>
-      <w:pPr>
-        <w:rPr>
-          <w:lang w:val="ru-RU"/>
-        </w:rPr>
-      </w:pPr>
-      <w:r>
-        <w:rPr>
-          <w:lang w:val="ru-RU"/>
-        </w:rPr>
-        <w:t>Основная аудитория — молодые люди (18–35 лет), увлекающиеся интеллектуальн</w:t>
-      </w:r>
-      <w:r>
-        <w:rPr>
-          <w:lang w:val="ru-RU"/>
-        </w:rPr>
-        <w:t xml:space="preserve">ыми играми, </w:t>
+          <w:rFonts w:ascii="Times New Roman" w:hAnsi="Times New Roman" w:cs="Times New Roman"/>
+        </w:rPr>
+        <w:t xml:space="preserve">, </w:t>
       </w:r>
       <w:proofErr w:type="spellStart"/>
       <w:r>
         <w:rPr>
-          <w:lang w:val="ru-RU"/>
-        </w:rPr>
-        <w:t>квизами</w:t>
+          <w:rFonts w:ascii="Times New Roman" w:hAnsi="Times New Roman" w:cs="Times New Roman"/>
+        </w:rPr>
+        <w:t>стабильность</w:t>
       </w:r>
       <w:proofErr w:type="spellEnd"/>
       <w:r>
         <w:rPr>
-          <w:lang w:val="ru-RU"/>
-        </w:rPr>
-        <w:t xml:space="preserve"> и интерактивными шоу. Они технически грамотны, ценят юмор и соревновательный элемент.</w:t>
-      </w:r>
-    </w:p>
-    <w:p>
-      <w:pPr>
-        <w:rPr>
-          <w:lang w:val="ru-RU"/>
-        </w:rPr>
-      </w:pPr>
-      <w:r>
-        <w:rPr>
-          <w:lang w:val="ru-RU"/>
-        </w:rPr>
-        <w:t>Пользователи</w:t>
-      </w:r>
-      <w:r>
-        <w:rPr>
-          <w:lang w:val="ru-RU"/>
-        </w:rPr>
-        <w:t>:</w:t>
+          <w:rFonts w:ascii="Times New Roman" w:hAnsi="Times New Roman" w:cs="Times New Roman"/>
+        </w:rPr>
+        <w:t xml:space="preserve"> чата, понятный игровой интерфейс.</w:t>
       </w:r>
     </w:p>
     <w:p>
       <w:pPr>
         <w:pStyle w:val="a0"/>
-        <w:rPr>
+        <w:spacing w:after="60"/>
+        <w:rPr>
+          <w:rFonts w:ascii="Times New Roman" w:hAnsi="Times New Roman" w:cs="Times New Roman"/>
           <w:lang w:val="ru-RU"/>
         </w:rPr>
       </w:pPr>
       <w:r>
         <w:rPr>
-          <w:lang w:val="ru-RU"/>
-        </w:rPr>
-        <w:t xml:space="preserve">Игроки-хосты: Создают игровые комнаты, задают темы, настраивают </w:t>
-      </w:r>
-      <w:proofErr w:type="spellStart"/>
-      <w:r>
-        <w:rPr>
-          <w:lang w:val="ru-RU"/>
-        </w:rPr>
-        <w:t>тайминги</w:t>
-      </w:r>
-      <w:proofErr w:type="spellEnd"/>
-      <w:r>
-        <w:rPr>
-          <w:lang w:val="ru-RU"/>
-        </w:rPr>
-        <w:t xml:space="preserve"> и координируют компанию.</w:t>
+          <w:rFonts w:ascii="Times New Roman" w:hAnsi="Times New Roman" w:cs="Times New Roman"/>
+          <w:b/>
+          <w:lang w:val="ru-RU"/>
+        </w:rPr>
+        <w:t>Одиноч</w:t>
+      </w:r>
+      <w:r>
+        <w:rPr>
+          <w:rFonts w:ascii="Times New Roman" w:hAnsi="Times New Roman" w:cs="Times New Roman"/>
+          <w:b/>
+          <w:lang w:val="ru-RU"/>
+        </w:rPr>
+        <w:t>ные игроки (Соло):</w:t>
+      </w:r>
+      <w:r>
+        <w:rPr>
+          <w:rFonts w:ascii="Times New Roman" w:hAnsi="Times New Roman" w:cs="Times New Roman"/>
+          <w:lang w:val="ru-RU"/>
+        </w:rPr>
+        <w:t xml:space="preserve"> Любители быстрой разминки мозгов. Играют без ожидания лобби, отвечая на вопросы ИИ в индивидуальном сессионном режиме.</w:t>
+      </w:r>
+    </w:p>
+    <w:p>
+      <w:pPr>
+        <w:spacing w:after="120"/>
+        <w:rPr>
+          <w:rFonts w:ascii="Times New Roman" w:hAnsi="Times New Roman" w:cs="Times New Roman"/>
+          <w:lang w:val="ru-RU"/>
+        </w:rPr>
+      </w:pPr>
+    </w:p>
+    <w:p>
+      <w:pPr>
+        <w:keepNext/>
+        <w:spacing w:before="240" w:after="120"/>
+        <w:rPr>
+          <w:rFonts w:ascii="Times New Roman" w:hAnsi="Times New Roman" w:cs="Times New Roman"/>
+          <w:lang w:val="ru-RU"/>
+        </w:rPr>
+      </w:pPr>
+      <w:r>
+        <w:rPr>
+          <w:rFonts w:ascii="Times New Roman" w:hAnsi="Times New Roman" w:cs="Times New Roman"/>
+          <w:b/>
+          <w:color w:val="1B365D"/>
+          <w:sz w:val="28"/>
+          <w:lang w:val="ru-RU"/>
+        </w:rPr>
+        <w:t>5. Функциональные требования</w:t>
+      </w:r>
+    </w:p>
+    <w:p>
+      <w:pPr>
+        <w:spacing w:after="80"/>
+        <w:rPr>
+          <w:rFonts w:ascii="Times New Roman" w:hAnsi="Times New Roman" w:cs="Times New Roman"/>
+          <w:lang w:val="ru-RU"/>
+        </w:rPr>
+      </w:pPr>
+      <w:r>
+        <w:rPr>
+          <w:rFonts w:ascii="Times New Roman" w:hAnsi="Times New Roman" w:cs="Times New Roman"/>
+          <w:b/>
+          <w:lang w:val="ru-RU"/>
+        </w:rPr>
+        <w:t>Основной функционал (</w:t>
+      </w:r>
+      <w:r>
+        <w:rPr>
+          <w:rFonts w:ascii="Times New Roman" w:hAnsi="Times New Roman" w:cs="Times New Roman"/>
+          <w:b/>
+        </w:rPr>
+        <w:t>Must</w:t>
+      </w:r>
+      <w:r>
+        <w:rPr>
+          <w:rFonts w:ascii="Times New Roman" w:hAnsi="Times New Roman" w:cs="Times New Roman"/>
+          <w:b/>
+          <w:lang w:val="ru-RU"/>
+        </w:rPr>
+        <w:t xml:space="preserve"> </w:t>
+      </w:r>
+      <w:r>
+        <w:rPr>
+          <w:rFonts w:ascii="Times New Roman" w:hAnsi="Times New Roman" w:cs="Times New Roman"/>
+          <w:b/>
+        </w:rPr>
+        <w:t>have</w:t>
+      </w:r>
+      <w:r>
+        <w:rPr>
+          <w:rFonts w:ascii="Times New Roman" w:hAnsi="Times New Roman" w:cs="Times New Roman"/>
+          <w:b/>
+          <w:lang w:val="ru-RU"/>
+        </w:rPr>
+        <w:t>):</w:t>
       </w:r>
     </w:p>
     <w:p>
       <w:pPr>
         <w:pStyle w:val="a0"/>
-        <w:rPr>
+        <w:spacing w:after="60"/>
+        <w:rPr>
+          <w:rFonts w:ascii="Times New Roman" w:hAnsi="Times New Roman" w:cs="Times New Roman"/>
           <w:lang w:val="ru-RU"/>
         </w:rPr>
       </w:pPr>
       <w:r>
         <w:rPr>
-          <w:lang w:val="ru-RU"/>
-        </w:rPr>
-        <w:t>Игроки-участники: Подключ</w:t>
-      </w:r>
-      <w:r>
-        <w:rPr>
-          <w:lang w:val="ru-RU"/>
-        </w:rPr>
-        <w:t>аются к лобби по паролю или ссылке, соревнуются в блефе и эрудиции.</w:t>
+          <w:rFonts w:ascii="Times New Roman" w:hAnsi="Times New Roman" w:cs="Times New Roman"/>
+          <w:lang w:val="ru-RU"/>
+        </w:rPr>
+        <w:t xml:space="preserve">Регистрация и авторизация пользователей с </w:t>
+      </w:r>
+      <w:proofErr w:type="spellStart"/>
+      <w:r>
+        <w:rPr>
+          <w:rFonts w:ascii="Times New Roman" w:hAnsi="Times New Roman" w:cs="Times New Roman"/>
+          <w:lang w:val="ru-RU"/>
+        </w:rPr>
+        <w:t>валидацией</w:t>
+      </w:r>
+      <w:proofErr w:type="spellEnd"/>
+      <w:r>
+        <w:rPr>
+          <w:rFonts w:ascii="Times New Roman" w:hAnsi="Times New Roman" w:cs="Times New Roman"/>
+          <w:lang w:val="ru-RU"/>
+        </w:rPr>
+        <w:t xml:space="preserve"> </w:t>
+      </w:r>
+      <w:proofErr w:type="spellStart"/>
+      <w:r>
+        <w:rPr>
+          <w:rFonts w:ascii="Times New Roman" w:hAnsi="Times New Roman" w:cs="Times New Roman"/>
+          <w:lang w:val="ru-RU"/>
+        </w:rPr>
+        <w:t>ни</w:t>
+      </w:r>
+      <w:r>
+        <w:rPr>
+          <w:rFonts w:ascii="Times New Roman" w:hAnsi="Times New Roman" w:cs="Times New Roman"/>
+          <w:lang w:val="ru-RU"/>
+        </w:rPr>
+        <w:t>кнеймов</w:t>
+      </w:r>
+      <w:proofErr w:type="spellEnd"/>
+      <w:r>
+        <w:rPr>
+          <w:rFonts w:ascii="Times New Roman" w:hAnsi="Times New Roman" w:cs="Times New Roman"/>
+          <w:lang w:val="ru-RU"/>
+        </w:rPr>
+        <w:t>.</w:t>
       </w:r>
     </w:p>
     <w:p>
       <w:pPr>
         <w:pStyle w:val="a0"/>
-        <w:rPr>
+        <w:spacing w:after="60"/>
+        <w:rPr>
+          <w:rFonts w:ascii="Times New Roman" w:hAnsi="Times New Roman" w:cs="Times New Roman"/>
           <w:lang w:val="ru-RU"/>
         </w:rPr>
       </w:pPr>
       <w:r>
         <w:rPr>
-          <w:lang w:val="ru-RU"/>
-        </w:rPr>
-        <w:t>Соло-игроки: Проходят быстрые локальные тесты по интересующим темам в одиночном режиме.</w:t>
-      </w:r>
-    </w:p>
-    <w:p>
-      <w:pPr>
-        <w:pStyle w:val="1"/>
-        <w:spacing w:before="360" w:after="160"/>
-        <w:rPr>
-          <w:lang w:val="ru-RU"/>
-        </w:rPr>
-      </w:pPr>
-      <w:r>
-        <w:rPr>
-          <w:lang w:val="ru-RU"/>
-        </w:rPr>
-        <w:t>5. Функциональные требования</w:t>
-      </w:r>
-    </w:p>
-    <w:p>
-      <w:pPr>
-        <w:pStyle w:val="21"/>
-        <w:spacing w:after="80"/>
-        <w:rPr>
-          <w:lang w:val="ru-RU"/>
-        </w:rPr>
-      </w:pPr>
-      <w:r>
-        <w:rPr>
-          <w:lang w:val="ru-RU"/>
-        </w:rPr>
-        <w:t>Основной функционал (</w:t>
-      </w:r>
-      <w:r>
-        <w:t>Must</w:t>
-      </w:r>
-      <w:r>
-        <w:rPr>
-          <w:lang w:val="ru-RU"/>
-        </w:rPr>
-        <w:t xml:space="preserve"> </w:t>
-      </w:r>
-      <w:r>
-        <w:t>have</w:t>
-      </w:r>
-      <w:r>
-        <w:rPr>
-          <w:lang w:val="ru-RU"/>
-        </w:rPr>
-        <w:t>):</w:t>
+          <w:rFonts w:ascii="Times New Roman" w:hAnsi="Times New Roman" w:cs="Times New Roman"/>
+          <w:lang w:val="ru-RU"/>
+        </w:rPr>
+        <w:t>Создание игровых лобби (открытых и закрытых паролем) хостом.</w:t>
       </w:r>
     </w:p>
     <w:p>
       <w:pPr>
         <w:pStyle w:val="a0"/>
-        <w:rPr>
+        <w:spacing w:after="60"/>
+        <w:rPr>
+          <w:rFonts w:ascii="Times New Roman" w:hAnsi="Times New Roman" w:cs="Times New Roman"/>
           <w:lang w:val="ru-RU"/>
         </w:rPr>
       </w:pPr>
       <w:r>
         <w:rPr>
-          <w:lang w:val="ru-RU"/>
-        </w:rPr>
-        <w:t xml:space="preserve">Сессионная авторизация и регистрация </w:t>
-      </w:r>
-      <w:r>
-        <w:rPr>
-          <w:lang w:val="ru-RU"/>
-        </w:rPr>
-        <w:t xml:space="preserve">пользователей с </w:t>
+          <w:rFonts w:ascii="Times New Roman" w:hAnsi="Times New Roman" w:cs="Times New Roman"/>
+          <w:lang w:val="ru-RU"/>
+        </w:rPr>
+        <w:t xml:space="preserve">Многопользовательская синхронизация лобби и этапов игры в реальном времени через </w:t>
+      </w:r>
+      <w:r>
+        <w:rPr>
+          <w:rFonts w:ascii="Times New Roman" w:hAnsi="Times New Roman" w:cs="Times New Roman"/>
+        </w:rPr>
+        <w:t>Ratchet</w:t>
+      </w:r>
+      <w:r>
+        <w:rPr>
+          <w:rFonts w:ascii="Times New Roman" w:hAnsi="Times New Roman" w:cs="Times New Roman"/>
+          <w:lang w:val="ru-RU"/>
+        </w:rPr>
+        <w:t xml:space="preserve"> </w:t>
       </w:r>
       <w:proofErr w:type="spellStart"/>
       <w:r>
         <w:rPr>
-          <w:lang w:val="ru-RU"/>
-        </w:rPr>
-        <w:t>валидацией</w:t>
+          <w:rFonts w:ascii="Times New Roman" w:hAnsi="Times New Roman" w:cs="Times New Roman"/>
+        </w:rPr>
+        <w:t>WebSockets</w:t>
       </w:r>
       <w:proofErr w:type="spellEnd"/>
       <w:r>
         <w:rPr>
-          <w:lang w:val="ru-RU"/>
-        </w:rPr>
-        <w:t xml:space="preserve"> </w:t>
-      </w:r>
-      <w:proofErr w:type="spellStart"/>
-      <w:r>
-        <w:rPr>
-          <w:lang w:val="ru-RU"/>
-        </w:rPr>
-        <w:t>никнеймов</w:t>
-      </w:r>
-      <w:proofErr w:type="spellEnd"/>
-      <w:r>
-        <w:rPr>
-          <w:lang w:val="ru-RU"/>
-        </w:rPr>
-        <w:t xml:space="preserve"> и согласия на обраб</w:t>
-      </w:r>
-      <w:r>
-        <w:rPr>
-          <w:lang w:val="ru-RU"/>
-        </w:rPr>
-        <w:t>отку персональных данных</w:t>
-      </w:r>
-      <w:r>
-        <w:rPr>
+          <w:rFonts w:ascii="Times New Roman" w:hAnsi="Times New Roman" w:cs="Times New Roman"/>
           <w:lang w:val="ru-RU"/>
         </w:rPr>
         <w:t>.</w:t>
@@ -1265,521 +1369,433 @@
     <w:p>
       <w:pPr>
         <w:pStyle w:val="a0"/>
-        <w:rPr>
+        <w:spacing w:after="60"/>
+        <w:rPr>
+          <w:rFonts w:ascii="Times New Roman" w:hAnsi="Times New Roman" w:cs="Times New Roman"/>
           <w:lang w:val="ru-RU"/>
         </w:rPr>
       </w:pPr>
       <w:r>
         <w:rPr>
-          <w:lang w:val="ru-RU"/>
-        </w:rPr>
-        <w:t xml:space="preserve">Игровой </w:t>
-      </w:r>
-      <w:proofErr w:type="spellStart"/>
-      <w:r>
-        <w:rPr>
-          <w:lang w:val="ru-RU"/>
-        </w:rPr>
-        <w:t>хаб</w:t>
-      </w:r>
-      <w:proofErr w:type="spellEnd"/>
-      <w:r>
-        <w:rPr>
-          <w:lang w:val="ru-RU"/>
-        </w:rPr>
-        <w:t xml:space="preserve"> со списком лобби, поиском и модальным окном ввода пароля для закрытых комнат.</w:t>
+          <w:rFonts w:ascii="Times New Roman" w:hAnsi="Times New Roman" w:cs="Times New Roman"/>
+          <w:lang w:val="ru-RU"/>
+        </w:rPr>
+        <w:t>Динамическая генерация уникальных вопросов ИИ (</w:t>
+      </w:r>
+      <w:r>
+        <w:rPr>
+          <w:rFonts w:ascii="Times New Roman" w:hAnsi="Times New Roman" w:cs="Times New Roman"/>
+        </w:rPr>
+        <w:t>Llama</w:t>
+      </w:r>
+      <w:r>
+        <w:rPr>
+          <w:rFonts w:ascii="Times New Roman" w:hAnsi="Times New Roman" w:cs="Times New Roman"/>
+          <w:lang w:val="ru-RU"/>
+        </w:rPr>
+        <w:t>) на заданные игроками темы.</w:t>
       </w:r>
     </w:p>
     <w:p>
       <w:pPr>
         <w:pStyle w:val="a0"/>
-        <w:rPr>
+        <w:spacing w:after="60"/>
+        <w:rPr>
+          <w:rFonts w:ascii="Times New Roman" w:hAnsi="Times New Roman" w:cs="Times New Roman"/>
           <w:lang w:val="ru-RU"/>
         </w:rPr>
       </w:pPr>
       <w:r>
         <w:rPr>
-          <w:lang w:val="ru-RU"/>
-        </w:rPr>
-        <w:t>Система лобби с текстовым чатом, индикацией готовности игроков и возможност</w:t>
-      </w:r>
-      <w:r>
-        <w:rPr>
-          <w:lang w:val="ru-RU"/>
-        </w:rPr>
-        <w:t>ью кика участников хостом.</w:t>
+          <w:rFonts w:ascii="Times New Roman" w:hAnsi="Times New Roman" w:cs="Times New Roman"/>
+          <w:lang w:val="ru-RU"/>
+        </w:rPr>
+        <w:t>Ввод</w:t>
+      </w:r>
+      <w:r>
+        <w:rPr>
+          <w:rFonts w:ascii="Times New Roman" w:hAnsi="Times New Roman" w:cs="Times New Roman"/>
+          <w:lang w:val="ru-RU"/>
+        </w:rPr>
+        <w:t xml:space="preserve"> ложных ответов (</w:t>
+      </w:r>
+      <w:proofErr w:type="spellStart"/>
+      <w:r>
+        <w:rPr>
+          <w:rFonts w:ascii="Times New Roman" w:hAnsi="Times New Roman" w:cs="Times New Roman"/>
+          <w:lang w:val="ru-RU"/>
+        </w:rPr>
+        <w:t>фейков</w:t>
+      </w:r>
+      <w:proofErr w:type="spellEnd"/>
+      <w:r>
+        <w:rPr>
+          <w:rFonts w:ascii="Times New Roman" w:hAnsi="Times New Roman" w:cs="Times New Roman"/>
+          <w:lang w:val="ru-RU"/>
+        </w:rPr>
+        <w:t>) игроками и голосование с начислением очков (базовые очки × множитель раунда).</w:t>
       </w:r>
     </w:p>
     <w:p>
       <w:pPr>
         <w:pStyle w:val="a0"/>
-        <w:rPr>
+        <w:spacing w:after="60"/>
+        <w:rPr>
+          <w:rFonts w:ascii="Times New Roman" w:hAnsi="Times New Roman" w:cs="Times New Roman"/>
           <w:lang w:val="ru-RU"/>
         </w:rPr>
       </w:pPr>
       <w:r>
         <w:rPr>
-          <w:lang w:val="ru-RU"/>
-        </w:rPr>
-        <w:t xml:space="preserve">Игровой цикл </w:t>
+          <w:rFonts w:ascii="Times New Roman" w:hAnsi="Times New Roman" w:cs="Times New Roman"/>
+          <w:lang w:val="ru-RU"/>
+        </w:rPr>
+        <w:t xml:space="preserve">Резервный </w:t>
+      </w:r>
+      <w:r>
+        <w:rPr>
+          <w:rFonts w:ascii="Times New Roman" w:hAnsi="Times New Roman" w:cs="Times New Roman"/>
+        </w:rPr>
+        <w:t>AJAX</w:t>
+      </w:r>
+      <w:r>
+        <w:rPr>
+          <w:rFonts w:ascii="Times New Roman" w:hAnsi="Times New Roman" w:cs="Times New Roman"/>
+          <w:lang w:val="ru-RU"/>
+        </w:rPr>
+        <w:t>-опросник при потере соед</w:t>
+      </w:r>
+      <w:r>
+        <w:rPr>
+          <w:rFonts w:ascii="Times New Roman" w:hAnsi="Times New Roman" w:cs="Times New Roman"/>
+          <w:lang w:val="ru-RU"/>
+        </w:rPr>
+        <w:t xml:space="preserve">инения и </w:t>
       </w:r>
       <w:proofErr w:type="spellStart"/>
       <w:r>
         <w:rPr>
-          <w:lang w:val="ru-RU"/>
-        </w:rPr>
-        <w:t>мультиплеера</w:t>
+          <w:rFonts w:ascii="Times New Roman" w:hAnsi="Times New Roman" w:cs="Times New Roman"/>
+          <w:lang w:val="ru-RU"/>
+        </w:rPr>
+        <w:t>оффлайн</w:t>
       </w:r>
       <w:proofErr w:type="spellEnd"/>
       <w:r>
         <w:rPr>
-          <w:lang w:val="ru-RU"/>
-        </w:rPr>
-        <w:t xml:space="preserve"> на 3 раунда с возрастающим множителем очков (</w:t>
-      </w:r>
-      <w:r>
-        <w:t>x</w:t>
-      </w:r>
-      <w:r>
-        <w:rPr>
-          <w:lang w:val="ru-RU"/>
-        </w:rPr>
-        <w:t xml:space="preserve">1, </w:t>
-      </w:r>
-      <w:r>
-        <w:t>x</w:t>
-      </w:r>
-      <w:r>
-        <w:rPr>
-          <w:lang w:val="ru-RU"/>
-        </w:rPr>
-        <w:t xml:space="preserve">2, </w:t>
-      </w:r>
-      <w:r>
-        <w:t>x</w:t>
-      </w:r>
-      <w:r>
-        <w:rPr>
-          <w:lang w:val="ru-RU"/>
-        </w:rPr>
-        <w:t xml:space="preserve">3), фазой выбора темы ответственным, фазой ввода </w:t>
-      </w:r>
-      <w:proofErr w:type="spellStart"/>
-      <w:r>
-        <w:rPr>
-          <w:lang w:val="ru-RU"/>
-        </w:rPr>
-        <w:t>фейков</w:t>
-      </w:r>
-      <w:proofErr w:type="spellEnd"/>
-      <w:r>
-        <w:rPr>
-          <w:lang w:val="ru-RU"/>
-        </w:rPr>
-        <w:t>, фазой голосования и 10-секундным экраном результатов.</w:t>
+          <w:rFonts w:ascii="Times New Roman" w:hAnsi="Times New Roman" w:cs="Times New Roman"/>
+          <w:lang w:val="ru-RU"/>
+        </w:rPr>
+        <w:t>-база вопросов</w:t>
+      </w:r>
+      <w:r>
+        <w:rPr>
+          <w:rFonts w:ascii="Times New Roman" w:hAnsi="Times New Roman" w:cs="Times New Roman"/>
+          <w:lang w:val="ru-RU"/>
+        </w:rPr>
+        <w:t>.</w:t>
       </w:r>
     </w:p>
     <w:p>
       <w:pPr>
         <w:pStyle w:val="a0"/>
-        <w:rPr>
+        <w:spacing w:after="60"/>
+        <w:rPr>
+          <w:rFonts w:ascii="Times New Roman" w:hAnsi="Times New Roman" w:cs="Times New Roman"/>
           <w:lang w:val="ru-RU"/>
         </w:rPr>
       </w:pPr>
       <w:r>
         <w:rPr>
-          <w:lang w:val="ru-RU"/>
-        </w:rPr>
-        <w:t xml:space="preserve">Система </w:t>
-      </w:r>
-      <w:r>
-        <w:t>Auto</w:t>
-      </w:r>
-      <w:r>
-        <w:rPr>
-          <w:lang w:val="ru-RU"/>
-        </w:rPr>
-        <w:t>-</w:t>
-      </w:r>
-      <w:r>
-        <w:t>Fakes</w:t>
-      </w:r>
-      <w:r>
-        <w:rPr>
-          <w:lang w:val="ru-RU"/>
-        </w:rPr>
-        <w:t xml:space="preserve"> для подстановки </w:t>
-      </w:r>
+          <w:rFonts w:ascii="Times New Roman" w:hAnsi="Times New Roman" w:cs="Times New Roman"/>
+          <w:lang w:val="ru-RU"/>
+        </w:rPr>
+        <w:t>Интеллектуальный сборщик мусора, автоматически очищающий БД от забро</w:t>
+      </w:r>
+      <w:r>
+        <w:rPr>
+          <w:rFonts w:ascii="Times New Roman" w:hAnsi="Times New Roman" w:cs="Times New Roman"/>
+          <w:lang w:val="ru-RU"/>
+        </w:rPr>
+        <w:t>шенных лобби.</w:t>
+      </w:r>
+    </w:p>
+    <w:p>
+      <w:pPr>
+        <w:spacing w:before="120" w:after="80"/>
+        <w:rPr>
+          <w:rFonts w:ascii="Times New Roman" w:hAnsi="Times New Roman" w:cs="Times New Roman"/>
+        </w:rPr>
+      </w:pPr>
       <w:proofErr w:type="spellStart"/>
       <w:r>
         <w:rPr>
-          <w:lang w:val="ru-RU"/>
-        </w:rPr>
-        <w:t>фей</w:t>
-      </w:r>
-      <w:r>
-        <w:rPr>
-          <w:lang w:val="ru-RU"/>
-        </w:rPr>
-        <w:t>ков</w:t>
+          <w:rFonts w:ascii="Times New Roman" w:hAnsi="Times New Roman" w:cs="Times New Roman"/>
+          <w:b/>
+        </w:rPr>
+        <w:t>Желаемый</w:t>
       </w:r>
       <w:proofErr w:type="spellEnd"/>
       <w:r>
         <w:rPr>
-          <w:lang w:val="ru-RU"/>
-        </w:rPr>
-        <w:t xml:space="preserve"> ИИ игрокам, не успевшим сделать ход по таймеру.</w:t>
+          <w:rFonts w:ascii="Times New Roman" w:hAnsi="Times New Roman" w:cs="Times New Roman"/>
+          <w:b/>
+        </w:rPr>
+        <w:t xml:space="preserve"> </w:t>
+      </w:r>
+      <w:proofErr w:type="spellStart"/>
+      <w:r>
+        <w:rPr>
+          <w:rFonts w:ascii="Times New Roman" w:hAnsi="Times New Roman" w:cs="Times New Roman"/>
+          <w:b/>
+        </w:rPr>
+        <w:t>функционал</w:t>
+      </w:r>
+      <w:proofErr w:type="spellEnd"/>
+      <w:r>
+        <w:rPr>
+          <w:rFonts w:ascii="Times New Roman" w:hAnsi="Times New Roman" w:cs="Times New Roman"/>
+          <w:b/>
+        </w:rPr>
+        <w:t xml:space="preserve"> (Nice to have):</w:t>
       </w:r>
     </w:p>
     <w:p>
       <w:pPr>
         <w:pStyle w:val="a0"/>
-        <w:rPr>
+        <w:spacing w:after="60"/>
+        <w:rPr>
+          <w:rFonts w:ascii="Times New Roman" w:hAnsi="Times New Roman" w:cs="Times New Roman"/>
           <w:lang w:val="ru-RU"/>
         </w:rPr>
       </w:pPr>
       <w:r>
         <w:rPr>
-          <w:lang w:val="ru-RU"/>
-        </w:rPr>
-        <w:t>Финальный подиум топ-3 игроков и автоматический возврат участников обратно в лобби.</w:t>
+          <w:rFonts w:ascii="Times New Roman" w:hAnsi="Times New Roman" w:cs="Times New Roman"/>
+          <w:lang w:val="ru-RU"/>
+        </w:rPr>
+        <w:t>Сессионный соло-режим викторины для одного игрока.</w:t>
       </w:r>
     </w:p>
     <w:p>
       <w:pPr>
         <w:pStyle w:val="a0"/>
-        <w:rPr>
+        <w:spacing w:after="60"/>
+        <w:rPr>
+          <w:rFonts w:ascii="Times New Roman" w:hAnsi="Times New Roman" w:cs="Times New Roman"/>
           <w:lang w:val="ru-RU"/>
         </w:rPr>
       </w:pPr>
       <w:r>
         <w:rPr>
-          <w:lang w:val="ru-RU"/>
-        </w:rPr>
-        <w:lastRenderedPageBreak/>
-        <w:t>Соло-режим на 3 вопроса с выбором из 6 вариантов ответа без сохранения статистики в профиль.</w:t>
-      </w:r>
-    </w:p>
-    <w:p>
-      <w:pPr>
-        <w:pStyle w:val="21"/>
-        <w:spacing w:after="80"/>
-      </w:pPr>
+          <w:rFonts w:ascii="Times New Roman" w:hAnsi="Times New Roman" w:cs="Times New Roman"/>
+          <w:lang w:val="ru-RU"/>
+        </w:rPr>
+        <w:t>С</w:t>
+      </w:r>
+      <w:r>
+        <w:rPr>
+          <w:rFonts w:ascii="Times New Roman" w:hAnsi="Times New Roman" w:cs="Times New Roman"/>
+          <w:lang w:val="ru-RU"/>
+        </w:rPr>
+        <w:t xml:space="preserve">истема авто-подстановки </w:t>
+      </w:r>
       <w:proofErr w:type="spellStart"/>
       <w:r>
-        <w:t>Желаемый</w:t>
+        <w:rPr>
+          <w:rFonts w:ascii="Times New Roman" w:hAnsi="Times New Roman" w:cs="Times New Roman"/>
+          <w:lang w:val="ru-RU"/>
+        </w:rPr>
+        <w:t>фейков</w:t>
       </w:r>
       <w:proofErr w:type="spellEnd"/>
       <w:r>
+        <w:rPr>
+          <w:rFonts w:ascii="Times New Roman" w:hAnsi="Times New Roman" w:cs="Times New Roman"/>
+          <w:lang w:val="ru-RU"/>
+        </w:rPr>
         <w:t xml:space="preserve"> </w:t>
       </w:r>
-      <w:proofErr w:type="spellStart"/>
-      <w:r>
-        <w:t>функционал</w:t>
-      </w:r>
-      <w:proofErr w:type="spellEnd"/>
-      <w:r>
-        <w:t xml:space="preserve"> (Nice t</w:t>
-      </w:r>
-      <w:r>
-        <w:t>o have):</w:t>
+      <w:r>
+        <w:rPr>
+          <w:rFonts w:ascii="Times New Roman" w:hAnsi="Times New Roman" w:cs="Times New Roman"/>
+          <w:lang w:val="ru-RU"/>
+        </w:rPr>
+        <w:t>при истечении таймера.</w:t>
       </w:r>
     </w:p>
     <w:p>
       <w:pPr>
         <w:pStyle w:val="a0"/>
-        <w:rPr>
+        <w:spacing w:after="60"/>
+        <w:rPr>
+          <w:rFonts w:ascii="Times New Roman" w:hAnsi="Times New Roman" w:cs="Times New Roman"/>
           <w:lang w:val="ru-RU"/>
         </w:rPr>
       </w:pPr>
       <w:r>
         <w:rPr>
-          <w:lang w:val="ru-RU"/>
-        </w:rPr>
-        <w:t>Глобальная таблица лидеров на главной странице.</w:t>
+          <w:rFonts w:ascii="Times New Roman" w:hAnsi="Times New Roman" w:cs="Times New Roman"/>
+          <w:lang w:val="ru-RU"/>
+        </w:rPr>
+        <w:t>Интерактивный личный кабинет со ста</w:t>
+      </w:r>
+      <w:r>
+        <w:rPr>
+          <w:rFonts w:ascii="Times New Roman" w:hAnsi="Times New Roman" w:cs="Times New Roman"/>
+          <w:lang w:val="ru-RU"/>
+        </w:rPr>
+        <w:t>тистикой (число побед, верных ответов, счет последней игры).</w:t>
       </w:r>
     </w:p>
     <w:p>
       <w:pPr>
-        <w:pStyle w:val="a0"/>
-        <w:rPr>
+        <w:spacing w:before="120" w:after="240"/>
+        <w:rPr>
+          <w:rFonts w:ascii="Times New Roman" w:hAnsi="Times New Roman" w:cs="Times New Roman"/>
           <w:lang w:val="ru-RU"/>
         </w:rPr>
       </w:pPr>
+      <w:r>
+        <w:rPr>
+          <w:rFonts w:ascii="Times New Roman" w:hAnsi="Times New Roman" w:cs="Times New Roman"/>
+          <w:b/>
+          <w:lang w:val="ru-RU"/>
+        </w:rPr>
+        <w:t xml:space="preserve">Технический стек: </w:t>
+      </w:r>
+      <w:r>
+        <w:rPr>
+          <w:rFonts w:ascii="Times New Roman" w:hAnsi="Times New Roman" w:cs="Times New Roman"/>
+        </w:rPr>
+        <w:t>PHP</w:t>
+      </w:r>
+      <w:r>
+        <w:rPr>
+          <w:rFonts w:ascii="Times New Roman" w:hAnsi="Times New Roman" w:cs="Times New Roman"/>
+          <w:lang w:val="ru-RU"/>
+        </w:rPr>
+        <w:t xml:space="preserve"> 8.1+ (</w:t>
+      </w:r>
       <w:proofErr w:type="spellStart"/>
       <w:r>
         <w:rPr>
-          <w:lang w:val="ru-RU"/>
-        </w:rPr>
-        <w:t>Кастомизация</w:t>
+          <w:rFonts w:ascii="Times New Roman" w:hAnsi="Times New Roman" w:cs="Times New Roman"/>
+        </w:rPr>
+        <w:t>WebSockets</w:t>
       </w:r>
       <w:proofErr w:type="spellEnd"/>
       <w:r>
         <w:rPr>
+          <w:rFonts w:ascii="Times New Roman" w:hAnsi="Times New Roman" w:cs="Times New Roman"/>
+          <w:lang w:val="ru-RU"/>
+        </w:rPr>
+        <w:t xml:space="preserve">), </w:t>
+      </w:r>
+      <w:r>
+        <w:rPr>
+          <w:rFonts w:ascii="Times New Roman" w:hAnsi="Times New Roman" w:cs="Times New Roman"/>
+        </w:rPr>
+        <w:t>MySQL</w:t>
+      </w:r>
+      <w:r>
+        <w:rPr>
+          <w:rFonts w:ascii="Times New Roman" w:hAnsi="Times New Roman" w:cs="Times New Roman"/>
+          <w:lang w:val="ru-RU"/>
+        </w:rPr>
+        <w:t xml:space="preserve">, </w:t>
+      </w:r>
+      <w:r>
+        <w:rPr>
+          <w:rFonts w:ascii="Times New Roman" w:hAnsi="Times New Roman" w:cs="Times New Roman"/>
+        </w:rPr>
+        <w:t>HTML</w:t>
+      </w:r>
+      <w:r>
+        <w:rPr>
+          <w:rFonts w:ascii="Times New Roman" w:hAnsi="Times New Roman" w:cs="Times New Roman"/>
+          <w:lang w:val="ru-RU"/>
+        </w:rPr>
+        <w:t xml:space="preserve">5, </w:t>
+      </w:r>
+      <w:r>
+        <w:rPr>
+          <w:rFonts w:ascii="Times New Roman" w:hAnsi="Times New Roman" w:cs="Times New Roman"/>
+        </w:rPr>
+        <w:t>CSS</w:t>
+      </w:r>
+      <w:r>
+        <w:rPr>
+          <w:rFonts w:ascii="Times New Roman" w:hAnsi="Times New Roman" w:cs="Times New Roman"/>
+          <w:lang w:val="ru-RU"/>
+        </w:rPr>
+        <w:t>,</w:t>
+      </w:r>
+      <w:r>
+        <w:rPr>
+          <w:rFonts w:ascii="Times New Roman" w:hAnsi="Times New Roman" w:cs="Times New Roman"/>
           <w:lang w:val="ru-RU"/>
         </w:rPr>
         <w:t xml:space="preserve"> </w:t>
       </w:r>
-      <w:proofErr w:type="spellStart"/>
-      <w:r>
-        <w:rPr>
-          <w:lang w:val="ru-RU"/>
-        </w:rPr>
-        <w:t>аватаров</w:t>
-      </w:r>
-      <w:proofErr w:type="spellEnd"/>
-      <w:r>
-        <w:rPr>
-          <w:lang w:val="ru-RU"/>
-        </w:rPr>
-        <w:t xml:space="preserve"> профиля и поддержка голосового чата.</w:t>
+      <w:r>
+        <w:rPr>
+          <w:rFonts w:ascii="Times New Roman" w:hAnsi="Times New Roman" w:cs="Times New Roman"/>
+        </w:rPr>
+        <w:t>JavaScript</w:t>
+      </w:r>
+      <w:r>
+        <w:rPr>
+          <w:rFonts w:ascii="Times New Roman" w:hAnsi="Times New Roman" w:cs="Times New Roman"/>
+          <w:lang w:val="ru-RU"/>
+        </w:rPr>
+        <w:t>.</w:t>
       </w:r>
     </w:p>
     <w:p>
       <w:pPr>
-        <w:pStyle w:val="21"/>
-        <w:spacing w:after="80"/>
+        <w:spacing w:before="120" w:after="240"/>
+        <w:rPr>
+          <w:rFonts w:ascii="Times New Roman" w:hAnsi="Times New Roman" w:cs="Times New Roman"/>
+          <w:lang w:val="ru-RU"/>
+        </w:rPr>
       </w:pPr>
-      <w:proofErr w:type="spellStart"/>
-      <w:r>
-        <w:t>Техниче</w:t>
-      </w:r>
-      <w:r>
-        <w:t>ские</w:t>
-      </w:r>
-      <w:proofErr w:type="spellEnd"/>
-      <w:r>
-        <w:t xml:space="preserve"> </w:t>
-      </w:r>
-      <w:proofErr w:type="spellStart"/>
-      <w:r>
-        <w:t>характеристики</w:t>
-      </w:r>
-      <w:proofErr w:type="spellEnd"/>
-      <w:r>
-        <w:t xml:space="preserve"> (</w:t>
-      </w:r>
-      <w:proofErr w:type="spellStart"/>
-      <w:r>
-        <w:t>Стек</w:t>
-      </w:r>
-      <w:proofErr w:type="spellEnd"/>
-      <w:r>
-        <w:t xml:space="preserve"> </w:t>
-      </w:r>
-      <w:proofErr w:type="spellStart"/>
-      <w:r>
-        <w:t>технологий</w:t>
-      </w:r>
-      <w:proofErr w:type="spellEnd"/>
-      <w:r>
-        <w:t>):</w:t>
-      </w:r>
+      <w:bookmarkStart w:id="0" w:name="_GoBack"/>
+      <w:bookmarkEnd w:id="0"/>
     </w:p>
     <w:p>
       <w:pPr>
-        <w:pStyle w:val="a0"/>
+        <w:keepNext/>
+        <w:spacing w:before="240" w:after="120"/>
+        <w:rPr>
+          <w:rFonts w:ascii="Times New Roman" w:hAnsi="Times New Roman" w:cs="Times New Roman"/>
+          <w:lang w:val="ru-RU"/>
+        </w:rPr>
       </w:pPr>
       <w:r>
-        <w:t>Backend: PHP 8.1+ (PDO, Ratchet WebSocket component).</w:t>
-      </w:r>
-    </w:p>
-    <w:p>
-      <w:pPr>
-        <w:pStyle w:val="a0"/>
-      </w:pPr>
-      <w:r>
-        <w:t>F</w:t>
-      </w:r>
-      <w:r>
-        <w:t xml:space="preserve">rontend: </w:t>
-      </w:r>
-      <w:proofErr w:type="spellStart"/>
-      <w:r>
-        <w:t>Ванильный</w:t>
-      </w:r>
-      <w:proofErr w:type="spellEnd"/>
-      <w:r>
-        <w:t xml:space="preserve"> HTML5, CSS, </w:t>
-      </w:r>
-      <w:r>
-        <w:t>JavaScript (</w:t>
-      </w:r>
-      <w:proofErr w:type="spellStart"/>
-      <w:r>
-        <w:t>WebSocket</w:t>
-      </w:r>
-      <w:proofErr w:type="spellEnd"/>
-      <w:r>
-        <w:t xml:space="preserve"> Client + Polling Fallback).</w:t>
-      </w:r>
-    </w:p>
-    <w:p>
-      <w:pPr>
-        <w:pStyle w:val="a0"/>
-        <w:rPr>
-          <w:lang w:val="ru-RU"/>
-        </w:rPr>
-      </w:pPr>
-      <w:r>
-        <w:rPr>
-          <w:lang w:val="ru-RU"/>
-        </w:rPr>
-        <w:t xml:space="preserve">СУБД: </w:t>
-      </w:r>
-      <w:r>
-        <w:t>MySQL</w:t>
-      </w:r>
-      <w:r>
-        <w:rPr>
-          <w:lang w:val="ru-RU"/>
-        </w:rPr>
-        <w:t xml:space="preserve"> 5</w:t>
-      </w:r>
-      <w:r>
-        <w:rPr>
-          <w:lang w:val="ru-RU"/>
-        </w:rPr>
-        <w:t>.</w:t>
-      </w:r>
-    </w:p>
-    <w:p>
-      <w:pPr>
-        <w:pStyle w:val="a0"/>
-        <w:rPr>
-          <w:lang w:val="ru-RU"/>
-        </w:rPr>
-      </w:pPr>
-      <w:r>
-        <w:rPr>
-          <w:lang w:val="ru-RU"/>
-        </w:rPr>
-        <w:t xml:space="preserve">Инфраструктура: Сервер </w:t>
-      </w:r>
-      <w:r>
-        <w:t>VPS</w:t>
-      </w:r>
-      <w:r>
-        <w:rPr>
-          <w:lang w:val="ru-RU"/>
-        </w:rPr>
-        <w:t xml:space="preserve"> (</w:t>
-      </w:r>
-      <w:r>
-        <w:t>Ubuntu</w:t>
-      </w:r>
-      <w:r>
-        <w:rPr>
-          <w:lang w:val="ru-RU"/>
-        </w:rPr>
-        <w:t xml:space="preserve"> 24.04, </w:t>
-      </w:r>
-      <w:r>
-        <w:t>Nginx</w:t>
-      </w:r>
-      <w:r>
-        <w:rPr>
-          <w:lang w:val="ru-RU"/>
-        </w:rPr>
-        <w:t xml:space="preserve"> с </w:t>
-      </w:r>
-      <w:r>
-        <w:t>SSL</w:t>
-      </w:r>
-      <w:r>
-        <w:rPr>
-          <w:lang w:val="ru-RU"/>
-        </w:rPr>
-        <w:t xml:space="preserve"> и </w:t>
-      </w:r>
-      <w:r>
-        <w:t>WSS</w:t>
-      </w:r>
-      <w:r>
-        <w:rPr>
-          <w:lang w:val="ru-RU"/>
-        </w:rPr>
-        <w:t xml:space="preserve">-прокси, </w:t>
-      </w:r>
-      <w:proofErr w:type="spellStart"/>
-      <w:r>
-        <w:t>systemd</w:t>
-      </w:r>
-      <w:proofErr w:type="spellEnd"/>
-      <w:r>
-        <w:rPr>
-          <w:lang w:val="ru-RU"/>
-        </w:rPr>
-        <w:t xml:space="preserve">-служба </w:t>
-      </w:r>
-      <w:proofErr w:type="spellStart"/>
-      <w:r>
-        <w:t>WebSocket</w:t>
-      </w:r>
-      <w:proofErr w:type="spellEnd"/>
-      <w:r>
-        <w:rPr>
-          <w:lang w:val="ru-RU"/>
-        </w:rPr>
-        <w:t xml:space="preserve">-сервера, </w:t>
-      </w:r>
-      <w:proofErr w:type="spellStart"/>
-      <w:r>
-        <w:t>xray</w:t>
-      </w:r>
-      <w:proofErr w:type="spellEnd"/>
-      <w:r>
-        <w:rPr>
-          <w:lang w:val="ru-RU"/>
-        </w:rPr>
-        <w:t>-</w:t>
-      </w:r>
-      <w:r>
-        <w:t>core</w:t>
-      </w:r>
-      <w:r>
-        <w:rPr>
-          <w:lang w:val="ru-RU"/>
-        </w:rPr>
-        <w:t xml:space="preserve"> </w:t>
-      </w:r>
-      <w:r>
-        <w:t>VPN</w:t>
-      </w:r>
-      <w:r>
-        <w:rPr>
-          <w:lang w:val="ru-RU"/>
-        </w:rPr>
-        <w:t>-прокси).</w:t>
-      </w:r>
-    </w:p>
-    <w:p>
-      <w:pPr>
-        <w:pStyle w:val="1"/>
-        <w:spacing w:before="360" w:after="160"/>
-        <w:rPr>
-          <w:lang w:val="ru-RU"/>
-        </w:rPr>
-      </w:pPr>
-      <w:r>
-        <w:rPr>
-          <w:lang w:val="ru-RU"/>
-        </w:rPr>
+        <w:rPr>
+          <w:rFonts w:ascii="Times New Roman" w:hAnsi="Times New Roman" w:cs="Times New Roman"/>
+          <w:b/>
+          <w:color w:val="1B365D"/>
+          <w:sz w:val="28"/>
+          <w:lang w:val="ru-RU"/>
+        </w:rPr>
+        <w:lastRenderedPageBreak/>
         <w:t>6. Этапы и сроки реализации (Дорожная карта)</w:t>
       </w:r>
     </w:p>
     <w:tbl>
       <w:tblPr>
-        <w:tblStyle w:val="aff0"/>
         <w:tblW w:w="0" w:type="auto"/>
+        <w:tblLayout w:type="fixed"/>
         <w:tblLook w:val="04A0" w:firstRow="1" w:lastRow="0" w:firstColumn="1" w:lastColumn="0" w:noHBand="0" w:noVBand="1"/>
       </w:tblPr>
       <w:tblGrid>
-        <w:gridCol w:w="864"/>
-        <w:gridCol w:w="1842"/>
-        <w:gridCol w:w="3456"/>
+        <w:gridCol w:w="720"/>
+        <w:gridCol w:w="2592"/>
+        <w:gridCol w:w="3168"/>
         <w:gridCol w:w="1152"/>
-        <w:gridCol w:w="2592"/>
+        <w:gridCol w:w="2448"/>
       </w:tblGrid>
       <w:tr>
         <w:trPr>
@@ -1787,24 +1803,30 @@
         </w:trPr>
         <w:tc>
           <w:tcPr>
-            <w:tcW w:w="864" w:type="dxa"/>
-            <w:shd w:val="clear" w:color="auto" w:fill="0F172A"/>
+            <w:tcW w:w="720" w:type="dxa"/>
+            <w:shd w:val="clear" w:color="auto" w:fill="1B365D"/>
             <w:tcMar>
-              <w:top w:w="120" w:type="dxa"/>
-              <w:left w:w="150" w:type="dxa"/>
-              <w:bottom w:w="120" w:type="dxa"/>
-              <w:right w:w="150" w:type="dxa"/>
+              <w:top w:w="100" w:type="dxa"/>
+              <w:left w:w="120" w:type="dxa"/>
+              <w:bottom w:w="100" w:type="dxa"/>
+              <w:right w:w="120" w:type="dxa"/>
             </w:tcMar>
           </w:tcPr>
           <w:p>
             <w:pPr>
+              <w:spacing w:before="40" w:after="40"/>
               <w:jc w:val="center"/>
+              <w:rPr>
+                <w:rFonts w:ascii="Times New Roman" w:hAnsi="Times New Roman" w:cs="Times New Roman"/>
+              </w:rPr>
             </w:pPr>
             <w:proofErr w:type="spellStart"/>
             <w:r>
               <w:rPr>
+                <w:rFonts w:ascii="Times New Roman" w:hAnsi="Times New Roman" w:cs="Times New Roman"/>
                 <w:b/>
                 <w:color w:val="FFFFFF"/>
+                <w:sz w:val="19"/>
               </w:rPr>
               <w:t>Этап</w:t>
             </w:r>
@@ -1813,23 +1835,29 @@
         </w:tc>
         <w:tc>
           <w:tcPr>
-            <w:tcW w:w="1728" w:type="dxa"/>
-            <w:shd w:val="clear" w:color="auto" w:fill="0F172A"/>
+            <w:tcW w:w="2592" w:type="dxa"/>
+            <w:shd w:val="clear" w:color="auto" w:fill="1B365D"/>
             <w:tcMar>
-              <w:top w:w="120" w:type="dxa"/>
-              <w:left w:w="150" w:type="dxa"/>
-              <w:bottom w:w="120" w:type="dxa"/>
-              <w:right w:w="150" w:type="dxa"/>
+              <w:top w:w="100" w:type="dxa"/>
+              <w:left w:w="120" w:type="dxa"/>
+              <w:bottom w:w="100" w:type="dxa"/>
+              <w:right w:w="120" w:type="dxa"/>
             </w:tcMar>
           </w:tcPr>
           <w:p>
             <w:pPr>
+              <w:spacing w:before="40" w:after="40"/>
               <w:jc w:val="center"/>
+              <w:rPr>
+                <w:rFonts w:ascii="Times New Roman" w:hAnsi="Times New Roman" w:cs="Times New Roman"/>
+              </w:rPr>
             </w:pPr>
             <w:r>
               <w:rPr>
+                <w:rFonts w:ascii="Times New Roman" w:hAnsi="Times New Roman" w:cs="Times New Roman"/>
                 <w:b/>
                 <w:color w:val="FFFFFF"/>
+                <w:sz w:val="19"/>
               </w:rPr>
               <w:t>Название этапа</w:t>
             </w:r>
@@ -1837,47 +1865,59 @@
         </w:tc>
         <w:tc>
           <w:tcPr>
-            <w:tcW w:w="3456" w:type="dxa"/>
-            <w:shd w:val="clear" w:color="auto" w:fill="0F172A"/>
+            <w:tcW w:w="3168" w:type="dxa"/>
+            <w:shd w:val="clear" w:color="auto" w:fill="1B365D"/>
             <w:tcMar>
-              <w:top w:w="120" w:type="dxa"/>
-              <w:left w:w="150" w:type="dxa"/>
-              <w:bottom w:w="120" w:type="dxa"/>
-              <w:right w:w="150" w:type="dxa"/>
+              <w:top w:w="100" w:type="dxa"/>
+              <w:left w:w="120" w:type="dxa"/>
+              <w:bottom w:w="100" w:type="dxa"/>
+              <w:right w:w="120" w:type="dxa"/>
             </w:tcMar>
           </w:tcPr>
           <w:p>
             <w:pPr>
+              <w:spacing w:before="40" w:after="40"/>
               <w:jc w:val="center"/>
+              <w:rPr>
+                <w:rFonts w:ascii="Times New Roman" w:hAnsi="Times New Roman" w:cs="Times New Roman"/>
+              </w:rPr>
             </w:pPr>
             <w:r>
               <w:rPr>
+                <w:rFonts w:ascii="Times New Roman" w:hAnsi="Times New Roman" w:cs="Times New Roman"/>
                 <w:b/>
                 <w:color w:val="FFFFFF"/>
+                <w:sz w:val="19"/>
               </w:rPr>
-              <w:t>Основные задачи</w:t>
+              <w:t>Задачи</w:t>
             </w:r>
           </w:p>
         </w:tc>
         <w:tc>
           <w:tcPr>
             <w:tcW w:w="1152" w:type="dxa"/>
-            <w:shd w:val="clear" w:color="auto" w:fill="0F172A"/>
+            <w:shd w:val="clear" w:color="auto" w:fill="1B365D"/>
             <w:tcMar>
-              <w:top w:w="120" w:type="dxa"/>
-              <w:left w:w="150" w:type="dxa"/>
-              <w:bottom w:w="120" w:type="dxa"/>
-              <w:right w:w="150" w:type="dxa"/>
+              <w:top w:w="100" w:type="dxa"/>
+              <w:left w:w="120" w:type="dxa"/>
+              <w:bottom w:w="100" w:type="dxa"/>
+              <w:right w:w="120" w:type="dxa"/>
             </w:tcMar>
           </w:tcPr>
           <w:p>
             <w:pPr>
+              <w:spacing w:before="40" w:after="40"/>
               <w:jc w:val="center"/>
+              <w:rPr>
+                <w:rFonts w:ascii="Times New Roman" w:hAnsi="Times New Roman" w:cs="Times New Roman"/>
+              </w:rPr>
             </w:pPr>
             <w:r>
               <w:rPr>
+                <w:rFonts w:ascii="Times New Roman" w:hAnsi="Times New Roman" w:cs="Times New Roman"/>
                 <w:b/>
                 <w:color w:val="FFFFFF"/>
+                <w:sz w:val="19"/>
               </w:rPr>
               <w:t>Срок</w:t>
             </w:r>
@@ -1885,58 +1925,62 @@
         </w:tc>
         <w:tc>
           <w:tcPr>
-            <w:tcW w:w="2592" w:type="dxa"/>
-            <w:shd w:val="clear" w:color="auto" w:fill="0F172A"/>
+            <w:tcW w:w="2448" w:type="dxa"/>
+            <w:shd w:val="clear" w:color="auto" w:fill="1B365D"/>
             <w:tcMar>
-              <w:top w:w="120" w:type="dxa"/>
-              <w:left w:w="150" w:type="dxa"/>
-              <w:bottom w:w="120" w:type="dxa"/>
-              <w:right w:w="150" w:type="dxa"/>
+              <w:top w:w="100" w:type="dxa"/>
+              <w:left w:w="120" w:type="dxa"/>
+              <w:bottom w:w="100" w:type="dxa"/>
+              <w:right w:w="120" w:type="dxa"/>
             </w:tcMar>
           </w:tcPr>
           <w:p>
             <w:pPr>
+              <w:spacing w:before="40" w:after="40"/>
               <w:jc w:val="center"/>
+              <w:rPr>
+                <w:rFonts w:ascii="Times New Roman" w:hAnsi="Times New Roman" w:cs="Times New Roman"/>
+              </w:rPr>
             </w:pPr>
             <w:r>
               <w:rPr>
+                <w:rFonts w:ascii="Times New Roman" w:hAnsi="Times New Roman" w:cs="Times New Roman"/>
                 <w:b/>
                 <w:color w:val="FFFFFF"/>
+                <w:sz w:val="19"/>
               </w:rPr>
-              <w:t xml:space="preserve">Результат </w:t>
-            </w:r>
-            <w:r>
-              <w:rPr>
-                <w:b/>
-                <w:color w:val="FFFFFF"/>
-              </w:rPr>
-              <w:t>(Деливерабли)</w:t>
+              <w:t>Результат (Деливерабли)</w:t>
             </w:r>
           </w:p>
         </w:tc>
       </w:tr>
       <w:tr>
         <w:trPr>
-          <w:trHeight w:val="600"/>
+          <w:trHeight w:val="400"/>
         </w:trPr>
         <w:tc>
           <w:tcPr>
-            <w:tcW w:w="864" w:type="dxa"/>
-            <w:shd w:val="clear" w:color="auto" w:fill="F8FAFC"/>
+            <w:tcW w:w="720" w:type="dxa"/>
+            <w:shd w:val="clear" w:color="auto" w:fill="FFFFFF"/>
             <w:tcMar>
-              <w:top w:w="120" w:type="dxa"/>
-              <w:left w:w="150" w:type="dxa"/>
-              <w:bottom w:w="120" w:type="dxa"/>
-              <w:right w:w="150" w:type="dxa"/>
+              <w:top w:w="100" w:type="dxa"/>
+              <w:left w:w="120" w:type="dxa"/>
+              <w:bottom w:w="100" w:type="dxa"/>
+              <w:right w:w="120" w:type="dxa"/>
             </w:tcMar>
           </w:tcPr>
           <w:p>
             <w:pPr>
+              <w:spacing w:before="40" w:after="40"/>
               <w:jc w:val="center"/>
+              <w:rPr>
+                <w:rFonts w:ascii="Times New Roman" w:hAnsi="Times New Roman" w:cs="Times New Roman"/>
+              </w:rPr>
             </w:pPr>
             <w:r>
               <w:rPr>
-                <w:sz w:val="20"/>
+                <w:rFonts w:ascii="Times New Roman" w:hAnsi="Times New Roman" w:cs="Times New Roman"/>
+                <w:sz w:val="19"/>
               </w:rPr>
               <w:t>1</w:t>
             </w:r>
@@ -1944,19 +1988,26 @@
         </w:tc>
         <w:tc>
           <w:tcPr>
-            <w:tcW w:w="1728" w:type="dxa"/>
-            <w:shd w:val="clear" w:color="auto" w:fill="F8FAFC"/>
+            <w:tcW w:w="2592" w:type="dxa"/>
+            <w:shd w:val="clear" w:color="auto" w:fill="FFFFFF"/>
             <w:tcMar>
-              <w:top w:w="120" w:type="dxa"/>
-              <w:left w:w="150" w:type="dxa"/>
-              <w:bottom w:w="120" w:type="dxa"/>
-              <w:right w:w="150" w:type="dxa"/>
+              <w:top w:w="100" w:type="dxa"/>
+              <w:left w:w="120" w:type="dxa"/>
+              <w:bottom w:w="100" w:type="dxa"/>
+              <w:right w:w="120" w:type="dxa"/>
             </w:tcMar>
           </w:tcPr>
           <w:p>
+            <w:pPr>
+              <w:spacing w:before="40" w:after="40"/>
+              <w:rPr>
+                <w:rFonts w:ascii="Times New Roman" w:hAnsi="Times New Roman" w:cs="Times New Roman"/>
+              </w:rPr>
+            </w:pPr>
             <w:r>
               <w:rPr>
-                <w:sz w:val="20"/>
+                <w:rFonts w:ascii="Times New Roman" w:hAnsi="Times New Roman" w:cs="Times New Roman"/>
+                <w:sz w:val="19"/>
               </w:rPr>
               <w:t>Инициация и анализ</w:t>
             </w:r>
@@ -1964,62 +2015,90 @@
         </w:tc>
         <w:tc>
           <w:tcPr>
-            <w:tcW w:w="3456" w:type="dxa"/>
-            <w:shd w:val="clear" w:color="auto" w:fill="F8FAFC"/>
+            <w:tcW w:w="3168" w:type="dxa"/>
+            <w:shd w:val="clear" w:color="auto" w:fill="FFFFFF"/>
             <w:tcMar>
-              <w:top w:w="120" w:type="dxa"/>
-              <w:left w:w="150" w:type="dxa"/>
-              <w:bottom w:w="120" w:type="dxa"/>
-              <w:right w:w="150" w:type="dxa"/>
+              <w:top w:w="100" w:type="dxa"/>
+              <w:left w:w="120" w:type="dxa"/>
+              <w:bottom w:w="100" w:type="dxa"/>
+              <w:right w:w="120" w:type="dxa"/>
             </w:tcMar>
           </w:tcPr>
           <w:p>
             <w:pPr>
+              <w:spacing w:before="40" w:after="40"/>
               <w:rPr>
+                <w:rFonts w:ascii="Times New Roman" w:hAnsi="Times New Roman" w:cs="Times New Roman"/>
                 <w:lang w:val="ru-RU"/>
               </w:rPr>
             </w:pPr>
             <w:r>
               <w:rPr>
-                <w:sz w:val="20"/>
+                <w:rFonts w:ascii="Times New Roman" w:hAnsi="Times New Roman" w:cs="Times New Roman"/>
+                <w:sz w:val="19"/>
                 <w:lang w:val="ru-RU"/>
               </w:rPr>
-              <w:t>Сбор требований, анализ конкурентов, проектирование структуры базы данных.</w:t>
+              <w:t xml:space="preserve">Исследование рынка </w:t>
+            </w:r>
+            <w:proofErr w:type="spellStart"/>
+            <w:r>
+              <w:rPr>
+                <w:rFonts w:ascii="Times New Roman" w:hAnsi="Times New Roman" w:cs="Times New Roman"/>
+                <w:sz w:val="19"/>
+                <w:lang w:val="ru-RU"/>
+              </w:rPr>
+              <w:t>квизов</w:t>
+            </w:r>
+            <w:proofErr w:type="spellEnd"/>
+            <w:r>
+              <w:rPr>
+                <w:rFonts w:ascii="Times New Roman" w:hAnsi="Times New Roman" w:cs="Times New Roman"/>
+                <w:sz w:val="19"/>
+                <w:lang w:val="ru-RU"/>
+              </w:rPr>
+              <w:t>, сбор требований, выбор стека.</w:t>
             </w:r>
           </w:p>
         </w:tc>
         <w:tc>
           <w:tcPr>
             <w:tcW w:w="1152" w:type="dxa"/>
-            <w:shd w:val="clear" w:color="auto" w:fill="F8FAFC"/>
+            <w:shd w:val="clear" w:color="auto" w:fill="FFFFFF"/>
             <w:tcMar>
-              <w:top w:w="120" w:type="dxa"/>
-              <w:left w:w="150" w:type="dxa"/>
-              <w:bottom w:w="120" w:type="dxa"/>
-              <w:right w:w="150" w:type="dxa"/>
+              <w:top w:w="100" w:type="dxa"/>
+              <w:left w:w="120" w:type="dxa"/>
+              <w:bottom w:w="100" w:type="dxa"/>
+              <w:right w:w="120" w:type="dxa"/>
             </w:tcMar>
           </w:tcPr>
           <w:p>
             <w:pPr>
+              <w:spacing w:before="40" w:after="40"/>
               <w:jc w:val="center"/>
+              <w:rPr>
+                <w:rFonts w:ascii="Times New Roman" w:hAnsi="Times New Roman" w:cs="Times New Roman"/>
+              </w:rPr>
             </w:pPr>
             <w:r>
               <w:rPr>
-                <w:sz w:val="20"/>
+                <w:rFonts w:ascii="Times New Roman" w:hAnsi="Times New Roman" w:cs="Times New Roman"/>
+                <w:sz w:val="19"/>
               </w:rPr>
-              <w:t xml:space="preserve">1–2 </w:t>
+              <w:t xml:space="preserve">1 </w:t>
             </w:r>
             <w:proofErr w:type="spellStart"/>
             <w:r>
               <w:rPr>
-                <w:sz w:val="20"/>
+                <w:rFonts w:ascii="Times New Roman" w:hAnsi="Times New Roman" w:cs="Times New Roman"/>
+                <w:sz w:val="19"/>
               </w:rPr>
               <w:t>нед</w:t>
             </w:r>
             <w:proofErr w:type="spellEnd"/>
             <w:r>
               <w:rPr>
-                <w:sz w:val="20"/>
+                <w:rFonts w:ascii="Times New Roman" w:hAnsi="Times New Roman" w:cs="Times New Roman"/>
+                <w:sz w:val="19"/>
               </w:rPr>
               <w:t>.</w:t>
             </w:r>
@@ -2027,52 +2106,849 @@
         </w:tc>
         <w:tc>
           <w:tcPr>
-            <w:tcW w:w="2592" w:type="dxa"/>
-            <w:shd w:val="clear" w:color="auto" w:fill="F8FAFC"/>
+            <w:tcW w:w="2448" w:type="dxa"/>
+            <w:shd w:val="clear" w:color="auto" w:fill="FFFFFF"/>
             <w:tcMar>
-              <w:top w:w="120" w:type="dxa"/>
-              <w:left w:w="150" w:type="dxa"/>
-              <w:bottom w:w="120" w:type="dxa"/>
-              <w:right w:w="150" w:type="dxa"/>
+              <w:top w:w="100" w:type="dxa"/>
+              <w:left w:w="120" w:type="dxa"/>
+              <w:bottom w:w="100" w:type="dxa"/>
+              <w:right w:w="120" w:type="dxa"/>
             </w:tcMar>
           </w:tcPr>
           <w:p>
             <w:pPr>
+              <w:spacing w:before="40" w:after="40"/>
               <w:rPr>
+                <w:rFonts w:ascii="Times New Roman" w:hAnsi="Times New Roman" w:cs="Times New Roman"/>
+              </w:rPr>
+            </w:pPr>
+            <w:r>
+              <w:rPr>
+                <w:rFonts w:ascii="Times New Roman" w:hAnsi="Times New Roman" w:cs="Times New Roman"/>
+                <w:sz w:val="19"/>
+              </w:rPr>
+              <w:t>Технический манифест (GENERAL.md)</w:t>
+            </w:r>
+          </w:p>
+        </w:tc>
+      </w:tr>
+      <w:tr>
+        <w:trPr>
+          <w:trHeight w:val="400"/>
+        </w:trPr>
+        <w:tc>
+          <w:tcPr>
+            <w:tcW w:w="720" w:type="dxa"/>
+            <w:shd w:val="clear" w:color="auto" w:fill="F2F4F7"/>
+            <w:tcMar>
+              <w:top w:w="100" w:type="dxa"/>
+              <w:left w:w="120" w:type="dxa"/>
+              <w:bottom w:w="100" w:type="dxa"/>
+              <w:right w:w="120" w:type="dxa"/>
+            </w:tcMar>
+          </w:tcPr>
+          <w:p>
+            <w:pPr>
+              <w:spacing w:before="40" w:after="40"/>
+              <w:jc w:val="center"/>
+              <w:rPr>
+                <w:rFonts w:ascii="Times New Roman" w:hAnsi="Times New Roman" w:cs="Times New Roman"/>
+              </w:rPr>
+            </w:pPr>
+            <w:r>
+              <w:rPr>
+                <w:rFonts w:ascii="Times New Roman" w:hAnsi="Times New Roman" w:cs="Times New Roman"/>
+                <w:sz w:val="19"/>
+              </w:rPr>
+              <w:t>2</w:t>
+            </w:r>
+          </w:p>
+        </w:tc>
+        <w:tc>
+          <w:tcPr>
+            <w:tcW w:w="2592" w:type="dxa"/>
+            <w:shd w:val="clear" w:color="auto" w:fill="F2F4F7"/>
+            <w:tcMar>
+              <w:top w:w="100" w:type="dxa"/>
+              <w:left w:w="120" w:type="dxa"/>
+              <w:bottom w:w="100" w:type="dxa"/>
+              <w:right w:w="120" w:type="dxa"/>
+            </w:tcMar>
+          </w:tcPr>
+          <w:p>
+            <w:pPr>
+              <w:spacing w:before="40" w:after="40"/>
+              <w:rPr>
+                <w:rFonts w:ascii="Times New Roman" w:hAnsi="Times New Roman" w:cs="Times New Roman"/>
+              </w:rPr>
+            </w:pPr>
+            <w:r>
+              <w:rPr>
+                <w:rFonts w:ascii="Times New Roman" w:hAnsi="Times New Roman" w:cs="Times New Roman"/>
+                <w:sz w:val="19"/>
+              </w:rPr>
+              <w:t>Проектирование</w:t>
+            </w:r>
+          </w:p>
+        </w:tc>
+        <w:tc>
+          <w:tcPr>
+            <w:tcW w:w="3168" w:type="dxa"/>
+            <w:shd w:val="clear" w:color="auto" w:fill="F2F4F7"/>
+            <w:tcMar>
+              <w:top w:w="100" w:type="dxa"/>
+              <w:left w:w="120" w:type="dxa"/>
+              <w:bottom w:w="100" w:type="dxa"/>
+              <w:right w:w="120" w:type="dxa"/>
+            </w:tcMar>
+          </w:tcPr>
+          <w:p>
+            <w:pPr>
+              <w:spacing w:before="40" w:after="40"/>
+              <w:rPr>
+                <w:rFonts w:ascii="Times New Roman" w:hAnsi="Times New Roman" w:cs="Times New Roman"/>
                 <w:lang w:val="ru-RU"/>
               </w:rPr>
             </w:pPr>
             <w:r>
               <w:rPr>
-                <w:sz w:val="20"/>
+                <w:rFonts w:ascii="Times New Roman" w:hAnsi="Times New Roman" w:cs="Times New Roman"/>
+                <w:sz w:val="19"/>
                 <w:lang w:val="ru-RU"/>
               </w:rPr>
-              <w:t>Техническое задание, схема БД (</w:t>
+              <w:t xml:space="preserve">Разработка </w:t>
             </w:r>
             <w:r>
               <w:rPr>
-                <w:sz w:val="20"/>
+                <w:rFonts w:ascii="Times New Roman" w:hAnsi="Times New Roman" w:cs="Times New Roman"/>
+                <w:sz w:val="19"/>
               </w:rPr>
-              <w:t>database</w:t>
+              <w:t>ER</w:t>
             </w:r>
             <w:r>
               <w:rPr>
-                <w:sz w:val="20"/>
+                <w:rFonts w:ascii="Times New Roman" w:hAnsi="Times New Roman" w:cs="Times New Roman"/>
+                <w:sz w:val="19"/>
                 <w:lang w:val="ru-RU"/>
               </w:rPr>
-              <w:t>.</w:t>
+              <w:t>-схемы БД, проектирование протоколов сокетов.</w:t>
+            </w:r>
+          </w:p>
+        </w:tc>
+        <w:tc>
+          <w:tcPr>
+            <w:tcW w:w="1152" w:type="dxa"/>
+            <w:shd w:val="clear" w:color="auto" w:fill="F2F4F7"/>
+            <w:tcMar>
+              <w:top w:w="100" w:type="dxa"/>
+              <w:left w:w="120" w:type="dxa"/>
+              <w:bottom w:w="100" w:type="dxa"/>
+              <w:right w:w="120" w:type="dxa"/>
+            </w:tcMar>
+          </w:tcPr>
+          <w:p>
+            <w:pPr>
+              <w:spacing w:before="40" w:after="40"/>
+              <w:jc w:val="center"/>
+              <w:rPr>
+                <w:rFonts w:ascii="Times New Roman" w:hAnsi="Times New Roman" w:cs="Times New Roman"/>
+              </w:rPr>
+            </w:pPr>
+            <w:r>
+              <w:rPr>
+                <w:rFonts w:ascii="Times New Roman" w:hAnsi="Times New Roman" w:cs="Times New Roman"/>
+                <w:sz w:val="19"/>
+              </w:rPr>
+              <w:t xml:space="preserve">1 </w:t>
             </w:r>
             <w:proofErr w:type="spellStart"/>
             <w:r>
               <w:rPr>
-                <w:sz w:val="20"/>
+                <w:rFonts w:ascii="Times New Roman" w:hAnsi="Times New Roman" w:cs="Times New Roman"/>
+                <w:sz w:val="19"/>
               </w:rPr>
-              <w:t>sql</w:t>
+              <w:t>нед</w:t>
             </w:r>
             <w:proofErr w:type="spellEnd"/>
             <w:r>
               <w:rPr>
-                <w:sz w:val="20"/>
+                <w:rFonts w:ascii="Times New Roman" w:hAnsi="Times New Roman" w:cs="Times New Roman"/>
+                <w:sz w:val="19"/>
+              </w:rPr>
+              <w:t>.</w:t>
+            </w:r>
+          </w:p>
+        </w:tc>
+        <w:tc>
+          <w:tcPr>
+            <w:tcW w:w="2448" w:type="dxa"/>
+            <w:shd w:val="clear" w:color="auto" w:fill="F2F4F7"/>
+            <w:tcMar>
+              <w:top w:w="100" w:type="dxa"/>
+              <w:left w:w="120" w:type="dxa"/>
+              <w:bottom w:w="100" w:type="dxa"/>
+              <w:right w:w="120" w:type="dxa"/>
+            </w:tcMar>
+          </w:tcPr>
+          <w:p>
+            <w:pPr>
+              <w:spacing w:before="40" w:after="40"/>
+              <w:rPr>
+                <w:rFonts w:ascii="Times New Roman" w:hAnsi="Times New Roman" w:cs="Times New Roman"/>
+              </w:rPr>
+            </w:pPr>
+            <w:r>
+              <w:rPr>
+                <w:rFonts w:ascii="Times New Roman" w:hAnsi="Times New Roman" w:cs="Times New Roman"/>
+                <w:sz w:val="19"/>
+              </w:rPr>
+              <w:t>Дамп database.sql, прототипы</w:t>
+            </w:r>
+          </w:p>
+        </w:tc>
+      </w:tr>
+      <w:tr>
+        <w:trPr>
+          <w:trHeight w:val="400"/>
+        </w:trPr>
+        <w:tc>
+          <w:tcPr>
+            <w:tcW w:w="720" w:type="dxa"/>
+            <w:shd w:val="clear" w:color="auto" w:fill="FFFFFF"/>
+            <w:tcMar>
+              <w:top w:w="100" w:type="dxa"/>
+              <w:left w:w="120" w:type="dxa"/>
+              <w:bottom w:w="100" w:type="dxa"/>
+              <w:right w:w="120" w:type="dxa"/>
+            </w:tcMar>
+          </w:tcPr>
+          <w:p>
+            <w:pPr>
+              <w:spacing w:before="40" w:after="40"/>
+              <w:jc w:val="center"/>
+              <w:rPr>
+                <w:rFonts w:ascii="Times New Roman" w:hAnsi="Times New Roman" w:cs="Times New Roman"/>
+              </w:rPr>
+            </w:pPr>
+            <w:r>
+              <w:rPr>
+                <w:rFonts w:ascii="Times New Roman" w:hAnsi="Times New Roman" w:cs="Times New Roman"/>
+                <w:sz w:val="19"/>
+              </w:rPr>
+              <w:t>3</w:t>
+            </w:r>
+          </w:p>
+        </w:tc>
+        <w:tc>
+          <w:tcPr>
+            <w:tcW w:w="2592" w:type="dxa"/>
+            <w:shd w:val="clear" w:color="auto" w:fill="FFFFFF"/>
+            <w:tcMar>
+              <w:top w:w="100" w:type="dxa"/>
+              <w:left w:w="120" w:type="dxa"/>
+              <w:bottom w:w="100" w:type="dxa"/>
+              <w:right w:w="120" w:type="dxa"/>
+            </w:tcMar>
+          </w:tcPr>
+          <w:p>
+            <w:pPr>
+              <w:spacing w:before="40" w:after="40"/>
+              <w:rPr>
+                <w:rFonts w:ascii="Times New Roman" w:hAnsi="Times New Roman" w:cs="Times New Roman"/>
+              </w:rPr>
+            </w:pPr>
+            <w:r>
+              <w:rPr>
+                <w:rFonts w:ascii="Times New Roman" w:hAnsi="Times New Roman" w:cs="Times New Roman"/>
+                <w:sz w:val="19"/>
+              </w:rPr>
+              <w:t>Разработка ядра (MVP)</w:t>
+            </w:r>
+          </w:p>
+        </w:tc>
+        <w:tc>
+          <w:tcPr>
+            <w:tcW w:w="3168" w:type="dxa"/>
+            <w:shd w:val="clear" w:color="auto" w:fill="FFFFFF"/>
+            <w:tcMar>
+              <w:top w:w="100" w:type="dxa"/>
+              <w:left w:w="120" w:type="dxa"/>
+              <w:bottom w:w="100" w:type="dxa"/>
+              <w:right w:w="120" w:type="dxa"/>
+            </w:tcMar>
+          </w:tcPr>
+          <w:p>
+            <w:pPr>
+              <w:spacing w:before="40" w:after="40"/>
+              <w:rPr>
+                <w:rFonts w:ascii="Times New Roman" w:hAnsi="Times New Roman" w:cs="Times New Roman"/>
+                <w:lang w:val="ru-RU"/>
+              </w:rPr>
+            </w:pPr>
+            <w:r>
+              <w:rPr>
+                <w:rFonts w:ascii="Times New Roman" w:hAnsi="Times New Roman" w:cs="Times New Roman"/>
+                <w:sz w:val="19"/>
+                <w:lang w:val="ru-RU"/>
+              </w:rPr>
+              <w:t xml:space="preserve">Интеграция ИИ, запуск </w:t>
+            </w:r>
+            <w:r>
+              <w:rPr>
+                <w:rFonts w:ascii="Times New Roman" w:hAnsi="Times New Roman" w:cs="Times New Roman"/>
+                <w:sz w:val="19"/>
+              </w:rPr>
+              <w:t>Ratchet</w:t>
+            </w:r>
+            <w:r>
+              <w:rPr>
+                <w:rFonts w:ascii="Times New Roman" w:hAnsi="Times New Roman" w:cs="Times New Roman"/>
+                <w:sz w:val="19"/>
+                <w:lang w:val="ru-RU"/>
+              </w:rPr>
+              <w:t xml:space="preserve"> </w:t>
+            </w:r>
+            <w:r>
+              <w:rPr>
+                <w:rFonts w:ascii="Times New Roman" w:hAnsi="Times New Roman" w:cs="Times New Roman"/>
+                <w:sz w:val="19"/>
+              </w:rPr>
+              <w:t>WS</w:t>
+            </w:r>
+            <w:r>
+              <w:rPr>
+                <w:rFonts w:ascii="Times New Roman" w:hAnsi="Times New Roman" w:cs="Times New Roman"/>
+                <w:sz w:val="19"/>
+                <w:lang w:val="ru-RU"/>
+              </w:rPr>
+              <w:t>, реализация игрового цикла.</w:t>
+            </w:r>
+          </w:p>
+        </w:tc>
+        <w:tc>
+          <w:tcPr>
+            <w:tcW w:w="1152" w:type="dxa"/>
+            <w:shd w:val="clear" w:color="auto" w:fill="FFFFFF"/>
+            <w:tcMar>
+              <w:top w:w="100" w:type="dxa"/>
+              <w:left w:w="120" w:type="dxa"/>
+              <w:bottom w:w="100" w:type="dxa"/>
+              <w:right w:w="120" w:type="dxa"/>
+            </w:tcMar>
+          </w:tcPr>
+          <w:p>
+            <w:pPr>
+              <w:spacing w:before="40" w:after="40"/>
+              <w:jc w:val="center"/>
+              <w:rPr>
+                <w:rFonts w:ascii="Times New Roman" w:hAnsi="Times New Roman" w:cs="Times New Roman"/>
+              </w:rPr>
+            </w:pPr>
+            <w:r>
+              <w:rPr>
+                <w:rFonts w:ascii="Times New Roman" w:hAnsi="Times New Roman" w:cs="Times New Roman"/>
+                <w:sz w:val="19"/>
+              </w:rPr>
+              <w:t xml:space="preserve">5 </w:t>
+            </w:r>
+            <w:proofErr w:type="spellStart"/>
+            <w:r>
+              <w:rPr>
+                <w:rFonts w:ascii="Times New Roman" w:hAnsi="Times New Roman" w:cs="Times New Roman"/>
+                <w:sz w:val="19"/>
+              </w:rPr>
+              <w:t>нед</w:t>
+            </w:r>
+            <w:proofErr w:type="spellEnd"/>
+            <w:r>
+              <w:rPr>
+                <w:rFonts w:ascii="Times New Roman" w:hAnsi="Times New Roman" w:cs="Times New Roman"/>
+                <w:sz w:val="19"/>
+              </w:rPr>
+              <w:t>.</w:t>
+            </w:r>
+          </w:p>
+        </w:tc>
+        <w:tc>
+          <w:tcPr>
+            <w:tcW w:w="2448" w:type="dxa"/>
+            <w:shd w:val="clear" w:color="auto" w:fill="FFFFFF"/>
+            <w:tcMar>
+              <w:top w:w="100" w:type="dxa"/>
+              <w:left w:w="120" w:type="dxa"/>
+              <w:bottom w:w="100" w:type="dxa"/>
+              <w:right w:w="120" w:type="dxa"/>
+            </w:tcMar>
+          </w:tcPr>
+          <w:p>
+            <w:pPr>
+              <w:spacing w:before="40" w:after="40"/>
+              <w:rPr>
+                <w:rFonts w:ascii="Times New Roman" w:hAnsi="Times New Roman" w:cs="Times New Roman"/>
+                <w:lang w:val="ru-RU"/>
+              </w:rPr>
+            </w:pPr>
+            <w:r>
+              <w:rPr>
+                <w:rFonts w:ascii="Times New Roman" w:hAnsi="Times New Roman" w:cs="Times New Roman"/>
+                <w:sz w:val="19"/>
+                <w:lang w:val="ru-RU"/>
+              </w:rPr>
+              <w:t xml:space="preserve">Рабочий </w:t>
+            </w:r>
+            <w:proofErr w:type="spellStart"/>
+            <w:r>
+              <w:rPr>
+                <w:rFonts w:ascii="Times New Roman" w:hAnsi="Times New Roman" w:cs="Times New Roman"/>
+                <w:sz w:val="19"/>
+                <w:lang w:val="ru-RU"/>
+              </w:rPr>
+              <w:t>бэкенд</w:t>
+            </w:r>
+            <w:proofErr w:type="spellEnd"/>
+            <w:r>
+              <w:rPr>
+                <w:rFonts w:ascii="Times New Roman" w:hAnsi="Times New Roman" w:cs="Times New Roman"/>
+                <w:sz w:val="19"/>
+                <w:lang w:val="ru-RU"/>
+              </w:rPr>
+              <w:t xml:space="preserve"> и </w:t>
+            </w:r>
+            <w:proofErr w:type="spellStart"/>
+            <w:r>
+              <w:rPr>
+                <w:rFonts w:ascii="Times New Roman" w:hAnsi="Times New Roman" w:cs="Times New Roman"/>
+                <w:sz w:val="19"/>
+              </w:rPr>
+              <w:t>WebSocket</w:t>
+            </w:r>
+            <w:proofErr w:type="spellEnd"/>
+            <w:r>
+              <w:rPr>
+                <w:rFonts w:ascii="Times New Roman" w:hAnsi="Times New Roman" w:cs="Times New Roman"/>
+                <w:sz w:val="19"/>
+                <w:lang w:val="ru-RU"/>
+              </w:rPr>
+              <w:t>-сервер</w:t>
+            </w:r>
+          </w:p>
+        </w:tc>
+      </w:tr>
+      <w:tr>
+        <w:trPr>
+          <w:trHeight w:val="400"/>
+        </w:trPr>
+        <w:tc>
+          <w:tcPr>
+            <w:tcW w:w="720" w:type="dxa"/>
+            <w:shd w:val="clear" w:color="auto" w:fill="F2F4F7"/>
+            <w:tcMar>
+              <w:top w:w="100" w:type="dxa"/>
+              <w:left w:w="120" w:type="dxa"/>
+              <w:bottom w:w="100" w:type="dxa"/>
+              <w:right w:w="120" w:type="dxa"/>
+            </w:tcMar>
+          </w:tcPr>
+          <w:p>
+            <w:pPr>
+              <w:spacing w:before="40" w:after="40"/>
+              <w:jc w:val="center"/>
+              <w:rPr>
+                <w:rFonts w:ascii="Times New Roman" w:hAnsi="Times New Roman" w:cs="Times New Roman"/>
+              </w:rPr>
+            </w:pPr>
+            <w:r>
+              <w:rPr>
+                <w:rFonts w:ascii="Times New Roman" w:hAnsi="Times New Roman" w:cs="Times New Roman"/>
+                <w:sz w:val="19"/>
+              </w:rPr>
+              <w:t>4</w:t>
+            </w:r>
+          </w:p>
+        </w:tc>
+        <w:tc>
+          <w:tcPr>
+            <w:tcW w:w="2592" w:type="dxa"/>
+            <w:shd w:val="clear" w:color="auto" w:fill="F2F4F7"/>
+            <w:tcMar>
+              <w:top w:w="100" w:type="dxa"/>
+              <w:left w:w="120" w:type="dxa"/>
+              <w:bottom w:w="100" w:type="dxa"/>
+              <w:right w:w="120" w:type="dxa"/>
+            </w:tcMar>
+          </w:tcPr>
+          <w:p>
+            <w:pPr>
+              <w:spacing w:before="40" w:after="40"/>
+              <w:rPr>
+                <w:rFonts w:ascii="Times New Roman" w:hAnsi="Times New Roman" w:cs="Times New Roman"/>
+              </w:rPr>
+            </w:pPr>
+            <w:r>
+              <w:rPr>
+                <w:rFonts w:ascii="Times New Roman" w:hAnsi="Times New Roman" w:cs="Times New Roman"/>
+                <w:sz w:val="19"/>
+              </w:rPr>
+              <w:t>Фронтенд и дизайн</w:t>
+            </w:r>
+          </w:p>
+        </w:tc>
+        <w:tc>
+          <w:tcPr>
+            <w:tcW w:w="3168" w:type="dxa"/>
+            <w:shd w:val="clear" w:color="auto" w:fill="F2F4F7"/>
+            <w:tcMar>
+              <w:top w:w="100" w:type="dxa"/>
+              <w:left w:w="120" w:type="dxa"/>
+              <w:bottom w:w="100" w:type="dxa"/>
+              <w:right w:w="120" w:type="dxa"/>
+            </w:tcMar>
+          </w:tcPr>
+          <w:p>
+            <w:pPr>
+              <w:spacing w:before="40" w:after="40"/>
+              <w:rPr>
+                <w:rFonts w:ascii="Times New Roman" w:hAnsi="Times New Roman" w:cs="Times New Roman"/>
+                <w:lang w:val="ru-RU"/>
+              </w:rPr>
+            </w:pPr>
+            <w:r>
+              <w:rPr>
+                <w:rFonts w:ascii="Times New Roman" w:hAnsi="Times New Roman" w:cs="Times New Roman"/>
+                <w:sz w:val="19"/>
+                <w:lang w:val="ru-RU"/>
+              </w:rPr>
+              <w:t xml:space="preserve">Верстка </w:t>
+            </w:r>
+            <w:r>
+              <w:rPr>
+                <w:rFonts w:ascii="Times New Roman" w:hAnsi="Times New Roman" w:cs="Times New Roman"/>
+                <w:sz w:val="19"/>
+                <w:lang w:val="ru-RU"/>
+              </w:rPr>
+              <w:t>ретро-интерфейса, адаптация под смартфоны, чат.</w:t>
+            </w:r>
+          </w:p>
+        </w:tc>
+        <w:tc>
+          <w:tcPr>
+            <w:tcW w:w="1152" w:type="dxa"/>
+            <w:shd w:val="clear" w:color="auto" w:fill="F2F4F7"/>
+            <w:tcMar>
+              <w:top w:w="100" w:type="dxa"/>
+              <w:left w:w="120" w:type="dxa"/>
+              <w:bottom w:w="100" w:type="dxa"/>
+              <w:right w:w="120" w:type="dxa"/>
+            </w:tcMar>
+          </w:tcPr>
+          <w:p>
+            <w:pPr>
+              <w:spacing w:before="40" w:after="40"/>
+              <w:jc w:val="center"/>
+              <w:rPr>
+                <w:rFonts w:ascii="Times New Roman" w:hAnsi="Times New Roman" w:cs="Times New Roman"/>
+              </w:rPr>
+            </w:pPr>
+            <w:r>
+              <w:rPr>
+                <w:rFonts w:ascii="Times New Roman" w:hAnsi="Times New Roman" w:cs="Times New Roman"/>
+                <w:sz w:val="19"/>
+              </w:rPr>
+              <w:t xml:space="preserve">2 </w:t>
+            </w:r>
+            <w:proofErr w:type="spellStart"/>
+            <w:r>
+              <w:rPr>
+                <w:rFonts w:ascii="Times New Roman" w:hAnsi="Times New Roman" w:cs="Times New Roman"/>
+                <w:sz w:val="19"/>
+              </w:rPr>
+              <w:t>нед</w:t>
+            </w:r>
+            <w:proofErr w:type="spellEnd"/>
+            <w:r>
+              <w:rPr>
+                <w:rFonts w:ascii="Times New Roman" w:hAnsi="Times New Roman" w:cs="Times New Roman"/>
+                <w:sz w:val="19"/>
+              </w:rPr>
+              <w:t>.</w:t>
+            </w:r>
+          </w:p>
+        </w:tc>
+        <w:tc>
+          <w:tcPr>
+            <w:tcW w:w="2448" w:type="dxa"/>
+            <w:shd w:val="clear" w:color="auto" w:fill="F2F4F7"/>
+            <w:tcMar>
+              <w:top w:w="100" w:type="dxa"/>
+              <w:left w:w="120" w:type="dxa"/>
+              <w:bottom w:w="100" w:type="dxa"/>
+              <w:right w:w="120" w:type="dxa"/>
+            </w:tcMar>
+          </w:tcPr>
+          <w:p>
+            <w:pPr>
+              <w:spacing w:before="40" w:after="40"/>
+              <w:rPr>
+                <w:rFonts w:ascii="Times New Roman" w:hAnsi="Times New Roman" w:cs="Times New Roman"/>
+                <w:lang w:val="ru-RU"/>
+              </w:rPr>
+            </w:pPr>
+            <w:r>
+              <w:rPr>
+                <w:rFonts w:ascii="Times New Roman" w:hAnsi="Times New Roman" w:cs="Times New Roman"/>
+                <w:sz w:val="19"/>
+                <w:lang w:val="ru-RU"/>
+              </w:rPr>
+              <w:t xml:space="preserve">Готовые </w:t>
+            </w:r>
+            <w:r>
+              <w:rPr>
+                <w:rFonts w:ascii="Times New Roman" w:hAnsi="Times New Roman" w:cs="Times New Roman"/>
+                <w:sz w:val="19"/>
+              </w:rPr>
+              <w:t>HTML</w:t>
+            </w:r>
+            <w:r>
+              <w:rPr>
+                <w:rFonts w:ascii="Times New Roman" w:hAnsi="Times New Roman" w:cs="Times New Roman"/>
+                <w:sz w:val="19"/>
+                <w:lang w:val="ru-RU"/>
+              </w:rPr>
+              <w:t>/</w:t>
+            </w:r>
+            <w:r>
+              <w:rPr>
+                <w:rFonts w:ascii="Times New Roman" w:hAnsi="Times New Roman" w:cs="Times New Roman"/>
+                <w:sz w:val="19"/>
+              </w:rPr>
+              <w:t>CSS</w:t>
+            </w:r>
+            <w:r>
+              <w:rPr>
+                <w:rFonts w:ascii="Times New Roman" w:hAnsi="Times New Roman" w:cs="Times New Roman"/>
+                <w:sz w:val="19"/>
+                <w:lang w:val="ru-RU"/>
+              </w:rPr>
+              <w:t>/</w:t>
+            </w:r>
+            <w:r>
+              <w:rPr>
+                <w:rFonts w:ascii="Times New Roman" w:hAnsi="Times New Roman" w:cs="Times New Roman"/>
+                <w:sz w:val="19"/>
+              </w:rPr>
+              <w:t>JS</w:t>
+            </w:r>
+            <w:r>
+              <w:rPr>
+                <w:rFonts w:ascii="Times New Roman" w:hAnsi="Times New Roman" w:cs="Times New Roman"/>
+                <w:sz w:val="19"/>
+                <w:lang w:val="ru-RU"/>
+              </w:rPr>
+              <w:t xml:space="preserve"> интерфейсы</w:t>
+            </w:r>
+          </w:p>
+        </w:tc>
+      </w:tr>
+      <w:tr>
+        <w:trPr>
+          <w:trHeight w:val="400"/>
+        </w:trPr>
+        <w:tc>
+          <w:tcPr>
+            <w:tcW w:w="720" w:type="dxa"/>
+            <w:shd w:val="clear" w:color="auto" w:fill="FFFFFF"/>
+            <w:tcMar>
+              <w:top w:w="100" w:type="dxa"/>
+              <w:left w:w="120" w:type="dxa"/>
+              <w:bottom w:w="100" w:type="dxa"/>
+              <w:right w:w="120" w:type="dxa"/>
+            </w:tcMar>
+          </w:tcPr>
+          <w:p>
+            <w:pPr>
+              <w:spacing w:before="40" w:after="40"/>
+              <w:jc w:val="center"/>
+              <w:rPr>
+                <w:rFonts w:ascii="Times New Roman" w:hAnsi="Times New Roman" w:cs="Times New Roman"/>
+              </w:rPr>
+            </w:pPr>
+            <w:r>
+              <w:rPr>
+                <w:rFonts w:ascii="Times New Roman" w:hAnsi="Times New Roman" w:cs="Times New Roman"/>
+                <w:sz w:val="19"/>
+              </w:rPr>
+              <w:t>5</w:t>
+            </w:r>
+          </w:p>
+        </w:tc>
+        <w:tc>
+          <w:tcPr>
+            <w:tcW w:w="2592" w:type="dxa"/>
+            <w:shd w:val="clear" w:color="auto" w:fill="FFFFFF"/>
+            <w:tcMar>
+              <w:top w:w="100" w:type="dxa"/>
+              <w:left w:w="120" w:type="dxa"/>
+              <w:bottom w:w="100" w:type="dxa"/>
+              <w:right w:w="120" w:type="dxa"/>
+            </w:tcMar>
+          </w:tcPr>
+          <w:p>
+            <w:pPr>
+              <w:spacing w:before="40" w:after="40"/>
+              <w:rPr>
+                <w:rFonts w:ascii="Times New Roman" w:hAnsi="Times New Roman" w:cs="Times New Roman"/>
+              </w:rPr>
+            </w:pPr>
+            <w:r>
+              <w:rPr>
+                <w:rFonts w:ascii="Times New Roman" w:hAnsi="Times New Roman" w:cs="Times New Roman"/>
+                <w:sz w:val="19"/>
+              </w:rPr>
+              <w:t>Тестирование и локализация</w:t>
+            </w:r>
+          </w:p>
+        </w:tc>
+        <w:tc>
+          <w:tcPr>
+            <w:tcW w:w="3168" w:type="dxa"/>
+            <w:shd w:val="clear" w:color="auto" w:fill="FFFFFF"/>
+            <w:tcMar>
+              <w:top w:w="100" w:type="dxa"/>
+              <w:left w:w="120" w:type="dxa"/>
+              <w:bottom w:w="100" w:type="dxa"/>
+              <w:right w:w="120" w:type="dxa"/>
+            </w:tcMar>
+          </w:tcPr>
+          <w:p>
+            <w:pPr>
+              <w:spacing w:before="40" w:after="40"/>
+              <w:rPr>
+                <w:rFonts w:ascii="Times New Roman" w:hAnsi="Times New Roman" w:cs="Times New Roman"/>
+                <w:lang w:val="ru-RU"/>
+              </w:rPr>
+            </w:pPr>
+            <w:r>
+              <w:rPr>
+                <w:rFonts w:ascii="Times New Roman" w:hAnsi="Times New Roman" w:cs="Times New Roman"/>
+                <w:sz w:val="19"/>
+                <w:lang w:val="ru-RU"/>
+              </w:rPr>
+              <w:t xml:space="preserve">Синтаксический </w:t>
+            </w:r>
+            <w:proofErr w:type="spellStart"/>
+            <w:r>
+              <w:rPr>
+                <w:rFonts w:ascii="Times New Roman" w:hAnsi="Times New Roman" w:cs="Times New Roman"/>
+                <w:sz w:val="19"/>
+                <w:lang w:val="ru-RU"/>
+              </w:rPr>
+              <w:t>линтинг</w:t>
+            </w:r>
+            <w:proofErr w:type="spellEnd"/>
+            <w:r>
+              <w:rPr>
+                <w:rFonts w:ascii="Times New Roman" w:hAnsi="Times New Roman" w:cs="Times New Roman"/>
+                <w:sz w:val="19"/>
+                <w:lang w:val="ru-RU"/>
+              </w:rPr>
+              <w:t xml:space="preserve"> кода, оптимизация картинок.</w:t>
+            </w:r>
+          </w:p>
+        </w:tc>
+        <w:tc>
+          <w:tcPr>
+            <w:tcW w:w="1152" w:type="dxa"/>
+            <w:shd w:val="clear" w:color="auto" w:fill="FFFFFF"/>
+            <w:tcMar>
+              <w:top w:w="100" w:type="dxa"/>
+              <w:left w:w="120" w:type="dxa"/>
+              <w:bottom w:w="100" w:type="dxa"/>
+              <w:right w:w="120" w:type="dxa"/>
+            </w:tcMar>
+          </w:tcPr>
+          <w:p>
+            <w:pPr>
+              <w:spacing w:before="40" w:after="40"/>
+              <w:jc w:val="center"/>
+              <w:rPr>
+                <w:rFonts w:ascii="Times New Roman" w:hAnsi="Times New Roman" w:cs="Times New Roman"/>
+              </w:rPr>
+            </w:pPr>
+            <w:r>
+              <w:rPr>
+                <w:rFonts w:ascii="Times New Roman" w:hAnsi="Times New Roman" w:cs="Times New Roman"/>
+                <w:sz w:val="19"/>
+              </w:rPr>
+              <w:t xml:space="preserve">1 </w:t>
+            </w:r>
+            <w:proofErr w:type="spellStart"/>
+            <w:r>
+              <w:rPr>
+                <w:rFonts w:ascii="Times New Roman" w:hAnsi="Times New Roman" w:cs="Times New Roman"/>
+                <w:sz w:val="19"/>
+              </w:rPr>
+              <w:t>нед</w:t>
+            </w:r>
+            <w:proofErr w:type="spellEnd"/>
+            <w:r>
+              <w:rPr>
+                <w:rFonts w:ascii="Times New Roman" w:hAnsi="Times New Roman" w:cs="Times New Roman"/>
+                <w:sz w:val="19"/>
+              </w:rPr>
+              <w:t>.</w:t>
+            </w:r>
+          </w:p>
+        </w:tc>
+        <w:tc>
+          <w:tcPr>
+            <w:tcW w:w="2448" w:type="dxa"/>
+            <w:shd w:val="clear" w:color="auto" w:fill="FFFFFF"/>
+            <w:tcMar>
+              <w:top w:w="100" w:type="dxa"/>
+              <w:left w:w="120" w:type="dxa"/>
+              <w:bottom w:w="100" w:type="dxa"/>
+              <w:right w:w="120" w:type="dxa"/>
+            </w:tcMar>
+          </w:tcPr>
+          <w:p>
+            <w:pPr>
+              <w:spacing w:before="40" w:after="40"/>
+              <w:rPr>
+                <w:rFonts w:ascii="Times New Roman" w:hAnsi="Times New Roman" w:cs="Times New Roman"/>
+                <w:lang w:val="ru-RU"/>
+              </w:rPr>
+            </w:pPr>
+            <w:proofErr w:type="spellStart"/>
+            <w:r>
+              <w:rPr>
+                <w:rFonts w:ascii="Times New Roman" w:hAnsi="Times New Roman" w:cs="Times New Roman"/>
+                <w:sz w:val="19"/>
+                <w:lang w:val="ru-RU"/>
+              </w:rPr>
+              <w:t>Линт</w:t>
+            </w:r>
+            <w:proofErr w:type="spellEnd"/>
+            <w:r>
+              <w:rPr>
+                <w:rFonts w:ascii="Times New Roman" w:hAnsi="Times New Roman" w:cs="Times New Roman"/>
+                <w:sz w:val="19"/>
+                <w:lang w:val="ru-RU"/>
+              </w:rPr>
+              <w:t>-отчет, сжатые ресурсы (</w:t>
+            </w:r>
+            <w:proofErr w:type="spellStart"/>
+            <w:r>
+              <w:rPr>
+                <w:rFonts w:ascii="Times New Roman" w:hAnsi="Times New Roman" w:cs="Times New Roman"/>
+                <w:sz w:val="19"/>
+              </w:rPr>
+              <w:t>WebP</w:t>
+            </w:r>
+            <w:proofErr w:type="spellEnd"/>
+            <w:r>
+              <w:rPr>
+                <w:rFonts w:ascii="Times New Roman" w:hAnsi="Times New Roman" w:cs="Times New Roman"/>
+                <w:sz w:val="19"/>
                 <w:lang w:val="ru-RU"/>
               </w:rPr>
               <w:t>)</w:t>
@@ -2082,373 +2958,139 @@
       </w:tr>
       <w:tr>
         <w:trPr>
-          <w:trHeight w:val="600"/>
+          <w:trHeight w:val="400"/>
         </w:trPr>
         <w:tc>
           <w:tcPr>
-            <w:tcW w:w="864" w:type="dxa"/>
-            <w:shd w:val="clear" w:color="auto" w:fill="FFFFFF"/>
+            <w:tcW w:w="720" w:type="dxa"/>
+            <w:shd w:val="clear" w:color="auto" w:fill="F2F4F7"/>
             <w:tcMar>
-              <w:top w:w="120" w:type="dxa"/>
-              <w:left w:w="150" w:type="dxa"/>
-              <w:bottom w:w="120" w:type="dxa"/>
-              <w:right w:w="150" w:type="dxa"/>
+              <w:top w:w="100" w:type="dxa"/>
+              <w:left w:w="120" w:type="dxa"/>
+              <w:bottom w:w="100" w:type="dxa"/>
+              <w:right w:w="120" w:type="dxa"/>
             </w:tcMar>
           </w:tcPr>
           <w:p>
             <w:pPr>
+              <w:spacing w:before="40" w:after="40"/>
               <w:jc w:val="center"/>
+              <w:rPr>
+                <w:rFonts w:ascii="Times New Roman" w:hAnsi="Times New Roman" w:cs="Times New Roman"/>
+              </w:rPr>
             </w:pPr>
             <w:r>
               <w:rPr>
-                <w:sz w:val="20"/>
+                <w:rFonts w:ascii="Times New Roman" w:hAnsi="Times New Roman" w:cs="Times New Roman"/>
+                <w:sz w:val="19"/>
               </w:rPr>
-              <w:t>2</w:t>
+              <w:t>6</w:t>
             </w:r>
           </w:p>
         </w:tc>
         <w:tc>
           <w:tcPr>
-            <w:tcW w:w="1728" w:type="dxa"/>
-            <w:shd w:val="clear" w:color="auto" w:fill="FFFFFF"/>
+            <w:tcW w:w="2592" w:type="dxa"/>
+            <w:shd w:val="clear" w:color="auto" w:fill="F2F4F7"/>
             <w:tcMar>
-              <w:top w:w="120" w:type="dxa"/>
-              <w:left w:w="150" w:type="dxa"/>
-              <w:bottom w:w="120" w:type="dxa"/>
-              <w:right w:w="150" w:type="dxa"/>
+              <w:top w:w="100" w:type="dxa"/>
+              <w:left w:w="120" w:type="dxa"/>
+              <w:bottom w:w="100" w:type="dxa"/>
+              <w:right w:w="120" w:type="dxa"/>
             </w:tcMar>
           </w:tcPr>
           <w:p>
+            <w:pPr>
+              <w:spacing w:before="40" w:after="40"/>
+              <w:rPr>
+                <w:rFonts w:ascii="Times New Roman" w:hAnsi="Times New Roman" w:cs="Times New Roman"/>
+              </w:rPr>
+            </w:pPr>
             <w:r>
               <w:rPr>
-                <w:sz w:val="20"/>
+                <w:rFonts w:ascii="Times New Roman" w:hAnsi="Times New Roman" w:cs="Times New Roman"/>
+                <w:sz w:val="19"/>
               </w:rPr>
-              <w:t>Проектирование</w:t>
+              <w:t>Внедрение и запуск</w:t>
             </w:r>
           </w:p>
         </w:tc>
         <w:tc>
           <w:tcPr>
-            <w:tcW w:w="3456" w:type="dxa"/>
-            <w:shd w:val="clear" w:color="auto" w:fill="FFFFFF"/>
+            <w:tcW w:w="3168" w:type="dxa"/>
+            <w:shd w:val="clear" w:color="auto" w:fill="F2F4F7"/>
             <w:tcMar>
-              <w:top w:w="120" w:type="dxa"/>
-              <w:left w:w="150" w:type="dxa"/>
-              <w:bottom w:w="120" w:type="dxa"/>
-              <w:right w:w="150" w:type="dxa"/>
+              <w:top w:w="100" w:type="dxa"/>
+              <w:left w:w="120" w:type="dxa"/>
+              <w:bottom w:w="100" w:type="dxa"/>
+              <w:right w:w="120" w:type="dxa"/>
             </w:tcMar>
           </w:tcPr>
           <w:p>
             <w:pPr>
+              <w:spacing w:before="40" w:after="40"/>
               <w:rPr>
+                <w:rFonts w:ascii="Times New Roman" w:hAnsi="Times New Roman" w:cs="Times New Roman"/>
                 <w:lang w:val="ru-RU"/>
               </w:rPr>
             </w:pPr>
             <w:r>
               <w:rPr>
-                <w:sz w:val="20"/>
+                <w:rFonts w:ascii="Times New Roman" w:hAnsi="Times New Roman" w:cs="Times New Roman"/>
+                <w:sz w:val="19"/>
                 <w:lang w:val="ru-RU"/>
               </w:rPr>
-              <w:t>Разработка макетов интерфейсов (</w:t>
-            </w:r>
-            <w:proofErr w:type="spellStart"/>
-            <w:r>
-              <w:rPr>
-                <w:sz w:val="20"/>
-              </w:rPr>
-              <w:t>Figma</w:t>
-            </w:r>
-            <w:proofErr w:type="spellEnd"/>
-            <w:r>
-              <w:rPr>
-                <w:sz w:val="20"/>
-                <w:lang w:val="ru-RU"/>
-              </w:rPr>
-              <w:t xml:space="preserve">), проектирование ретро-стилистики </w:t>
+              <w:t xml:space="preserve">Доработка под локальный </w:t>
             </w:r>
             <w:r>
               <w:rPr>
-                <w:sz w:val="20"/>
+                <w:rFonts w:ascii="Times New Roman" w:hAnsi="Times New Roman" w:cs="Times New Roman"/>
+                <w:sz w:val="19"/>
                 <w:lang w:val="ru-RU"/>
               </w:rPr>
-              <w:t>(</w:t>
-            </w:r>
-            <w:r>
-              <w:rPr>
-                <w:sz w:val="20"/>
-              </w:rPr>
-              <w:t>CSS</w:t>
-            </w:r>
-            <w:r>
-              <w:rPr>
-                <w:sz w:val="20"/>
-                <w:lang w:val="ru-RU"/>
-              </w:rPr>
-              <w:t xml:space="preserve">), настройка </w:t>
-            </w:r>
-            <w:r>
-              <w:rPr>
-                <w:sz w:val="20"/>
-              </w:rPr>
-              <w:t>VPN</w:t>
-            </w:r>
-            <w:r>
-              <w:rPr>
-                <w:sz w:val="20"/>
-                <w:lang w:val="ru-RU"/>
-              </w:rPr>
-              <w:t>-прокси.</w:t>
+              <w:t>запуск, написание руководства.</w:t>
             </w:r>
           </w:p>
         </w:tc>
         <w:tc>
           <w:tcPr>
             <w:tcW w:w="1152" w:type="dxa"/>
-            <w:shd w:val="clear" w:color="auto" w:fill="FFFFFF"/>
+            <w:shd w:val="clear" w:color="auto" w:fill="F2F4F7"/>
             <w:tcMar>
-              <w:top w:w="120" w:type="dxa"/>
-              <w:left w:w="150" w:type="dxa"/>
-              <w:bottom w:w="120" w:type="dxa"/>
-              <w:right w:w="150" w:type="dxa"/>
+              <w:top w:w="100" w:type="dxa"/>
+              <w:left w:w="120" w:type="dxa"/>
+              <w:bottom w:w="100" w:type="dxa"/>
+              <w:right w:w="120" w:type="dxa"/>
             </w:tcMar>
           </w:tcPr>
           <w:p>
             <w:pPr>
+              <w:spacing w:before="40" w:after="40"/>
               <w:jc w:val="center"/>
-            </w:pPr>
-            <w:r>
               <w:rPr>
-                <w:sz w:val="20"/>
-              </w:rPr>
-              <w:t>2–3 нед.</w:t>
-            </w:r>
-          </w:p>
-        </w:tc>
-        <w:tc>
-          <w:tcPr>
-            <w:tcW w:w="2592" w:type="dxa"/>
-            <w:shd w:val="clear" w:color="auto" w:fill="FFFFFF"/>
-            <w:tcMar>
-              <w:top w:w="120" w:type="dxa"/>
-              <w:left w:w="150" w:type="dxa"/>
-              <w:bottom w:w="120" w:type="dxa"/>
-              <w:right w:w="150" w:type="dxa"/>
-            </w:tcMar>
-          </w:tcPr>
-          <w:p>
-            <w:pPr>
-              <w:rPr>
-                <w:lang w:val="ru-RU"/>
+                <w:rFonts w:ascii="Times New Roman" w:hAnsi="Times New Roman" w:cs="Times New Roman"/>
               </w:rPr>
             </w:pPr>
             <w:r>
               <w:rPr>
-                <w:sz w:val="20"/>
-                <w:lang w:val="ru-RU"/>
+                <w:rFonts w:ascii="Times New Roman" w:hAnsi="Times New Roman" w:cs="Times New Roman"/>
+                <w:sz w:val="19"/>
               </w:rPr>
-              <w:t xml:space="preserve">Макеты интерфейсов, базовый файл стилей, настроенный </w:t>
+              <w:t xml:space="preserve">1 </w:t>
             </w:r>
             <w:proofErr w:type="spellStart"/>
             <w:r>
               <w:rPr>
-                <w:sz w:val="20"/>
-              </w:rPr>
-              <w:t>xray</w:t>
-            </w:r>
-            <w:proofErr w:type="spellEnd"/>
-            <w:r>
-              <w:rPr>
-                <w:sz w:val="20"/>
-                <w:lang w:val="ru-RU"/>
-              </w:rPr>
-              <w:t>-</w:t>
-            </w:r>
-            <w:r>
-              <w:rPr>
-                <w:sz w:val="20"/>
-              </w:rPr>
-              <w:t>core</w:t>
-            </w:r>
-          </w:p>
-        </w:tc>
-      </w:tr>
-      <w:tr>
-        <w:trPr>
-          <w:trHeight w:val="600"/>
-        </w:trPr>
-        <w:tc>
-          <w:tcPr>
-            <w:tcW w:w="864" w:type="dxa"/>
-            <w:shd w:val="clear" w:color="auto" w:fill="F8FAFC"/>
-            <w:tcMar>
-              <w:top w:w="120" w:type="dxa"/>
-              <w:left w:w="150" w:type="dxa"/>
-              <w:bottom w:w="120" w:type="dxa"/>
-              <w:right w:w="150" w:type="dxa"/>
-            </w:tcMar>
-          </w:tcPr>
-          <w:p>
-            <w:pPr>
-              <w:jc w:val="center"/>
-            </w:pPr>
-            <w:r>
-              <w:rPr>
-                <w:sz w:val="20"/>
-              </w:rPr>
-              <w:t>3</w:t>
-            </w:r>
-          </w:p>
-        </w:tc>
-        <w:tc>
-          <w:tcPr>
-            <w:tcW w:w="1728" w:type="dxa"/>
-            <w:shd w:val="clear" w:color="auto" w:fill="F8FAFC"/>
-            <w:tcMar>
-              <w:top w:w="120" w:type="dxa"/>
-              <w:left w:w="150" w:type="dxa"/>
-              <w:bottom w:w="120" w:type="dxa"/>
-              <w:right w:w="150" w:type="dxa"/>
-            </w:tcMar>
-          </w:tcPr>
-          <w:p>
-            <w:r>
-              <w:rPr>
-                <w:sz w:val="20"/>
-              </w:rPr>
-              <w:t>Разработка MVP</w:t>
-            </w:r>
-          </w:p>
-        </w:tc>
-        <w:tc>
-          <w:tcPr>
-            <w:tcW w:w="3456" w:type="dxa"/>
-            <w:shd w:val="clear" w:color="auto" w:fill="F8FAFC"/>
-            <w:tcMar>
-              <w:top w:w="120" w:type="dxa"/>
-              <w:left w:w="150" w:type="dxa"/>
-              <w:bottom w:w="120" w:type="dxa"/>
-              <w:right w:w="150" w:type="dxa"/>
-            </w:tcMar>
-          </w:tcPr>
-          <w:p>
-            <w:pPr>
-              <w:rPr>
-                <w:lang w:val="ru-RU"/>
-              </w:rPr>
-            </w:pPr>
-            <w:r>
-              <w:rPr>
-                <w:sz w:val="20"/>
-                <w:lang w:val="ru-RU"/>
-              </w:rPr>
-              <w:t xml:space="preserve">Реализация авторизации, </w:t>
-            </w:r>
-            <w:proofErr w:type="spellStart"/>
-            <w:r>
-              <w:rPr>
-                <w:sz w:val="20"/>
-                <w:lang w:val="ru-RU"/>
-              </w:rPr>
-              <w:t>хаба</w:t>
-            </w:r>
-            <w:proofErr w:type="spellEnd"/>
-            <w:r>
-              <w:rPr>
-                <w:sz w:val="20"/>
-                <w:lang w:val="ru-RU"/>
-              </w:rPr>
-              <w:t xml:space="preserve"> лобби, </w:t>
-            </w:r>
-            <w:proofErr w:type="spellStart"/>
-            <w:r>
-              <w:rPr>
-                <w:sz w:val="20"/>
-              </w:rPr>
-              <w:t>WebSocket</w:t>
-            </w:r>
-            <w:proofErr w:type="spellEnd"/>
-            <w:r>
-              <w:rPr>
-                <w:sz w:val="20"/>
-                <w:lang w:val="ru-RU"/>
-              </w:rPr>
-              <w:t xml:space="preserve">-сервера </w:t>
-            </w:r>
-            <w:r>
-              <w:rPr>
-                <w:sz w:val="20"/>
-              </w:rPr>
-              <w:t>Ratchet</w:t>
-            </w:r>
-            <w:r>
-              <w:rPr>
-                <w:sz w:val="20"/>
-                <w:lang w:val="ru-RU"/>
-              </w:rPr>
-              <w:t xml:space="preserve">, интеграция </w:t>
-            </w:r>
-            <w:proofErr w:type="spellStart"/>
-            <w:r>
-              <w:rPr>
-                <w:sz w:val="20"/>
-              </w:rPr>
-              <w:t>Groq</w:t>
-            </w:r>
-            <w:proofErr w:type="spellEnd"/>
-            <w:r>
-              <w:rPr>
-                <w:sz w:val="20"/>
-                <w:lang w:val="ru-RU"/>
-              </w:rPr>
-              <w:t xml:space="preserve"> </w:t>
-            </w:r>
-            <w:r>
-              <w:rPr>
-                <w:sz w:val="20"/>
-              </w:rPr>
-              <w:t>API</w:t>
-            </w:r>
-            <w:r>
-              <w:rPr>
-                <w:sz w:val="20"/>
-                <w:lang w:val="ru-RU"/>
-              </w:rPr>
-              <w:t xml:space="preserve"> и основного цикла игры.</w:t>
-            </w:r>
-          </w:p>
-        </w:tc>
-        <w:tc>
-          <w:tcPr>
-            <w:tcW w:w="1152" w:type="dxa"/>
-            <w:shd w:val="clear" w:color="auto" w:fill="F8FAFC"/>
-            <w:tcMar>
-              <w:top w:w="120" w:type="dxa"/>
-              <w:left w:w="150" w:type="dxa"/>
-              <w:bottom w:w="120" w:type="dxa"/>
-              <w:right w:w="150" w:type="dxa"/>
-            </w:tcMar>
-          </w:tcPr>
-          <w:p>
-            <w:pPr>
-              <w:jc w:val="center"/>
-            </w:pPr>
-            <w:r>
-              <w:rPr>
-                <w:sz w:val="20"/>
-              </w:rPr>
-              <w:t xml:space="preserve">8 </w:t>
-            </w:r>
-            <w:proofErr w:type="spellStart"/>
-            <w:r>
-              <w:rPr>
-                <w:sz w:val="20"/>
+                <w:rFonts w:ascii="Times New Roman" w:hAnsi="Times New Roman" w:cs="Times New Roman"/>
+                <w:sz w:val="19"/>
               </w:rPr>
               <w:t>нед</w:t>
             </w:r>
             <w:proofErr w:type="spellEnd"/>
             <w:r>
               <w:rPr>
-                <w:sz w:val="20"/>
+                <w:rFonts w:ascii="Times New Roman" w:hAnsi="Times New Roman" w:cs="Times New Roman"/>
+                <w:sz w:val="19"/>
               </w:rPr>
               <w:t>.</w:t>
             </w:r>
@@ -2456,367 +3098,29 @@
         </w:tc>
         <w:tc>
           <w:tcPr>
-            <w:tcW w:w="2592" w:type="dxa"/>
-            <w:shd w:val="clear" w:color="auto" w:fill="F8FAFC"/>
+            <w:tcW w:w="2448" w:type="dxa"/>
+            <w:shd w:val="clear" w:color="auto" w:fill="F2F4F7"/>
             <w:tcMar>
-              <w:top w:w="120" w:type="dxa"/>
-              <w:left w:w="150" w:type="dxa"/>
-              <w:bottom w:w="120" w:type="dxa"/>
-              <w:right w:w="150" w:type="dxa"/>
+              <w:top w:w="100" w:type="dxa"/>
+              <w:left w:w="120" w:type="dxa"/>
+              <w:bottom w:w="100" w:type="dxa"/>
+              <w:right w:w="120" w:type="dxa"/>
             </w:tcMar>
           </w:tcPr>
           <w:p>
             <w:pPr>
+              <w:spacing w:before="40" w:after="40"/>
               <w:rPr>
-                <w:lang w:val="ru-RU"/>
+                <w:rFonts w:ascii="Times New Roman" w:hAnsi="Times New Roman" w:cs="Times New Roman"/>
               </w:rPr>
             </w:pPr>
             <w:r>
               <w:rPr>
-                <w:sz w:val="20"/>
-                <w:lang w:val="ru-RU"/>
+                <w:rFonts w:ascii="Times New Roman" w:hAnsi="Times New Roman" w:cs="Times New Roman"/>
+                <w:sz w:val="19"/>
               </w:rPr>
-              <w:t xml:space="preserve">Работающая </w:t>
+              <w:t>Руководство LOCAL_LAUNCH_GUIDE.md</w:t>
             </w:r>
-            <w:proofErr w:type="spellStart"/>
-            <w:r>
-              <w:rPr>
-                <w:sz w:val="20"/>
-                <w:lang w:val="ru-RU"/>
-              </w:rPr>
-              <w:t>мультиплеерн</w:t>
-            </w:r>
-            <w:r>
-              <w:rPr>
-                <w:sz w:val="20"/>
-                <w:lang w:val="ru-RU"/>
-              </w:rPr>
-              <w:t>ая</w:t>
-            </w:r>
-            <w:proofErr w:type="spellEnd"/>
-            <w:r>
-              <w:rPr>
-                <w:sz w:val="20"/>
-                <w:lang w:val="ru-RU"/>
-              </w:rPr>
-              <w:t xml:space="preserve"> версия игры (</w:t>
-            </w:r>
-            <w:r>
-              <w:rPr>
-                <w:sz w:val="20"/>
-              </w:rPr>
-              <w:t>MVP</w:t>
-            </w:r>
-            <w:r>
-              <w:rPr>
-                <w:sz w:val="20"/>
-                <w:lang w:val="ru-RU"/>
-              </w:rPr>
-              <w:t>)</w:t>
-            </w:r>
-          </w:p>
-        </w:tc>
-      </w:tr>
-      <w:tr>
-        <w:trPr>
-          <w:trHeight w:val="600"/>
-        </w:trPr>
-        <w:tc>
-          <w:tcPr>
-            <w:tcW w:w="864" w:type="dxa"/>
-            <w:shd w:val="clear" w:color="auto" w:fill="FFFFFF"/>
-            <w:tcMar>
-              <w:top w:w="120" w:type="dxa"/>
-              <w:left w:w="150" w:type="dxa"/>
-              <w:bottom w:w="120" w:type="dxa"/>
-              <w:right w:w="150" w:type="dxa"/>
-            </w:tcMar>
-          </w:tcPr>
-          <w:p>
-            <w:pPr>
-              <w:jc w:val="center"/>
-            </w:pPr>
-            <w:r>
-              <w:rPr>
-                <w:sz w:val="20"/>
-              </w:rPr>
-              <w:t>4</w:t>
-            </w:r>
-          </w:p>
-        </w:tc>
-        <w:tc>
-          <w:tcPr>
-            <w:tcW w:w="1728" w:type="dxa"/>
-            <w:shd w:val="clear" w:color="auto" w:fill="FFFFFF"/>
-            <w:tcMar>
-              <w:top w:w="120" w:type="dxa"/>
-              <w:left w:w="150" w:type="dxa"/>
-              <w:bottom w:w="120" w:type="dxa"/>
-              <w:right w:w="150" w:type="dxa"/>
-            </w:tcMar>
-          </w:tcPr>
-          <w:p>
-            <w:r>
-              <w:rPr>
-                <w:sz w:val="20"/>
-              </w:rPr>
-              <w:t>Тестирование и оптимизация</w:t>
-            </w:r>
-          </w:p>
-        </w:tc>
-        <w:tc>
-          <w:tcPr>
-            <w:tcW w:w="3456" w:type="dxa"/>
-            <w:shd w:val="clear" w:color="auto" w:fill="FFFFFF"/>
-            <w:tcMar>
-              <w:top w:w="120" w:type="dxa"/>
-              <w:left w:w="150" w:type="dxa"/>
-              <w:bottom w:w="120" w:type="dxa"/>
-              <w:right w:w="150" w:type="dxa"/>
-            </w:tcMar>
-          </w:tcPr>
-          <w:p>
-            <w:pPr>
-              <w:rPr>
-                <w:lang w:val="ru-RU"/>
-              </w:rPr>
-            </w:pPr>
-            <w:r>
-              <w:rPr>
-                <w:sz w:val="20"/>
-                <w:lang w:val="ru-RU"/>
-              </w:rPr>
-              <w:t xml:space="preserve">Функциональное и нагрузочное тестирование сокетов, оптимизация </w:t>
-            </w:r>
-            <w:r>
-              <w:rPr>
-                <w:sz w:val="20"/>
-              </w:rPr>
-              <w:t>CSS</w:t>
-            </w:r>
-            <w:r>
-              <w:rPr>
-                <w:sz w:val="20"/>
-                <w:lang w:val="ru-RU"/>
-              </w:rPr>
-              <w:t xml:space="preserve">/шрифтов, устранение </w:t>
-            </w:r>
-            <w:r>
-              <w:rPr>
-                <w:sz w:val="20"/>
-              </w:rPr>
-              <w:t>CLS</w:t>
-            </w:r>
-            <w:r>
-              <w:rPr>
-                <w:sz w:val="20"/>
-                <w:lang w:val="ru-RU"/>
-              </w:rPr>
-              <w:t>, аудит безопасности.</w:t>
-            </w:r>
-          </w:p>
-        </w:tc>
-        <w:tc>
-          <w:tcPr>
-            <w:tcW w:w="1152" w:type="dxa"/>
-            <w:shd w:val="clear" w:color="auto" w:fill="FFFFFF"/>
-            <w:tcMar>
-              <w:top w:w="120" w:type="dxa"/>
-              <w:left w:w="150" w:type="dxa"/>
-              <w:bottom w:w="120" w:type="dxa"/>
-              <w:right w:w="150" w:type="dxa"/>
-            </w:tcMar>
-          </w:tcPr>
-          <w:p>
-            <w:pPr>
-              <w:jc w:val="center"/>
-            </w:pPr>
-            <w:r>
-              <w:rPr>
-                <w:sz w:val="20"/>
-              </w:rPr>
-              <w:t xml:space="preserve">2 </w:t>
-            </w:r>
-            <w:proofErr w:type="spellStart"/>
-            <w:r>
-              <w:rPr>
-                <w:sz w:val="20"/>
-              </w:rPr>
-              <w:t>нед</w:t>
-            </w:r>
-            <w:proofErr w:type="spellEnd"/>
-            <w:r>
-              <w:rPr>
-                <w:sz w:val="20"/>
-              </w:rPr>
-              <w:t>.</w:t>
-            </w:r>
-          </w:p>
-        </w:tc>
-        <w:tc>
-          <w:tcPr>
-            <w:tcW w:w="2592" w:type="dxa"/>
-            <w:shd w:val="clear" w:color="auto" w:fill="FFFFFF"/>
-            <w:tcMar>
-              <w:top w:w="120" w:type="dxa"/>
-              <w:left w:w="150" w:type="dxa"/>
-              <w:bottom w:w="120" w:type="dxa"/>
-              <w:right w:w="150" w:type="dxa"/>
-            </w:tcMar>
-          </w:tcPr>
-          <w:p>
-            <w:pPr>
-              <w:rPr>
-                <w:lang w:val="ru-RU"/>
-              </w:rPr>
-            </w:pPr>
-            <w:r>
-              <w:rPr>
-                <w:sz w:val="20"/>
-                <w:lang w:val="ru-RU"/>
-              </w:rPr>
-              <w:t>Отчет о тестировании, устраненные баги, оптимизированный код</w:t>
-            </w:r>
-          </w:p>
-        </w:tc>
-      </w:tr>
-      <w:tr>
-        <w:trPr>
-          <w:trHeight w:val="600"/>
-        </w:trPr>
-        <w:tc>
-          <w:tcPr>
-            <w:tcW w:w="864" w:type="dxa"/>
-            <w:shd w:val="clear" w:color="auto" w:fill="F8FAFC"/>
-            <w:tcMar>
-              <w:top w:w="120" w:type="dxa"/>
-              <w:left w:w="150" w:type="dxa"/>
-              <w:bottom w:w="120" w:type="dxa"/>
-              <w:right w:w="150" w:type="dxa"/>
-            </w:tcMar>
-          </w:tcPr>
-          <w:p>
-            <w:pPr>
-              <w:jc w:val="center"/>
-            </w:pPr>
-            <w:r>
-              <w:rPr>
-                <w:sz w:val="20"/>
-              </w:rPr>
-              <w:t>5</w:t>
-            </w:r>
-          </w:p>
-        </w:tc>
-        <w:tc>
-          <w:tcPr>
-            <w:tcW w:w="1728" w:type="dxa"/>
-            <w:shd w:val="clear" w:color="auto" w:fill="F8FAFC"/>
-            <w:tcMar>
-              <w:top w:w="120" w:type="dxa"/>
-              <w:left w:w="150" w:type="dxa"/>
-              <w:bottom w:w="120" w:type="dxa"/>
-              <w:right w:w="150" w:type="dxa"/>
-            </w:tcMar>
-          </w:tcPr>
-          <w:p>
-            <w:r>
-              <w:rPr>
-                <w:sz w:val="20"/>
-              </w:rPr>
-              <w:t>Внедрение и поддержка</w:t>
-            </w:r>
-          </w:p>
-        </w:tc>
-        <w:tc>
-          <w:tcPr>
-            <w:tcW w:w="3456" w:type="dxa"/>
-            <w:shd w:val="clear" w:color="auto" w:fill="F8FAFC"/>
-            <w:tcMar>
-              <w:top w:w="120" w:type="dxa"/>
-              <w:left w:w="150" w:type="dxa"/>
-              <w:bottom w:w="120" w:type="dxa"/>
-              <w:right w:w="150" w:type="dxa"/>
-            </w:tcMar>
-          </w:tcPr>
-          <w:p>
-            <w:r>
-              <w:rPr>
-                <w:sz w:val="20"/>
-              </w:rPr>
-              <w:t>Настройка веб-сервера Nginx на VPS, создание systemd службы, настройка SSL, sitemap.xml и robots.txt.</w:t>
-            </w:r>
-          </w:p>
-        </w:tc>
-        <w:tc>
-          <w:tcPr>
-            <w:tcW w:w="1152" w:type="dxa"/>
-            <w:shd w:val="clear" w:color="auto" w:fill="F8FAFC"/>
-            <w:tcMar>
-              <w:top w:w="120" w:type="dxa"/>
-              <w:left w:w="150" w:type="dxa"/>
-              <w:bottom w:w="120" w:type="dxa"/>
-              <w:right w:w="150" w:type="dxa"/>
-            </w:tcMar>
-          </w:tcPr>
-          <w:p>
-            <w:pPr>
-              <w:jc w:val="center"/>
-            </w:pPr>
-            <w:r>
-              <w:rPr>
-                <w:sz w:val="20"/>
-              </w:rPr>
-              <w:t>1 нед.</w:t>
-            </w:r>
-          </w:p>
-        </w:tc>
-        <w:tc>
-          <w:tcPr>
-            <w:tcW w:w="2592" w:type="dxa"/>
-            <w:shd w:val="clear" w:color="auto" w:fill="F8FAFC"/>
-            <w:tcMar>
-              <w:top w:w="120" w:type="dxa"/>
-              <w:left w:w="150" w:type="dxa"/>
-              <w:bottom w:w="120" w:type="dxa"/>
-              <w:right w:w="150" w:type="dxa"/>
-            </w:tcMar>
-          </w:tcPr>
-          <w:p>
-            <w:pPr>
-              <w:rPr>
-                <w:lang w:val="ru-RU"/>
-              </w:rPr>
-            </w:pPr>
-            <w:r>
-              <w:rPr>
-                <w:sz w:val="20"/>
-                <w:lang w:val="ru-RU"/>
-              </w:rPr>
-              <w:t xml:space="preserve">Продукт запущен в эксплуатацию на домене </w:t>
-            </w:r>
-            <w:proofErr w:type="spellStart"/>
-            <w:r>
-              <w:rPr>
-                <w:sz w:val="20"/>
-              </w:rPr>
-              <w:t>quete</w:t>
-            </w:r>
-            <w:proofErr w:type="spellEnd"/>
-            <w:r>
-              <w:rPr>
-                <w:sz w:val="20"/>
-                <w:lang w:val="ru-RU"/>
-              </w:rPr>
-              <w:t>.</w:t>
-            </w:r>
-            <w:proofErr w:type="spellStart"/>
-            <w:r>
-              <w:rPr>
-                <w:sz w:val="20"/>
-              </w:rPr>
-              <w:t>ru</w:t>
-            </w:r>
-            <w:proofErr w:type="spellEnd"/>
           </w:p>
         </w:tc>
       </w:tr>
@@ -2824,15 +3128,13 @@
     <w:p>
       <w:pPr>
         <w:rPr>
-          <w:lang w:val="ru-RU"/>
+          <w:rFonts w:ascii="Times New Roman" w:hAnsi="Times New Roman" w:cs="Times New Roman"/>
         </w:rPr>
       </w:pPr>
-      <w:bookmarkStart w:id="0" w:name="_GoBack"/>
-      <w:bookmarkEnd w:id="0"/>
     </w:p>
     <w:sectPr>
       <w:pgSz w:w="12240" w:h="15840"/>
-      <w:pgMar w:top="1152" w:right="1152" w:bottom="1152" w:left="1152" w:header="720" w:footer="720" w:gutter="0"/>
+      <w:pgMar w:top="1440" w:right="1440" w:bottom="1440" w:left="1440" w:header="720" w:footer="720" w:gutter="0"/>
       <w:cols w:space="720"/>
       <w:docGrid w:linePitch="360"/>
     </w:sectPr>
@@ -3430,7 +3732,7 @@
     <w:rsid w:val="00FC693F"/>
     <w:rPr>
       <w:rFonts w:ascii="Arial" w:hAnsi="Arial"/>
-      <w:color w:val="1E293B"/>
+      <w:color w:val="2C3E50"/>
     </w:rPr>
   </w:style>
   <w:style w:type="paragraph" w:styleId="1">
@@ -14750,7 +15052,7 @@
 </file>
 
 <file path=customXml/itemProps1.xml><?xml version="1.0" encoding="utf-8"?>
-<ds:datastoreItem xmlns:ds="http://schemas.openxmlformats.org/officeDocument/2006/customXml" ds:itemID="{41CEAF2B-66FC-4F27-BB01-E451ADA2005A}">
+<ds:datastoreItem xmlns:ds="http://schemas.openxmlformats.org/officeDocument/2006/customXml" ds:itemID="{65ABDDC6-DA46-4470-BC6C-E4B95FEC431D}">
   <ds:schemaRefs>
     <ds:schemaRef ds:uri="http://schemas.openxmlformats.org/officeDocument/2006/bibliography"/>
   </ds:schemaRefs>
